--- a/W7 - Sequelize Basics Models & Relationships.docx
+++ b/W7 - Sequelize Basics Models & Relationships.docx
@@ -1,6 +1,6 @@
 
 <file path=word/document.xml><?xml version="1.0" encoding="utf-8"?>
-<w:document xmlns:wpc="http://schemas.microsoft.com/office/word/2010/wordprocessingCanvas" xmlns:cx="http://schemas.microsoft.com/office/drawing/2014/chartex" xmlns:cx1="http://schemas.microsoft.com/office/drawing/2015/9/8/chartex" xmlns:cx2="http://schemas.microsoft.com/office/drawing/2015/10/21/chartex" xmlns:cx3="http://schemas.microsoft.com/office/drawing/2016/5/9/chartex" xmlns:cx4="http://schemas.microsoft.com/office/drawing/2016/5/10/chartex" xmlns:cx5="http://schemas.microsoft.com/office/drawing/2016/5/11/chartex" xmlns:cx6="http://schemas.microsoft.com/office/drawing/2016/5/12/chartex" xmlns:cx7="http://schemas.microsoft.com/office/drawing/2016/5/13/chartex" xmlns:cx8="http://schemas.microsoft.com/office/drawing/2016/5/14/chartex" xmlns:mc="http://schemas.openxmlformats.org/markup-compatibility/2006" xmlns:aink="http://schemas.microsoft.com/office/drawing/2016/ink" xmlns:am3d="http://schemas.microsoft.com/office/drawing/2017/model3d" xmlns:o="urn:schemas-microsoft-com:office:office" xmlns:oel="http://schemas.microsoft.com/office/2019/extlst" xmlns:r="http://schemas.openxmlformats.org/officeDocument/2006/relationships" xmlns:m="http://schemas.openxmlformats.org/officeDocument/2006/math" xmlns:v="urn:schemas-microsoft-com:vml" xmlns:wp14="http://schemas.microsoft.com/office/word/2010/wordprocessingDrawing" xmlns:wp="http://schemas.openxmlformats.org/drawingml/2006/wordprocessingDrawing" xmlns:w10="urn:schemas-microsoft-com:office:word" xmlns:w="http://schemas.openxmlformats.org/wordprocessingml/2006/main" xmlns:w14="http://schemas.microsoft.com/office/word/2010/wordml" xmlns:w15="http://schemas.microsoft.com/office/word/2012/wordml" xmlns:w16cex="http://schemas.microsoft.com/office/word/2018/wordml/cex" xmlns:w16cid="http://schemas.microsoft.com/office/word/2016/wordml/cid" xmlns:w16="http://schemas.microsoft.com/office/word/2018/wordml" xmlns:w16du="http://schemas.microsoft.com/office/word/2023/wordml/word16du" xmlns:w16sdtdh="http://schemas.microsoft.com/office/word/2020/wordml/sdtdatahash" xmlns:w16sdtfl="http://schemas.microsoft.com/office/word/2024/wordml/sdtformatlock" xmlns:w16se="http://schemas.microsoft.com/office/word/2015/wordml/symex" xmlns:wpg="http://schemas.microsoft.com/office/word/2010/wordprocessingGroup" xmlns:wpi="http://schemas.microsoft.com/office/word/2010/wordprocessingInk" xmlns:wne="http://schemas.microsoft.com/office/word/2006/wordml" xmlns:wps="http://schemas.microsoft.com/office/word/2010/wordprocessingShape" xmlns:a="http://schemas.openxmlformats.org/drawingml/2006/main" xmlns:pic="http://schemas.openxmlformats.org/drawingml/2006/picture" xmlns:a14="http://schemas.microsoft.com/office/drawing/2010/main" mc:Ignorable="w14 w15 w16se w16cid w16 w16cex w16sdtdh w16sdtfl w16du wp14">
+<w:document xmlns:wpc="http://schemas.microsoft.com/office/word/2010/wordprocessingCanvas" xmlns:cx="http://schemas.microsoft.com/office/drawing/2014/chartex" xmlns:cx1="http://schemas.microsoft.com/office/drawing/2015/9/8/chartex" xmlns:cx2="http://schemas.microsoft.com/office/drawing/2015/10/21/chartex" xmlns:cx3="http://schemas.microsoft.com/office/drawing/2016/5/9/chartex" xmlns:cx4="http://schemas.microsoft.com/office/drawing/2016/5/10/chartex" xmlns:cx5="http://schemas.microsoft.com/office/drawing/2016/5/11/chartex" xmlns:cx6="http://schemas.microsoft.com/office/drawing/2016/5/12/chartex" xmlns:cx7="http://schemas.microsoft.com/office/drawing/2016/5/13/chartex" xmlns:cx8="http://schemas.microsoft.com/office/drawing/2016/5/14/chartex" xmlns:mc="http://schemas.openxmlformats.org/markup-compatibility/2006" xmlns:aink="http://schemas.microsoft.com/office/drawing/2016/ink" xmlns:am3d="http://schemas.microsoft.com/office/drawing/2017/model3d" xmlns:o="urn:schemas-microsoft-com:office:office" xmlns:oel="http://schemas.microsoft.com/office/2019/extlst" xmlns:r="http://schemas.openxmlformats.org/officeDocument/2006/relationships" xmlns:m="http://schemas.openxmlformats.org/officeDocument/2006/math" xmlns:v="urn:schemas-microsoft-com:vml" xmlns:wp14="http://schemas.microsoft.com/office/word/2010/wordprocessingDrawing" xmlns:wp="http://schemas.openxmlformats.org/drawingml/2006/wordprocessingDrawing" xmlns:w10="urn:schemas-microsoft-com:office:word" xmlns:w="http://schemas.openxmlformats.org/wordprocessingml/2006/main" xmlns:w14="http://schemas.microsoft.com/office/word/2010/wordml" xmlns:w15="http://schemas.microsoft.com/office/word/2012/wordml" xmlns:w16cex="http://schemas.microsoft.com/office/word/2018/wordml/cex" xmlns:w16cid="http://schemas.microsoft.com/office/word/2016/wordml/cid" xmlns:w16="http://schemas.microsoft.com/office/word/2018/wordml" xmlns:w16du="http://schemas.microsoft.com/office/word/2023/wordml/word16du" xmlns:w16sdtdh="http://schemas.microsoft.com/office/word/2020/wordml/sdtdatahash" xmlns:w16sdtfl="http://schemas.microsoft.com/office/word/2024/wordml/sdtformatlock" xmlns:w16se="http://schemas.microsoft.com/office/word/2015/wordml/symex" xmlns:wpg="http://schemas.microsoft.com/office/word/2010/wordprocessingGroup" xmlns:wpi="http://schemas.microsoft.com/office/word/2010/wordprocessingInk" xmlns:wne="http://schemas.microsoft.com/office/word/2006/wordml" xmlns:wps="http://schemas.microsoft.com/office/word/2010/wordprocessingShape" mc:Ignorable="w14 w15 w16se w16cid w16 w16cex w16sdtdh w16sdtfl w16du wp14">
   <w:body>
     <w:p>
       <w:pPr>
@@ -28,26 +28,28 @@
         <w:t xml:space="preserve"> PRACTICE</w:t>
       </w:r>
     </w:p>
-    <w:p w14:noSpellErr="1">
+    <w:p>
       <w:pPr>
         <w:jc w:val="center"/>
       </w:pPr>
-      <w:bookmarkStart w:name="_heading=h.30j0zll" w:id="0"/>
+      <w:bookmarkStart w:id="0" w:name="_heading=h.30j0zll"/>
       <w:bookmarkEnd w:id="0"/>
-      <w:r>
-        <w:rPr>
-          <w:i w:val="1"/>
-          <w:iCs w:val="1"/>
+      <w:proofErr w:type="spellStart"/>
+      <w:r>
+        <w:rPr>
+          <w:i/>
+          <w:iCs/>
           <w:sz w:val="44"/>
           <w:szCs w:val="44"/>
           <w:lang w:val="en-US"/>
         </w:rPr>
         <w:t>Sequelize</w:t>
       </w:r>
-      <w:r>
-        <w:rPr>
-          <w:i w:val="1"/>
-          <w:iCs w:val="1"/>
+      <w:proofErr w:type="spellEnd"/>
+      <w:r>
+        <w:rPr>
+          <w:i/>
+          <w:iCs/>
           <w:sz w:val="44"/>
           <w:szCs w:val="44"/>
           <w:lang w:val="en-US"/>
@@ -56,8 +58,8 @@
       </w:r>
       <w:r>
         <w:rPr>
-          <w:i w:val="1"/>
-          <w:iCs w:val="1"/>
+          <w:i/>
+          <w:iCs/>
           <w:sz w:val="44"/>
           <w:szCs w:val="44"/>
           <w:lang w:val="en-US"/>
@@ -123,21 +125,22 @@
         <w:t>At the end of his practice, you should be able to…</w:t>
       </w:r>
     </w:p>
-    <w:p w14:noSpellErr="1">
+    <w:p>
       <w:pPr>
         <w:pStyle w:val="ListParagraph"/>
         <w:numPr>
           <w:ilvl w:val="0"/>
           <w:numId w:val="37"/>
         </w:numPr>
-        <w:rPr/>
-      </w:pPr>
+      </w:pPr>
+      <w:proofErr w:type="spellStart"/>
       <w:r>
         <w:rPr>
           <w:lang w:val="en-US"/>
         </w:rPr>
         <w:t>Sequelize</w:t>
       </w:r>
+      <w:proofErr w:type="spellEnd"/>
       <w:r>
         <w:rPr>
           <w:lang w:val="en-US"/>
@@ -306,18 +309,18 @@
         <w:t xml:space="preserve"> assignment</w:t>
       </w:r>
     </w:p>
-    <w:p w14:noSpellErr="1">
+    <w:p>
       <w:pPr>
         <w:numPr>
           <w:ilvl w:val="0"/>
           <w:numId w:val="1"/>
         </w:numPr>
         <w:pBdr>
-          <w:top w:val="nil" w:color="000000" w:sz="0" w:space="0"/>
-          <w:left w:val="nil" w:color="000000" w:sz="0" w:space="0"/>
-          <w:bottom w:val="nil" w:color="000000" w:sz="0" w:space="0"/>
-          <w:right w:val="nil" w:color="000000" w:sz="0" w:space="0"/>
-          <w:between w:val="nil" w:color="000000" w:sz="0" w:space="0"/>
+          <w:top w:val="nil"/>
+          <w:left w:val="nil"/>
+          <w:bottom w:val="nil"/>
+          <w:right w:val="nil"/>
+          <w:between w:val="nil"/>
         </w:pBdr>
         <w:rPr>
           <w:color w:val="000000"/>
@@ -326,24 +329,26 @@
       </w:pPr>
       <w:r>
         <w:rPr>
-          <w:color w:val="000000" w:themeColor="text1" w:themeTint="FF" w:themeShade="FF"/>
+          <w:color w:val="000000" w:themeColor="text1"/>
           <w:lang w:val="en-US"/>
         </w:rPr>
         <w:t xml:space="preserve">Run </w:t>
       </w:r>
-      <w:r>
-        <w:rPr>
-          <w:rFonts w:ascii="Consolas" w:hAnsi="Consolas" w:eastAsia="Consolas" w:cs="Consolas"/>
-          <w:color w:val="000000" w:themeColor="text1" w:themeTint="FF" w:themeShade="FF"/>
+      <w:proofErr w:type="spellStart"/>
+      <w:r>
+        <w:rPr>
+          <w:rFonts w:ascii="Consolas" w:eastAsia="Consolas" w:hAnsi="Consolas" w:cs="Consolas"/>
+          <w:color w:val="000000" w:themeColor="text1"/>
           <w:highlight w:val="lightGray"/>
           <w:lang w:val="en-US"/>
         </w:rPr>
         <w:t>npm</w:t>
       </w:r>
-      <w:r>
-        <w:rPr>
-          <w:rFonts w:ascii="Consolas" w:hAnsi="Consolas" w:eastAsia="Consolas" w:cs="Consolas"/>
-          <w:color w:val="000000" w:themeColor="text1" w:themeTint="FF" w:themeShade="FF"/>
+      <w:proofErr w:type="spellEnd"/>
+      <w:r>
+        <w:rPr>
+          <w:rFonts w:ascii="Consolas" w:eastAsia="Consolas" w:hAnsi="Consolas" w:cs="Consolas"/>
+          <w:color w:val="000000" w:themeColor="text1"/>
           <w:highlight w:val="lightGray"/>
           <w:lang w:val="en-US"/>
         </w:rPr>
@@ -351,32 +356,32 @@
       </w:r>
       <w:r>
         <w:rPr>
-          <w:rFonts w:ascii="Consolas" w:hAnsi="Consolas" w:eastAsia="Consolas" w:cs="Consolas"/>
-          <w:color w:val="000000" w:themeColor="text1" w:themeTint="FF" w:themeShade="FF"/>
+          <w:rFonts w:ascii="Consolas" w:eastAsia="Consolas" w:hAnsi="Consolas" w:cs="Consolas"/>
+          <w:color w:val="000000" w:themeColor="text1"/>
           <w:lang w:val="en-US"/>
         </w:rPr>
         <w:t xml:space="preserve"> </w:t>
       </w:r>
       <w:r>
         <w:rPr>
-          <w:color w:val="000000" w:themeColor="text1" w:themeTint="FF" w:themeShade="FF"/>
+          <w:color w:val="000000" w:themeColor="text1"/>
           <w:lang w:val="en-US"/>
         </w:rPr>
         <w:t>on both front and back projects</w:t>
       </w:r>
     </w:p>
-    <w:p w14:noSpellErr="1">
+    <w:p>
       <w:pPr>
         <w:numPr>
           <w:ilvl w:val="0"/>
           <w:numId w:val="1"/>
         </w:numPr>
         <w:pBdr>
-          <w:top w:val="nil" w:color="000000" w:sz="0" w:space="0"/>
-          <w:left w:val="nil" w:color="000000" w:sz="0" w:space="0"/>
-          <w:bottom w:val="nil" w:color="000000" w:sz="0" w:space="0"/>
-          <w:right w:val="nil" w:color="000000" w:sz="0" w:space="0"/>
-          <w:between w:val="nil" w:color="000000" w:sz="0" w:space="0"/>
+          <w:top w:val="nil"/>
+          <w:left w:val="nil"/>
+          <w:bottom w:val="nil"/>
+          <w:right w:val="nil"/>
+          <w:between w:val="nil"/>
         </w:pBdr>
         <w:rPr>
           <w:color w:val="000000"/>
@@ -385,24 +390,26 @@
       </w:pPr>
       <w:r>
         <w:rPr>
-          <w:color w:val="000000" w:themeColor="text1" w:themeTint="FF" w:themeShade="FF"/>
+          <w:color w:val="000000" w:themeColor="text1"/>
           <w:lang w:val="en-US"/>
         </w:rPr>
         <w:t xml:space="preserve">Run  </w:t>
       </w:r>
-      <w:r>
-        <w:rPr>
-          <w:rFonts w:ascii="Consolas" w:hAnsi="Consolas" w:eastAsia="Consolas" w:cs="Consolas"/>
-          <w:color w:val="000000" w:themeColor="text1" w:themeTint="FF" w:themeShade="FF"/>
+      <w:proofErr w:type="spellStart"/>
+      <w:r>
+        <w:rPr>
+          <w:rFonts w:ascii="Consolas" w:eastAsia="Consolas" w:hAnsi="Consolas" w:cs="Consolas"/>
+          <w:color w:val="000000" w:themeColor="text1"/>
           <w:highlight w:val="darkGray"/>
           <w:lang w:val="en-US"/>
         </w:rPr>
         <w:t>npm</w:t>
       </w:r>
-      <w:r>
-        <w:rPr>
-          <w:rFonts w:ascii="Consolas" w:hAnsi="Consolas" w:eastAsia="Consolas" w:cs="Consolas"/>
-          <w:color w:val="000000" w:themeColor="text1" w:themeTint="FF" w:themeShade="FF"/>
+      <w:proofErr w:type="spellEnd"/>
+      <w:r>
+        <w:rPr>
+          <w:rFonts w:ascii="Consolas" w:eastAsia="Consolas" w:hAnsi="Consolas" w:cs="Consolas"/>
+          <w:color w:val="000000" w:themeColor="text1"/>
           <w:highlight w:val="darkGray"/>
           <w:lang w:val="en-US"/>
         </w:rPr>
@@ -410,45 +417,48 @@
       </w:r>
       <w:r>
         <w:rPr>
-          <w:rFonts w:ascii="Consolas" w:hAnsi="Consolas" w:eastAsia="Consolas" w:cs="Consolas"/>
-          <w:color w:val="000000" w:themeColor="text1" w:themeTint="FF" w:themeShade="FF"/>
+          <w:rFonts w:ascii="Consolas" w:eastAsia="Consolas" w:hAnsi="Consolas" w:cs="Consolas"/>
+          <w:color w:val="000000" w:themeColor="text1"/>
           <w:lang w:val="en-US"/>
         </w:rPr>
         <w:t xml:space="preserve"> </w:t>
       </w:r>
       <w:r>
         <w:rPr>
-          <w:color w:val="000000" w:themeColor="text1" w:themeTint="FF" w:themeShade="FF"/>
+          <w:color w:val="000000" w:themeColor="text1"/>
           <w:lang w:val="en-US"/>
         </w:rPr>
         <w:t>on both front and back projects to run the client and the server</w:t>
       </w:r>
     </w:p>
-    <w:p w14:noSpellErr="1">
+    <w:p>
       <w:pPr>
         <w:pStyle w:val="Heading2"/>
         <w:rPr>
-          <w:i w:val="1"/>
-          <w:iCs w:val="1"/>
-          <w:lang w:val="en-US"/>
-        </w:rPr>
-      </w:pPr>
-      <w:r>
+          <w:i/>
+          <w:iCs/>
+          <w:lang w:val="en-US"/>
+        </w:rPr>
+      </w:pPr>
+      <w:r>
+        <w:rPr>
+          <w:noProof/>
+        </w:rPr>
         <w:drawing>
-          <wp:inline wp14:editId="3619AD57" wp14:anchorId="7B7A77C4">
+          <wp:inline distT="0" distB="0" distL="0" distR="0" wp14:anchorId="7B7A77C4" wp14:editId="3619AD57">
             <wp:extent cx="245109" cy="245109"/>
             <wp:effectExtent l="0" t="0" r="0" b="0"/>
             <wp:docPr id="2" name="image1.png"/>
             <wp:cNvGraphicFramePr/>
-            <a:graphic>
-              <a:graphicData xmlns:a="http://schemas.openxmlformats.org/drawingml/2006/main" uri="http://schemas.openxmlformats.org/drawingml/2006/picture">
+            <a:graphic xmlns:a="http://schemas.openxmlformats.org/drawingml/2006/main">
+              <a:graphicData uri="http://schemas.openxmlformats.org/drawingml/2006/picture">
                 <pic:pic xmlns:pic="http://schemas.openxmlformats.org/drawingml/2006/picture">
                   <pic:nvPicPr>
                     <pic:cNvPr id="0" name="image1.png"/>
                     <pic:cNvPicPr preferRelativeResize="0"/>
                   </pic:nvPicPr>
                   <pic:blipFill>
-                    <a:blip xmlns:r="http://schemas.openxmlformats.org/officeDocument/2006/relationships" r:embed="rId11"/>
+                    <a:blip r:embed="rId11"/>
                     <a:srcRect/>
                     <a:stretch>
                       <a:fillRect/>
@@ -472,43 +482,11 @@
       </w:r>
       <w:r>
         <w:rPr>
-          <w:i w:val="1"/>
-          <w:iCs w:val="1"/>
-          <w:lang w:val="en-US"/>
-        </w:rPr>
-        <w:t xml:space="preserve">How </w:t>
-      </w:r>
-      <w:r>
-        <w:rPr>
-          <w:i w:val="1"/>
-          <w:iCs w:val="1"/>
-          <w:lang w:val="en-US"/>
-        </w:rPr>
-        <w:t>to</w:t>
-      </w:r>
-      <w:r>
-        <w:rPr>
-          <w:i w:val="1"/>
-          <w:iCs w:val="1"/>
-          <w:lang w:val="en-US"/>
-        </w:rPr>
-        <w:t xml:space="preserve"> </w:t>
-      </w:r>
-      <w:r>
-        <w:rPr>
-          <w:i w:val="1"/>
-          <w:iCs w:val="1"/>
-          <w:lang w:val="en-US"/>
-        </w:rPr>
-        <w:t>submit</w:t>
-      </w:r>
-      <w:r>
-        <w:rPr>
-          <w:i w:val="1"/>
-          <w:iCs w:val="1"/>
-          <w:lang w:val="en-US"/>
-        </w:rPr>
-        <w:t>?</w:t>
+          <w:i/>
+          <w:iCs/>
+          <w:lang w:val="en-US"/>
+        </w:rPr>
+        <w:t>How to submit?</w:t>
       </w:r>
     </w:p>
     <w:p>
@@ -650,7 +628,7 @@
           <w:lang w:val="en-US"/>
         </w:rPr>
       </w:pPr>
-      <w:hyperlink w:history="1" r:id="rId13">
+      <w:hyperlink r:id="rId13" w:history="1">
         <w:r>
           <w:rPr>
             <w:rStyle w:val="Hyperlink"/>
@@ -696,7 +674,7 @@
           <w:lang w:val="en-US"/>
         </w:rPr>
       </w:pPr>
-      <w:hyperlink w:history="1" r:id="rId14">
+      <w:hyperlink r:id="rId14" w:history="1">
         <w:r>
           <w:rPr>
             <w:rStyle w:val="Hyperlink"/>
@@ -742,7 +720,7 @@
           <w:lang w:val="en-US"/>
         </w:rPr>
       </w:pPr>
-      <w:hyperlink w:history="1" r:id="rId15">
+      <w:hyperlink r:id="rId15" w:history="1">
         <w:r>
           <w:rPr>
             <w:rStyle w:val="Hyperlink"/>
@@ -762,7 +740,7 @@
           <w:lang w:val="en-US"/>
         </w:rPr>
       </w:pPr>
-      <w:hyperlink w:history="1" r:id="rId16">
+      <w:hyperlink r:id="rId16" w:history="1">
         <w:r>
           <w:rPr>
             <w:rStyle w:val="Hyperlink"/>
@@ -782,7 +760,7 @@
           <w:lang w:val="en-US"/>
         </w:rPr>
       </w:pPr>
-      <w:hyperlink w:history="1" r:id="rId17">
+      <w:hyperlink r:id="rId17" w:history="1">
         <w:r>
           <w:rPr>
             <w:rStyle w:val="Hyperlink"/>
@@ -839,55 +817,27 @@
         <w:t xml:space="preserve"> broken codes</w:t>
       </w:r>
     </w:p>
-    <w:p w14:noSpellErr="1">
-      <w:r>
-        <w:rPr>
-          <w:lang w:val="en-US"/>
-        </w:rPr>
-        <w:t xml:space="preserve">Your goal on </w:t>
-      </w:r>
-      <w:r>
-        <w:rPr>
-          <w:lang w:val="en-US"/>
-        </w:rPr>
-        <w:t>the bellow</w:t>
-      </w:r>
-      <w:r>
-        <w:rPr>
-          <w:lang w:val="en-US"/>
-        </w:rPr>
-        <w:t xml:space="preserve"> </w:t>
-      </w:r>
-      <w:r>
-        <w:rPr>
-          <w:lang w:val="en-US"/>
-        </w:rPr>
-        <w:t>questions</w:t>
-      </w:r>
-      <w:r>
-        <w:rPr>
-          <w:lang w:val="en-US"/>
-        </w:rPr>
-        <w:t xml:space="preserve"> is to d</w:t>
-      </w:r>
-      <w:r>
-        <w:rPr>
-          <w:lang w:val="en-US"/>
-        </w:rPr>
-        <w:t xml:space="preserve">iagnose common </w:t>
-      </w:r>
-      <w:r>
-        <w:rPr>
-          <w:b w:val="1"/>
-          <w:bCs w:val="1"/>
+    <w:p>
+      <w:r>
+        <w:rPr>
+          <w:lang w:val="en-US"/>
+        </w:rPr>
+        <w:t xml:space="preserve">Your goal on the bellow questions is to diagnose common </w:t>
+      </w:r>
+      <w:proofErr w:type="spellStart"/>
+      <w:r>
+        <w:rPr>
+          <w:b/>
+          <w:bCs/>
           <w:lang w:val="en-US"/>
         </w:rPr>
         <w:t>Sequelize</w:t>
       </w:r>
-      <w:r>
-        <w:rPr>
-          <w:b w:val="1"/>
-          <w:bCs w:val="1"/>
+      <w:proofErr w:type="spellEnd"/>
+      <w:r>
+        <w:rPr>
+          <w:b/>
+          <w:bCs/>
           <w:lang w:val="en-US"/>
         </w:rPr>
         <w:t xml:space="preserve"> relationship mistakes</w:t>
@@ -953,23 +903,19 @@
           <w:lang w:val="en-US"/>
         </w:rPr>
       </w:pPr>
+      <w:proofErr w:type="spellStart"/>
       <w:r>
         <w:rPr>
           <w:lang w:val="en-US"/>
         </w:rPr>
         <w:t>User.hasOne</w:t>
       </w:r>
-      <w:r>
-        <w:rPr>
-          <w:lang w:val="en-US"/>
-        </w:rPr>
-        <w:t>(Profile</w:t>
-      </w:r>
-      <w:r>
-        <w:rPr>
-          <w:lang w:val="en-US"/>
-        </w:rPr>
-        <w:t>);</w:t>
+      <w:proofErr w:type="spellEnd"/>
+      <w:r>
+        <w:rPr>
+          <w:lang w:val="en-US"/>
+        </w:rPr>
+        <w:t>(Profile);</w:t>
       </w:r>
     </w:p>
     <w:p>
@@ -985,23 +931,19 @@
         </w:rPr>
         <w:t xml:space="preserve">await </w:t>
       </w:r>
+      <w:proofErr w:type="spellStart"/>
       <w:r>
         <w:rPr>
           <w:lang w:val="en-US"/>
         </w:rPr>
         <w:t>sequelize.sync</w:t>
       </w:r>
-      <w:r>
-        <w:rPr>
-          <w:lang w:val="en-US"/>
-        </w:rPr>
-        <w:t>(</w:t>
-      </w:r>
-      <w:r>
-        <w:rPr>
-          <w:lang w:val="en-US"/>
-        </w:rPr>
-        <w:t>);</w:t>
+      <w:proofErr w:type="spellEnd"/>
+      <w:r>
+        <w:rPr>
+          <w:lang w:val="en-US"/>
+        </w:rPr>
+        <w:t>();</w:t>
       </w:r>
     </w:p>
     <w:p>
@@ -1022,53 +964,19 @@
         </w:rPr>
         <w:t xml:space="preserve">const profile = await </w:t>
       </w:r>
-      <w:r>
-        <w:rPr>
-          <w:lang w:val="en-US"/>
-        </w:rPr>
-        <w:t>Profile.</w:t>
-      </w:r>
-      <w:r>
-        <w:rPr>
-          <w:lang w:val="en-US"/>
-        </w:rPr>
-        <w:t>create</w:t>
-      </w:r>
-      <w:r>
-        <w:rPr>
-          <w:lang w:val="en-US"/>
-        </w:rPr>
-        <w:t xml:space="preserve">({ </w:t>
-      </w:r>
-      <w:r>
-        <w:rPr>
-          <w:lang w:val="en-US"/>
-        </w:rPr>
-        <w:t>bio</w:t>
-      </w:r>
-      <w:r>
-        <w:rPr>
-          <w:lang w:val="en-US"/>
-        </w:rPr>
-        <w:t>: '</w:t>
-      </w:r>
-      <w:r>
-        <w:rPr>
-          <w:lang w:val="en-US"/>
-        </w:rPr>
-        <w:t>Test</w:t>
-      </w:r>
-      <w:r>
-        <w:rPr>
-          <w:lang w:val="en-US"/>
-        </w:rPr>
-        <w:t>' }</w:t>
-      </w:r>
-      <w:r>
-        <w:rPr>
-          <w:lang w:val="en-US"/>
-        </w:rPr>
-        <w:t>);</w:t>
+      <w:proofErr w:type="spellStart"/>
+      <w:r>
+        <w:rPr>
+          <w:lang w:val="en-US"/>
+        </w:rPr>
+        <w:t>Profile.create</w:t>
+      </w:r>
+      <w:proofErr w:type="spellEnd"/>
+      <w:r>
+        <w:rPr>
+          <w:lang w:val="en-US"/>
+        </w:rPr>
+        <w:t>({ bio: 'Test' });</w:t>
       </w:r>
     </w:p>
     <w:p>
@@ -1084,57 +992,23 @@
         </w:rPr>
         <w:t xml:space="preserve">const user = await </w:t>
       </w:r>
-      <w:r>
-        <w:rPr>
-          <w:lang w:val="en-US"/>
-        </w:rPr>
-        <w:t>profile.</w:t>
-      </w:r>
-      <w:r>
-        <w:rPr>
-          <w:lang w:val="en-US"/>
-        </w:rPr>
-        <w:t>createUser</w:t>
-      </w:r>
-      <w:r>
-        <w:rPr>
-          <w:lang w:val="en-US"/>
-        </w:rPr>
-        <w:t xml:space="preserve">({ </w:t>
-      </w:r>
-      <w:r>
-        <w:rPr>
-          <w:lang w:val="en-US"/>
-        </w:rPr>
-        <w:t>username</w:t>
-      </w:r>
-      <w:r>
-        <w:rPr>
-          <w:lang w:val="en-US"/>
-        </w:rPr>
-        <w:t>: '</w:t>
-      </w:r>
-      <w:r>
-        <w:rPr>
-          <w:lang w:val="en-US"/>
-        </w:rPr>
-        <w:t>joe</w:t>
-      </w:r>
-      <w:r>
-        <w:rPr>
-          <w:lang w:val="en-US"/>
-        </w:rPr>
-        <w:t>' }</w:t>
-      </w:r>
-      <w:r>
-        <w:rPr>
-          <w:lang w:val="en-US"/>
-        </w:rPr>
-        <w:t>);</w:t>
+      <w:proofErr w:type="spellStart"/>
+      <w:r>
+        <w:rPr>
+          <w:lang w:val="en-US"/>
+        </w:rPr>
+        <w:t>profile.createUser</w:t>
+      </w:r>
+      <w:proofErr w:type="spellEnd"/>
+      <w:r>
+        <w:rPr>
+          <w:lang w:val="en-US"/>
+        </w:rPr>
+        <w:t>({ username: 'joe' });</w:t>
       </w:r>
     </w:p>
     <w:p/>
-    <w:p w14:noSpellErr="1">
+    <w:p>
       <w:r>
         <w:rPr>
           <w:lang w:val="en-US"/>
@@ -1158,6 +1032,202 @@
       <w:pPr>
         <w:pStyle w:val="CODE"/>
       </w:pPr>
+      <w:r>
+        <w:t xml:space="preserve">When define </w:t>
+      </w:r>
+      <w:proofErr w:type="spellStart"/>
+      <w:r>
+        <w:t>User.hasOne</w:t>
+      </w:r>
+      <w:proofErr w:type="spellEnd"/>
+      <w:r>
+        <w:t>(Profile), User is the source model and the Profile is the target model</w:t>
+      </w:r>
+      <w:r>
+        <w:t>.</w:t>
+      </w:r>
+      <w:r>
+        <w:t xml:space="preserve"> </w:t>
+      </w:r>
+      <w:r>
+        <w:t xml:space="preserve">Calling </w:t>
+      </w:r>
+      <w:proofErr w:type="spellStart"/>
+      <w:r>
+        <w:t>profile.createUser</w:t>
+      </w:r>
+      <w:proofErr w:type="spellEnd"/>
+      <w:r>
+        <w:t xml:space="preserve">() will result in </w:t>
+      </w:r>
+      <w:proofErr w:type="spellStart"/>
+      <w:r>
+        <w:rPr>
+          <w:highlight w:val="yellow"/>
+        </w:rPr>
+        <w:t>TypeError</w:t>
+      </w:r>
+      <w:proofErr w:type="spellEnd"/>
+      <w:r>
+        <w:rPr>
+          <w:highlight w:val="yellow"/>
+        </w:rPr>
+        <w:t xml:space="preserve">: </w:t>
+      </w:r>
+      <w:proofErr w:type="spellStart"/>
+      <w:r>
+        <w:rPr>
+          <w:highlight w:val="yellow"/>
+        </w:rPr>
+        <w:t>profile.createUser</w:t>
+      </w:r>
+      <w:proofErr w:type="spellEnd"/>
+      <w:r>
+        <w:rPr>
+          <w:highlight w:val="yellow"/>
+        </w:rPr>
+        <w:t xml:space="preserve"> is not a function</w:t>
+      </w:r>
+      <w:r>
+        <w:t>, since the profile instance doesn’t have create User</w:t>
+      </w:r>
+      <w:r>
+        <w:t>. To fix this move the const user… above const profile….</w:t>
+      </w:r>
+    </w:p>
+    <w:p>
+      <w:pPr>
+        <w:pStyle w:val="CODE"/>
+      </w:pPr>
+      <w:r>
+        <w:rPr>
+          <w:highlight w:val="yellow"/>
+        </w:rPr>
+        <w:t>Code:</w:t>
+      </w:r>
+    </w:p>
+    <w:p>
+      <w:pPr>
+        <w:pStyle w:val="CODE"/>
+        <w:rPr>
+          <w:lang w:val="en-US"/>
+        </w:rPr>
+      </w:pPr>
+      <w:proofErr w:type="spellStart"/>
+      <w:r>
+        <w:rPr>
+          <w:lang w:val="en-US"/>
+        </w:rPr>
+        <w:t>User.hasOne</w:t>
+      </w:r>
+      <w:proofErr w:type="spellEnd"/>
+      <w:r>
+        <w:rPr>
+          <w:lang w:val="en-US"/>
+        </w:rPr>
+        <w:t>(Profile);</w:t>
+      </w:r>
+    </w:p>
+    <w:p>
+      <w:pPr>
+        <w:pStyle w:val="CODE"/>
+        <w:rPr>
+          <w:lang w:val="en-US"/>
+        </w:rPr>
+      </w:pPr>
+      <w:r>
+        <w:rPr>
+          <w:lang w:val="en-US"/>
+        </w:rPr>
+        <w:t xml:space="preserve">await </w:t>
+      </w:r>
+      <w:proofErr w:type="spellStart"/>
+      <w:r>
+        <w:rPr>
+          <w:lang w:val="en-US"/>
+        </w:rPr>
+        <w:t>sequelize.sync</w:t>
+      </w:r>
+      <w:proofErr w:type="spellEnd"/>
+      <w:r>
+        <w:rPr>
+          <w:lang w:val="en-US"/>
+        </w:rPr>
+        <w:t>();</w:t>
+      </w:r>
+    </w:p>
+    <w:p>
+      <w:pPr>
+        <w:pStyle w:val="CODE"/>
+        <w:rPr>
+          <w:lang w:val="en-US"/>
+        </w:rPr>
+      </w:pPr>
+    </w:p>
+    <w:p>
+      <w:pPr>
+        <w:pStyle w:val="CODE"/>
+      </w:pPr>
+      <w:r>
+        <w:rPr>
+          <w:lang w:val="en-US"/>
+        </w:rPr>
+        <w:t xml:space="preserve">const user = await </w:t>
+      </w:r>
+      <w:proofErr w:type="spellStart"/>
+      <w:r>
+        <w:rPr>
+          <w:lang w:val="en-US"/>
+        </w:rPr>
+        <w:t>profile.createUser</w:t>
+      </w:r>
+      <w:proofErr w:type="spellEnd"/>
+      <w:r>
+        <w:rPr>
+          <w:lang w:val="en-US"/>
+        </w:rPr>
+        <w:t>({ username: 'joe' });</w:t>
+      </w:r>
+      <w:r>
+        <w:rPr>
+          <w:lang w:val="en-US"/>
+        </w:rPr>
+        <w:t xml:space="preserve"> </w:t>
+      </w:r>
+    </w:p>
+    <w:p>
+      <w:pPr>
+        <w:pStyle w:val="CODE"/>
+        <w:rPr>
+          <w:lang w:val="en-US"/>
+        </w:rPr>
+      </w:pPr>
+      <w:r>
+        <w:rPr>
+          <w:lang w:val="en-US"/>
+        </w:rPr>
+        <w:t xml:space="preserve">const profile = await </w:t>
+      </w:r>
+      <w:proofErr w:type="spellStart"/>
+      <w:r>
+        <w:rPr>
+          <w:lang w:val="en-US"/>
+        </w:rPr>
+        <w:t>Profile.create</w:t>
+      </w:r>
+      <w:proofErr w:type="spellEnd"/>
+      <w:r>
+        <w:rPr>
+          <w:lang w:val="en-US"/>
+        </w:rPr>
+        <w:t>({ bio: 'Test'</w:t>
+      </w:r>
+      <w:r>
+        <w:rPr>
+          <w:lang w:val="en-US"/>
+        </w:rPr>
+        <w:t xml:space="preserve"> });</w:t>
+      </w:r>
     </w:p>
     <w:p/>
     <w:p>
@@ -1230,29 +1300,19 @@
       <w:pPr>
         <w:pStyle w:val="CODE"/>
       </w:pPr>
+      <w:proofErr w:type="spellStart"/>
       <w:r>
         <w:rPr>
           <w:lang w:val="en-US"/>
         </w:rPr>
         <w:t>Book.hasMany</w:t>
       </w:r>
-      <w:r>
-        <w:rPr>
-          <w:lang w:val="en-US"/>
-        </w:rPr>
-        <w:t>(Author</w:t>
-      </w:r>
-      <w:r>
-        <w:rPr>
-          <w:lang w:val="en-US"/>
-        </w:rPr>
-        <w:t>);</w:t>
-      </w:r>
-      <w:r>
-        <w:rPr>
-          <w:lang w:val="en-US"/>
-        </w:rPr>
-        <w:t xml:space="preserve">  </w:t>
+      <w:proofErr w:type="spellEnd"/>
+      <w:r>
+        <w:rPr>
+          <w:lang w:val="en-US"/>
+        </w:rPr>
+        <w:t xml:space="preserve">(Author);  </w:t>
       </w:r>
       <w:r>
         <w:rPr>
@@ -1279,23 +1339,19 @@
         </w:rPr>
         <w:t xml:space="preserve">await </w:t>
       </w:r>
+      <w:proofErr w:type="spellStart"/>
       <w:r>
         <w:rPr>
           <w:lang w:val="en-US"/>
         </w:rPr>
         <w:t>sequelize.sync</w:t>
       </w:r>
-      <w:r>
-        <w:rPr>
-          <w:lang w:val="en-US"/>
-        </w:rPr>
-        <w:t>(</w:t>
-      </w:r>
-      <w:r>
-        <w:rPr>
-          <w:lang w:val="en-US"/>
-        </w:rPr>
-        <w:t>);</w:t>
+      <w:proofErr w:type="spellEnd"/>
+      <w:r>
+        <w:rPr>
+          <w:lang w:val="en-US"/>
+        </w:rPr>
+        <w:t>();</w:t>
       </w:r>
     </w:p>
     <w:p>
@@ -1311,53 +1367,19 @@
         </w:rPr>
         <w:t xml:space="preserve">const author = await </w:t>
       </w:r>
-      <w:r>
-        <w:rPr>
-          <w:lang w:val="en-US"/>
-        </w:rPr>
-        <w:t>Author.</w:t>
-      </w:r>
-      <w:r>
-        <w:rPr>
-          <w:lang w:val="en-US"/>
-        </w:rPr>
-        <w:t>create</w:t>
-      </w:r>
-      <w:r>
-        <w:rPr>
-          <w:lang w:val="en-US"/>
-        </w:rPr>
-        <w:t xml:space="preserve">({ </w:t>
-      </w:r>
-      <w:r>
-        <w:rPr>
-          <w:lang w:val="en-US"/>
-        </w:rPr>
-        <w:t>name</w:t>
-      </w:r>
-      <w:r>
-        <w:rPr>
-          <w:lang w:val="en-US"/>
-        </w:rPr>
-        <w:t>: '</w:t>
-      </w:r>
-      <w:r>
-        <w:rPr>
-          <w:lang w:val="en-US"/>
-        </w:rPr>
-        <w:t>Samnang</w:t>
-      </w:r>
-      <w:r>
-        <w:rPr>
-          <w:lang w:val="en-US"/>
-        </w:rPr>
-        <w:t>' }</w:t>
-      </w:r>
-      <w:r>
-        <w:rPr>
-          <w:lang w:val="en-US"/>
-        </w:rPr>
-        <w:t>);</w:t>
+      <w:proofErr w:type="spellStart"/>
+      <w:r>
+        <w:rPr>
+          <w:lang w:val="en-US"/>
+        </w:rPr>
+        <w:t>Author.create</w:t>
+      </w:r>
+      <w:proofErr w:type="spellEnd"/>
+      <w:r>
+        <w:rPr>
+          <w:lang w:val="en-US"/>
+        </w:rPr>
+        <w:t>({ name: 'Samnang' });</w:t>
       </w:r>
     </w:p>
     <w:p>
@@ -1370,74 +1392,177 @@
         </w:rPr>
         <w:t xml:space="preserve">const book = await </w:t>
       </w:r>
-      <w:r>
-        <w:rPr>
-          <w:lang w:val="en-US"/>
-        </w:rPr>
-        <w:t>author.</w:t>
-      </w:r>
-      <w:r>
-        <w:rPr>
-          <w:lang w:val="en-US"/>
-        </w:rPr>
-        <w:t>createBook</w:t>
-      </w:r>
-      <w:r>
-        <w:rPr>
-          <w:lang w:val="en-US"/>
-        </w:rPr>
-        <w:t>({ title</w:t>
-      </w:r>
-      <w:r>
-        <w:rPr>
-          <w:lang w:val="en-US"/>
-        </w:rPr>
-        <w:t xml:space="preserve">: 'Wrong </w:t>
-      </w:r>
-      <w:r>
-        <w:rPr>
-          <w:lang w:val="en-US"/>
-        </w:rPr>
-        <w:t>Way</w:t>
-      </w:r>
-      <w:r>
-        <w:rPr>
-          <w:lang w:val="en-US"/>
-        </w:rPr>
-        <w:t>' }</w:t>
-      </w:r>
-      <w:r>
-        <w:rPr>
-          <w:lang w:val="en-US"/>
-        </w:rPr>
-        <w:t>)</w:t>
+      <w:proofErr w:type="spellStart"/>
+      <w:r>
+        <w:rPr>
+          <w:lang w:val="en-US"/>
+        </w:rPr>
+        <w:t>author.createBook</w:t>
+      </w:r>
+      <w:proofErr w:type="spellEnd"/>
+      <w:r>
+        <w:rPr>
+          <w:lang w:val="en-US"/>
+        </w:rPr>
+        <w:t>({ title: 'Wrong Way' })</w:t>
       </w:r>
     </w:p>
     <w:p/>
-    <w:p w14:noSpellErr="1">
-      <w:r>
-        <w:rPr>
-          <w:lang w:val="en-US"/>
-        </w:rPr>
-        <w:t xml:space="preserve">What is the </w:t>
-      </w:r>
-      <w:r>
-        <w:rPr>
-          <w:lang w:val="en-US"/>
-        </w:rPr>
-        <w:t>problem ?</w:t>
-      </w:r>
-      <w:r>
-        <w:rPr>
-          <w:lang w:val="en-US"/>
-        </w:rPr>
-        <w:t xml:space="preserve"> Fix it</w:t>
+    <w:p>
+      <w:r>
+        <w:rPr>
+          <w:lang w:val="en-US"/>
+        </w:rPr>
+        <w:t>What is the problem ? Fix it</w:t>
       </w:r>
     </w:p>
     <w:p>
       <w:pPr>
         <w:pStyle w:val="CODE"/>
       </w:pPr>
+      <w:r>
+        <w:t xml:space="preserve">The author instance doesn’t have create book which will crash and result in a </w:t>
+      </w:r>
+      <w:proofErr w:type="spellStart"/>
+      <w:r>
+        <w:t>TypeError</w:t>
+      </w:r>
+      <w:proofErr w:type="spellEnd"/>
+      <w:r>
+        <w:t>. To fix this we must</w:t>
+      </w:r>
+      <w:r>
+        <w:t xml:space="preserve"> move the const book… above const author….</w:t>
+      </w:r>
+    </w:p>
+    <w:p>
+      <w:pPr>
+        <w:pStyle w:val="CODE"/>
+        <w:rPr>
+          <w:lang w:val="en-US"/>
+        </w:rPr>
+      </w:pPr>
+      <w:r>
+        <w:rPr>
+          <w:highlight w:val="yellow"/>
+          <w:lang w:val="en-US"/>
+        </w:rPr>
+        <w:t>Code:</w:t>
+      </w:r>
+    </w:p>
+    <w:p>
+      <w:pPr>
+        <w:pStyle w:val="CODE"/>
+      </w:pPr>
+      <w:proofErr w:type="spellStart"/>
+      <w:r>
+        <w:rPr>
+          <w:lang w:val="en-US"/>
+        </w:rPr>
+        <w:t>Book.hasMany</w:t>
+      </w:r>
+      <w:proofErr w:type="spellEnd"/>
+      <w:r>
+        <w:rPr>
+          <w:lang w:val="en-US"/>
+        </w:rPr>
+        <w:t xml:space="preserve">(Author);   </w:t>
+      </w:r>
+    </w:p>
+    <w:p>
+      <w:pPr>
+        <w:pStyle w:val="CODE"/>
+      </w:pPr>
+    </w:p>
+    <w:p>
+      <w:pPr>
+        <w:pStyle w:val="CODE"/>
+        <w:rPr>
+          <w:lang w:val="en-US"/>
+        </w:rPr>
+      </w:pPr>
+      <w:r>
+        <w:rPr>
+          <w:lang w:val="en-US"/>
+        </w:rPr>
+        <w:t xml:space="preserve">await </w:t>
+      </w:r>
+      <w:proofErr w:type="spellStart"/>
+      <w:r>
+        <w:rPr>
+          <w:lang w:val="en-US"/>
+        </w:rPr>
+        <w:t>sequelize.sync</w:t>
+      </w:r>
+      <w:proofErr w:type="spellEnd"/>
+      <w:r>
+        <w:rPr>
+          <w:lang w:val="en-US"/>
+        </w:rPr>
+        <w:t>();</w:t>
+      </w:r>
+    </w:p>
+    <w:p>
+      <w:pPr>
+        <w:pStyle w:val="CODE"/>
+        <w:rPr>
+          <w:lang w:val="en-US"/>
+        </w:rPr>
+      </w:pPr>
+      <w:r>
+        <w:rPr>
+          <w:lang w:val="en-US"/>
+        </w:rPr>
+        <w:t xml:space="preserve">const book = await </w:t>
+      </w:r>
+      <w:proofErr w:type="spellStart"/>
+      <w:r>
+        <w:rPr>
+          <w:lang w:val="en-US"/>
+        </w:rPr>
+        <w:t>author.createBook</w:t>
+      </w:r>
+      <w:proofErr w:type="spellEnd"/>
+      <w:r>
+        <w:rPr>
+          <w:lang w:val="en-US"/>
+        </w:rPr>
+        <w:t>({ title: 'Wrong Way' })</w:t>
+      </w:r>
+      <w:r>
+        <w:rPr>
+          <w:lang w:val="en-US"/>
+        </w:rPr>
+        <w:t>;</w:t>
+      </w:r>
+    </w:p>
+    <w:p>
+      <w:pPr>
+        <w:pStyle w:val="CODE"/>
+        <w:rPr>
+          <w:lang w:val="en-US"/>
+        </w:rPr>
+      </w:pPr>
+      <w:r>
+        <w:rPr>
+          <w:lang w:val="en-US"/>
+        </w:rPr>
+        <w:t xml:space="preserve">const author = await </w:t>
+      </w:r>
+      <w:proofErr w:type="spellStart"/>
+      <w:r>
+        <w:rPr>
+          <w:lang w:val="en-US"/>
+        </w:rPr>
+        <w:t>Author.create</w:t>
+      </w:r>
+      <w:proofErr w:type="spellEnd"/>
+      <w:r>
+        <w:rPr>
+          <w:lang w:val="en-US"/>
+        </w:rPr>
+        <w:t xml:space="preserve">({ name: ‘Samnang’ }); </w:t>
+      </w:r>
     </w:p>
     <w:p/>
     <w:p>
@@ -1505,23 +1630,19 @@
           <w:lang w:val="en-US"/>
         </w:rPr>
       </w:pPr>
+      <w:proofErr w:type="spellStart"/>
       <w:r>
         <w:rPr>
           <w:lang w:val="en-US"/>
         </w:rPr>
         <w:t>User.hasOne</w:t>
       </w:r>
-      <w:r>
-        <w:rPr>
-          <w:lang w:val="en-US"/>
-        </w:rPr>
-        <w:t>(Profile</w:t>
-      </w:r>
-      <w:r>
-        <w:rPr>
-          <w:lang w:val="en-US"/>
-        </w:rPr>
-        <w:t>);</w:t>
+      <w:proofErr w:type="spellEnd"/>
+      <w:r>
+        <w:rPr>
+          <w:lang w:val="en-US"/>
+        </w:rPr>
+        <w:t>(Profile);</w:t>
       </w:r>
     </w:p>
     <w:p>
@@ -1531,23 +1652,19 @@
           <w:lang w:val="en-US"/>
         </w:rPr>
       </w:pPr>
+      <w:proofErr w:type="spellStart"/>
       <w:r>
         <w:rPr>
           <w:lang w:val="en-US"/>
         </w:rPr>
         <w:t>Profile.belongsTo</w:t>
       </w:r>
-      <w:r>
-        <w:rPr>
-          <w:lang w:val="en-US"/>
-        </w:rPr>
-        <w:t>(User</w:t>
-      </w:r>
-      <w:r>
-        <w:rPr>
-          <w:lang w:val="en-US"/>
-        </w:rPr>
-        <w:t>);</w:t>
+      <w:proofErr w:type="spellEnd"/>
+      <w:r>
+        <w:rPr>
+          <w:lang w:val="en-US"/>
+        </w:rPr>
+        <w:t>(User);</w:t>
       </w:r>
     </w:p>
     <w:p>
@@ -1555,7 +1672,7 @@
         <w:pStyle w:val="CODE"/>
       </w:pPr>
     </w:p>
-    <w:p w14:noSpellErr="1">
+    <w:p>
       <w:pPr>
         <w:pStyle w:val="CODE"/>
         <w:rPr>
@@ -1568,53 +1685,19 @@
         </w:rPr>
         <w:t xml:space="preserve">const user = await </w:t>
       </w:r>
-      <w:r>
-        <w:rPr>
-          <w:lang w:val="en-US"/>
-        </w:rPr>
-        <w:t>User.</w:t>
-      </w:r>
-      <w:r>
-        <w:rPr>
-          <w:lang w:val="en-US"/>
-        </w:rPr>
-        <w:t>create</w:t>
-      </w:r>
-      <w:r>
-        <w:rPr>
-          <w:lang w:val="en-US"/>
-        </w:rPr>
-        <w:t xml:space="preserve">({ </w:t>
-      </w:r>
-      <w:r>
-        <w:rPr>
-          <w:lang w:val="en-US"/>
-        </w:rPr>
-        <w:t>username</w:t>
-      </w:r>
-      <w:r>
-        <w:rPr>
-          <w:lang w:val="en-US"/>
-        </w:rPr>
-        <w:t>: '</w:t>
-      </w:r>
-      <w:r>
-        <w:rPr>
-          <w:lang w:val="en-US"/>
-        </w:rPr>
-        <w:t>Jon</w:t>
-      </w:r>
-      <w:r>
-        <w:rPr>
-          <w:lang w:val="en-US"/>
-        </w:rPr>
-        <w:t>' }</w:t>
-      </w:r>
-      <w:r>
-        <w:rPr>
-          <w:lang w:val="en-US"/>
-        </w:rPr>
-        <w:t>);</w:t>
+      <w:proofErr w:type="spellStart"/>
+      <w:r>
+        <w:rPr>
+          <w:lang w:val="en-US"/>
+        </w:rPr>
+        <w:t>User.create</w:t>
+      </w:r>
+      <w:proofErr w:type="spellEnd"/>
+      <w:r>
+        <w:rPr>
+          <w:lang w:val="en-US"/>
+        </w:rPr>
+        <w:t>({ username: 'Jon' });</w:t>
       </w:r>
     </w:p>
     <w:p>
@@ -1630,53 +1713,19 @@
         </w:rPr>
         <w:t xml:space="preserve">const profile = await </w:t>
       </w:r>
-      <w:r>
-        <w:rPr>
-          <w:lang w:val="en-US"/>
-        </w:rPr>
-        <w:t>Profile.</w:t>
-      </w:r>
-      <w:r>
-        <w:rPr>
-          <w:lang w:val="en-US"/>
-        </w:rPr>
-        <w:t>create</w:t>
-      </w:r>
-      <w:r>
-        <w:rPr>
-          <w:lang w:val="en-US"/>
-        </w:rPr>
-        <w:t xml:space="preserve">({ </w:t>
-      </w:r>
-      <w:r>
-        <w:rPr>
-          <w:lang w:val="en-US"/>
-        </w:rPr>
-        <w:t>bio</w:t>
-      </w:r>
-      <w:r>
-        <w:rPr>
-          <w:lang w:val="en-US"/>
-        </w:rPr>
-        <w:t>: '</w:t>
-      </w:r>
-      <w:r>
-        <w:rPr>
-          <w:lang w:val="en-US"/>
-        </w:rPr>
-        <w:t>hello</w:t>
-      </w:r>
-      <w:r>
-        <w:rPr>
-          <w:lang w:val="en-US"/>
-        </w:rPr>
-        <w:t>' }</w:t>
-      </w:r>
-      <w:r>
-        <w:rPr>
-          <w:lang w:val="en-US"/>
-        </w:rPr>
-        <w:t>);</w:t>
+      <w:proofErr w:type="spellStart"/>
+      <w:r>
+        <w:rPr>
+          <w:lang w:val="en-US"/>
+        </w:rPr>
+        <w:t>Profile.create</w:t>
+      </w:r>
+      <w:proofErr w:type="spellEnd"/>
+      <w:r>
+        <w:rPr>
+          <w:lang w:val="en-US"/>
+        </w:rPr>
+        <w:t>({ bio: 'hello' });</w:t>
       </w:r>
     </w:p>
     <w:p>
@@ -1695,52 +1744,246 @@
         <w:rPr>
           <w:lang w:val="en-US"/>
         </w:rPr>
+        <w:lastRenderedPageBreak/>
         <w:t xml:space="preserve">await </w:t>
       </w:r>
+      <w:proofErr w:type="spellStart"/>
       <w:r>
         <w:rPr>
           <w:lang w:val="en-US"/>
         </w:rPr>
         <w:t>user.addProfile</w:t>
       </w:r>
-      <w:r>
-        <w:rPr>
-          <w:lang w:val="en-US"/>
-        </w:rPr>
-        <w:t>(profile</w:t>
-      </w:r>
-      <w:r>
-        <w:rPr>
-          <w:lang w:val="en-US"/>
-        </w:rPr>
-        <w:t>);</w:t>
+      <w:proofErr w:type="spellEnd"/>
+      <w:r>
+        <w:rPr>
+          <w:lang w:val="en-US"/>
+        </w:rPr>
+        <w:t>(profile);</w:t>
       </w:r>
     </w:p>
     <w:p/>
-    <w:p w14:noSpellErr="1">
-      <w:r>
-        <w:rPr>
-          <w:lang w:val="en-US"/>
-        </w:rPr>
-        <w:t xml:space="preserve">What is the </w:t>
-      </w:r>
-      <w:r>
-        <w:rPr>
-          <w:lang w:val="en-US"/>
-        </w:rPr>
-        <w:t>problem ?</w:t>
-      </w:r>
-      <w:r>
-        <w:rPr>
-          <w:lang w:val="en-US"/>
-        </w:rPr>
-        <w:t xml:space="preserve"> Fix it</w:t>
+    <w:p>
+      <w:r>
+        <w:rPr>
+          <w:lang w:val="en-US"/>
+        </w:rPr>
+        <w:t>What is the problem ? Fix it</w:t>
       </w:r>
     </w:p>
     <w:p>
       <w:pPr>
         <w:pStyle w:val="CODE"/>
       </w:pPr>
+      <w:r>
+        <w:t xml:space="preserve">For </w:t>
+      </w:r>
+      <w:proofErr w:type="spellStart"/>
+      <w:r>
+        <w:t>hasOne</w:t>
+      </w:r>
+      <w:proofErr w:type="spellEnd"/>
+      <w:r>
+        <w:t>(one-to-one)relationships, the method above [</w:t>
+      </w:r>
+      <w:proofErr w:type="spellStart"/>
+      <w:r>
+        <w:t>addProfile</w:t>
+      </w:r>
+      <w:proofErr w:type="spellEnd"/>
+      <w:r>
+        <w:t>] is only use for plural relationships such as [</w:t>
+      </w:r>
+      <w:proofErr w:type="spellStart"/>
+      <w:r>
+        <w:t>hasMany</w:t>
+      </w:r>
+      <w:proofErr w:type="spellEnd"/>
+      <w:r>
+        <w:t>] or [</w:t>
+      </w:r>
+      <w:proofErr w:type="spellStart"/>
+      <w:r>
+        <w:t>belongsToMany</w:t>
+      </w:r>
+      <w:proofErr w:type="spellEnd"/>
+      <w:r>
+        <w:t>]. To fix this change [</w:t>
+      </w:r>
+      <w:proofErr w:type="spellStart"/>
+      <w:r>
+        <w:t>addProfile</w:t>
+      </w:r>
+      <w:proofErr w:type="spellEnd"/>
+      <w:r>
+        <w:t>] to [</w:t>
+      </w:r>
+      <w:proofErr w:type="spellStart"/>
+      <w:r>
+        <w:t>setProfile</w:t>
+      </w:r>
+      <w:proofErr w:type="spellEnd"/>
+      <w:r>
+        <w:t>].</w:t>
+      </w:r>
+    </w:p>
+    <w:p>
+      <w:pPr>
+        <w:pStyle w:val="CODE"/>
+      </w:pPr>
+      <w:r>
+        <w:t xml:space="preserve">Code: </w:t>
+      </w:r>
+    </w:p>
+    <w:p>
+      <w:pPr>
+        <w:pStyle w:val="CODE"/>
+        <w:rPr>
+          <w:lang w:val="en-US"/>
+        </w:rPr>
+      </w:pPr>
+      <w:proofErr w:type="spellStart"/>
+      <w:r>
+        <w:rPr>
+          <w:lang w:val="en-US"/>
+        </w:rPr>
+        <w:t>User.hasOne</w:t>
+      </w:r>
+      <w:proofErr w:type="spellEnd"/>
+      <w:r>
+        <w:rPr>
+          <w:lang w:val="en-US"/>
+        </w:rPr>
+        <w:t>(Profile);</w:t>
+      </w:r>
+    </w:p>
+    <w:p>
+      <w:pPr>
+        <w:pStyle w:val="CODE"/>
+        <w:rPr>
+          <w:lang w:val="en-US"/>
+        </w:rPr>
+      </w:pPr>
+      <w:proofErr w:type="spellStart"/>
+      <w:r>
+        <w:rPr>
+          <w:lang w:val="en-US"/>
+        </w:rPr>
+        <w:t>Profile.belongsTo</w:t>
+      </w:r>
+      <w:proofErr w:type="spellEnd"/>
+      <w:r>
+        <w:rPr>
+          <w:lang w:val="en-US"/>
+        </w:rPr>
+        <w:t>(User);</w:t>
+      </w:r>
+    </w:p>
+    <w:p>
+      <w:pPr>
+        <w:pStyle w:val="CODE"/>
+      </w:pPr>
+    </w:p>
+    <w:p>
+      <w:pPr>
+        <w:pStyle w:val="CODE"/>
+        <w:rPr>
+          <w:lang w:val="en-US"/>
+        </w:rPr>
+      </w:pPr>
+      <w:r>
+        <w:rPr>
+          <w:lang w:val="en-US"/>
+        </w:rPr>
+        <w:t xml:space="preserve">const user = await </w:t>
+      </w:r>
+      <w:proofErr w:type="spellStart"/>
+      <w:r>
+        <w:rPr>
+          <w:lang w:val="en-US"/>
+        </w:rPr>
+        <w:t>User.create</w:t>
+      </w:r>
+      <w:proofErr w:type="spellEnd"/>
+      <w:r>
+        <w:rPr>
+          <w:lang w:val="en-US"/>
+        </w:rPr>
+        <w:t>({ username: 'Jon' });</w:t>
+      </w:r>
+    </w:p>
+    <w:p>
+      <w:pPr>
+        <w:pStyle w:val="CODE"/>
+        <w:rPr>
+          <w:lang w:val="en-US"/>
+        </w:rPr>
+      </w:pPr>
+      <w:r>
+        <w:rPr>
+          <w:lang w:val="en-US"/>
+        </w:rPr>
+        <w:t xml:space="preserve">const profile = await </w:t>
+      </w:r>
+      <w:proofErr w:type="spellStart"/>
+      <w:r>
+        <w:rPr>
+          <w:lang w:val="en-US"/>
+        </w:rPr>
+        <w:t>Profile.create</w:t>
+      </w:r>
+      <w:proofErr w:type="spellEnd"/>
+      <w:r>
+        <w:rPr>
+          <w:lang w:val="en-US"/>
+        </w:rPr>
+        <w:t>({ bio: 'hello' });</w:t>
+      </w:r>
+    </w:p>
+    <w:p>
+      <w:pPr>
+        <w:pStyle w:val="CODE"/>
+      </w:pPr>
+    </w:p>
+    <w:p>
+      <w:pPr>
+        <w:pStyle w:val="CODE"/>
+        <w:rPr>
+          <w:lang w:val="en-US"/>
+        </w:rPr>
+      </w:pPr>
+      <w:r>
+        <w:rPr>
+          <w:lang w:val="en-US"/>
+        </w:rPr>
+        <w:t xml:space="preserve">await </w:t>
+      </w:r>
+      <w:proofErr w:type="spellStart"/>
+      <w:r>
+        <w:rPr>
+          <w:lang w:val="en-US"/>
+        </w:rPr>
+        <w:t>user.</w:t>
+      </w:r>
+      <w:r>
+        <w:rPr>
+          <w:lang w:val="en-US"/>
+        </w:rPr>
+        <w:t>set</w:t>
+      </w:r>
+      <w:r>
+        <w:rPr>
+          <w:lang w:val="en-US"/>
+        </w:rPr>
+        <w:t>Profile</w:t>
+      </w:r>
+      <w:proofErr w:type="spellEnd"/>
+      <w:r>
+        <w:rPr>
+          <w:lang w:val="en-US"/>
+        </w:rPr>
+        <w:t>(profile);</w:t>
+      </w:r>
     </w:p>
     <w:p/>
     <w:p>
@@ -1805,29 +2048,19 @@
       <w:pPr>
         <w:pStyle w:val="CODE"/>
       </w:pPr>
+      <w:proofErr w:type="spellStart"/>
       <w:r>
         <w:rPr>
           <w:lang w:val="en-US"/>
         </w:rPr>
         <w:t>Employee.hasOne</w:t>
       </w:r>
-      <w:r>
-        <w:rPr>
-          <w:lang w:val="en-US"/>
-        </w:rPr>
-        <w:t>(Manager</w:t>
-      </w:r>
-      <w:r>
-        <w:rPr>
-          <w:lang w:val="en-US"/>
-        </w:rPr>
-        <w:t>);</w:t>
-      </w:r>
-      <w:r>
-        <w:rPr>
-          <w:lang w:val="en-US"/>
-        </w:rPr>
-        <w:t xml:space="preserve">  </w:t>
+      <w:proofErr w:type="spellEnd"/>
+      <w:r>
+        <w:rPr>
+          <w:lang w:val="en-US"/>
+        </w:rPr>
+        <w:t xml:space="preserve">(Manager);  </w:t>
       </w:r>
     </w:p>
     <w:p>
@@ -1837,50 +2070,137 @@
           <w:lang w:val="en-US"/>
         </w:rPr>
       </w:pPr>
+      <w:proofErr w:type="spellStart"/>
       <w:r>
         <w:rPr>
           <w:lang w:val="en-US"/>
         </w:rPr>
         <w:t>Manager.hasOne</w:t>
       </w:r>
-      <w:r>
-        <w:rPr>
-          <w:lang w:val="en-US"/>
-        </w:rPr>
-        <w:t>(Employee</w:t>
-      </w:r>
-      <w:r>
-        <w:rPr>
-          <w:lang w:val="en-US"/>
-        </w:rPr>
-        <w:t>);</w:t>
+      <w:proofErr w:type="spellEnd"/>
+      <w:r>
+        <w:rPr>
+          <w:lang w:val="en-US"/>
+        </w:rPr>
+        <w:t>(Employee);</w:t>
       </w:r>
     </w:p>
     <w:p/>
-    <w:p w14:noSpellErr="1">
-      <w:r>
-        <w:rPr>
-          <w:lang w:val="en-US"/>
-        </w:rPr>
-        <w:t xml:space="preserve">What is the </w:t>
-      </w:r>
-      <w:r>
-        <w:rPr>
-          <w:lang w:val="en-US"/>
-        </w:rPr>
-        <w:t>problem ?</w:t>
-      </w:r>
-      <w:r>
-        <w:rPr>
-          <w:lang w:val="en-US"/>
-        </w:rPr>
-        <w:t xml:space="preserve"> Fix it</w:t>
+    <w:p>
+      <w:r>
+        <w:rPr>
+          <w:lang w:val="en-US"/>
+        </w:rPr>
+        <w:t>What is the problem ? Fix it</w:t>
       </w:r>
     </w:p>
     <w:p>
       <w:pPr>
         <w:pStyle w:val="CODE"/>
       </w:pPr>
+      <w:r>
+        <w:rPr>
+          <w:lang w:val="en-US"/>
+        </w:rPr>
+        <w:t>Two</w:t>
+      </w:r>
+      <w:r>
+        <w:rPr>
+          <w:lang w:val="en-US"/>
+        </w:rPr>
+        <w:tab/>
+      </w:r>
+      <w:r>
+        <w:t xml:space="preserve"> </w:t>
+      </w:r>
+      <w:r>
+        <w:t>[</w:t>
+      </w:r>
+      <w:proofErr w:type="spellStart"/>
+      <w:r>
+        <w:t>hasOne</w:t>
+      </w:r>
+      <w:proofErr w:type="spellEnd"/>
+      <w:r>
+        <w:t>]</w:t>
+      </w:r>
+      <w:r>
+        <w:t xml:space="preserve"> declarations setup two independent one-to-one foreign keys pointing at each other, which complicates creation loops and breaks standardized relationship design.</w:t>
+      </w:r>
+      <w:r>
+        <w:t xml:space="preserve"> Too fix use [</w:t>
+      </w:r>
+      <w:proofErr w:type="spellStart"/>
+      <w:r>
+        <w:t>hasOne</w:t>
+      </w:r>
+      <w:proofErr w:type="spellEnd"/>
+      <w:r>
+        <w:t>] and [</w:t>
+      </w:r>
+      <w:proofErr w:type="spellStart"/>
+      <w:r>
+        <w:t>belongsTo</w:t>
+      </w:r>
+      <w:proofErr w:type="spellEnd"/>
+      <w:r>
+        <w:t>] setup so the foreign key resides correctly on the table.</w:t>
+      </w:r>
+    </w:p>
+    <w:p>
+      <w:pPr>
+        <w:pStyle w:val="CODE"/>
+      </w:pPr>
+      <w:r>
+        <w:t xml:space="preserve">Code: </w:t>
+      </w:r>
+    </w:p>
+    <w:p>
+      <w:pPr>
+        <w:pStyle w:val="CODE"/>
+      </w:pPr>
+      <w:proofErr w:type="spellStart"/>
+      <w:r>
+        <w:rPr>
+          <w:lang w:val="en-US"/>
+        </w:rPr>
+        <w:t>Employee.hasOne</w:t>
+      </w:r>
+      <w:proofErr w:type="spellEnd"/>
+      <w:r>
+        <w:rPr>
+          <w:lang w:val="en-US"/>
+        </w:rPr>
+        <w:t xml:space="preserve">(Manager);  </w:t>
+      </w:r>
+    </w:p>
+    <w:p>
+      <w:pPr>
+        <w:pStyle w:val="CODE"/>
+        <w:rPr>
+          <w:lang w:val="en-US"/>
+        </w:rPr>
+      </w:pPr>
+      <w:proofErr w:type="spellStart"/>
+      <w:r>
+        <w:rPr>
+          <w:lang w:val="en-US"/>
+        </w:rPr>
+        <w:t>Manager.</w:t>
+      </w:r>
+      <w:r>
+        <w:rPr>
+          <w:lang w:val="en-US"/>
+        </w:rPr>
+        <w:t>belongsTo</w:t>
+      </w:r>
+      <w:proofErr w:type="spellEnd"/>
+      <w:r>
+        <w:rPr>
+          <w:lang w:val="en-US"/>
+        </w:rPr>
+        <w:t>(Employee);</w:t>
+      </w:r>
     </w:p>
     <w:p/>
     <w:p/>
@@ -1908,7 +2228,6 @@
           <w:sz w:val="48"/>
           <w:szCs w:val="48"/>
         </w:rPr>
-        <w:lastRenderedPageBreak/>
         <w:t xml:space="preserve">EXERCISE </w:t>
       </w:r>
       <w:r>
@@ -1945,7 +2264,7 @@
           <w:noProof/>
         </w:rPr>
         <w:drawing>
-          <wp:inline distT="0" distB="0" distL="0" distR="0" wp14:anchorId="2763A9ED" wp14:editId="268A590F">
+          <wp:inline distT="0" distB="0" distL="0" distR="0" wp14:anchorId="2763A9ED" wp14:editId="1062074E">
             <wp:extent cx="2647950" cy="2197849"/>
             <wp:effectExtent l="0" t="0" r="0" b="0"/>
             <wp:docPr id="326231282" name="Picture 1"/>
@@ -2005,59 +2324,42 @@
         <w:rPr>
           <w:color w:val="000000"/>
         </w:rPr>
+        <w:lastRenderedPageBreak/>
         <w:t>We want to manage Author and Books</w:t>
       </w:r>
     </w:p>
-    <w:p w14:noSpellErr="1">
+    <w:p>
       <w:pPr>
         <w:jc w:val="center"/>
         <w:rPr>
-          <w:i w:val="1"/>
-          <w:iCs w:val="1"/>
-          <w:color w:val="000000"/>
-          <w:lang w:val="en-US"/>
-        </w:rPr>
-      </w:pPr>
-      <w:r>
-        <w:rPr>
-          <w:i w:val="1"/>
-          <w:iCs w:val="1"/>
-          <w:color w:val="000000" w:themeColor="text1" w:themeTint="FF" w:themeShade="FF"/>
-          <w:lang w:val="en-US"/>
-        </w:rPr>
-        <w:t xml:space="preserve">An author can </w:t>
-      </w:r>
-      <w:r>
-        <w:rPr>
-          <w:i w:val="1"/>
-          <w:iCs w:val="1"/>
-          <w:color w:val="000000" w:themeColor="text1" w:themeTint="FF" w:themeShade="FF"/>
-          <w:lang w:val="en-US"/>
-        </w:rPr>
-        <w:t>write</w:t>
-      </w:r>
-      <w:r>
-        <w:rPr>
-          <w:i w:val="1"/>
-          <w:iCs w:val="1"/>
-          <w:color w:val="000000" w:themeColor="text1" w:themeTint="FF" w:themeShade="FF"/>
-          <w:lang w:val="en-US"/>
-        </w:rPr>
-        <w:t xml:space="preserve"> many books, but a book is written by one author.</w:t>
-      </w:r>
-    </w:p>
-    <w:p>
-      <w:pPr>
-        <w:rPr>
-          <w:color w:val="000000"/>
-        </w:rPr>
-      </w:pPr>
-    </w:p>
-    <w:p w14:noSpellErr="1">
-      <w:pPr>
-        <w:rPr>
-          <w:b w:val="1"/>
-          <w:bCs w:val="1"/>
+          <w:i/>
+          <w:iCs/>
+          <w:color w:val="000000"/>
+          <w:lang w:val="en-US"/>
+        </w:rPr>
+      </w:pPr>
+      <w:r>
+        <w:rPr>
+          <w:i/>
+          <w:iCs/>
+          <w:color w:val="000000" w:themeColor="text1"/>
+          <w:lang w:val="en-US"/>
+        </w:rPr>
+        <w:t>An author can write many books, but a book is written by one author.</w:t>
+      </w:r>
+    </w:p>
+    <w:p>
+      <w:pPr>
+        <w:rPr>
+          <w:color w:val="000000"/>
+        </w:rPr>
+      </w:pPr>
+    </w:p>
+    <w:p>
+      <w:pPr>
+        <w:rPr>
+          <w:b/>
+          <w:bCs/>
           <w:color w:val="000000"/>
           <w:lang w:val="en-US"/>
         </w:rPr>
@@ -2065,46 +2367,38 @@
       <w:r>
         <w:rPr>
           <w:rFonts w:ascii="Segoe UI Emoji" w:hAnsi="Segoe UI Emoji" w:cs="Segoe UI Emoji"/>
-          <w:b w:val="1"/>
-          <w:bCs w:val="1"/>
-          <w:color w:val="000000" w:themeColor="text1" w:themeTint="FF" w:themeShade="FF"/>
-          <w:lang w:val="en-US"/>
-        </w:rPr>
-        <w:t>🎯</w:t>
-      </w:r>
-      <w:r>
-        <w:rPr>
-          <w:rFonts w:ascii="Segoe UI Emoji" w:hAnsi="Segoe UI Emoji" w:cs="Segoe UI Emoji"/>
-          <w:b w:val="1"/>
-          <w:bCs w:val="1"/>
-          <w:color w:val="000000" w:themeColor="text1" w:themeTint="FF" w:themeShade="FF"/>
-          <w:lang w:val="en-US"/>
-        </w:rPr>
-        <w:t xml:space="preserve"> </w:t>
-      </w:r>
-      <w:r>
-        <w:rPr>
-          <w:b w:val="1"/>
-          <w:bCs w:val="1"/>
-          <w:color w:val="000000" w:themeColor="text1" w:themeTint="FF" w:themeShade="FF"/>
+          <w:b/>
+          <w:bCs/>
+          <w:color w:val="000000" w:themeColor="text1"/>
+          <w:lang w:val="en-US"/>
+        </w:rPr>
+        <w:t xml:space="preserve">🎯 </w:t>
+      </w:r>
+      <w:r>
+        <w:rPr>
+          <w:b/>
+          <w:bCs/>
+          <w:color w:val="000000" w:themeColor="text1"/>
           <w:lang w:val="en-US"/>
         </w:rPr>
         <w:t xml:space="preserve">In this exercise, you will define </w:t>
       </w:r>
-      <w:r>
-        <w:rPr>
-          <w:b w:val="1"/>
-          <w:bCs w:val="1"/>
-          <w:color w:val="000000" w:themeColor="text1" w:themeTint="FF" w:themeShade="FF"/>
+      <w:proofErr w:type="spellStart"/>
+      <w:r>
+        <w:rPr>
+          <w:b/>
+          <w:bCs/>
+          <w:color w:val="000000" w:themeColor="text1"/>
           <w:lang w:val="en-US"/>
         </w:rPr>
         <w:t>Sequelize</w:t>
       </w:r>
-      <w:r>
-        <w:rPr>
-          <w:b w:val="1"/>
-          <w:bCs w:val="1"/>
-          <w:color w:val="000000" w:themeColor="text1" w:themeTint="FF" w:themeShade="FF"/>
+      <w:proofErr w:type="spellEnd"/>
+      <w:r>
+        <w:rPr>
+          <w:b/>
+          <w:bCs/>
+          <w:color w:val="000000" w:themeColor="text1"/>
           <w:lang w:val="en-US"/>
         </w:rPr>
         <w:t xml:space="preserve"> models, create sample data, and perform some queries.</w:t>
@@ -2229,17 +2523,19 @@
         <w:t>name: string</w:t>
       </w:r>
     </w:p>
-    <w:p w14:noSpellErr="1">
+    <w:p>
       <w:pPr>
         <w:pStyle w:val="CODE"/>
         <w:ind w:firstLine="720"/>
       </w:pPr>
+      <w:proofErr w:type="spellStart"/>
       <w:r>
         <w:rPr>
           <w:lang w:val="en-US"/>
         </w:rPr>
         <w:t>birthYear</w:t>
       </w:r>
+      <w:proofErr w:type="spellEnd"/>
       <w:r>
         <w:rPr>
           <w:lang w:val="en-US"/>
@@ -2271,17 +2567,19 @@
         <w:t>title: string</w:t>
       </w:r>
     </w:p>
-    <w:p w14:noSpellErr="1">
+    <w:p>
       <w:pPr>
         <w:pStyle w:val="CODE"/>
         <w:ind w:firstLine="720"/>
       </w:pPr>
+      <w:proofErr w:type="spellStart"/>
       <w:r>
         <w:rPr>
           <w:lang w:val="en-US"/>
         </w:rPr>
         <w:t>publicationYear</w:t>
       </w:r>
+      <w:proofErr w:type="spellEnd"/>
       <w:r>
         <w:rPr>
           <w:lang w:val="en-US"/>
@@ -3133,11 +3431,11 @@
     <w:p>
       <w:pPr>
         <w:pBdr>
-          <w:top w:val="nil" w:color="000000" w:sz="0" w:space="0"/>
-          <w:left w:val="nil" w:color="000000" w:sz="0" w:space="0"/>
-          <w:bottom w:val="nil" w:color="000000" w:sz="0" w:space="0"/>
-          <w:right w:val="nil" w:color="000000" w:sz="0" w:space="0"/>
-          <w:between w:val="nil" w:color="000000" w:sz="0" w:space="0"/>
+          <w:top w:val="nil"/>
+          <w:left w:val="nil"/>
+          <w:bottom w:val="nil"/>
+          <w:right w:val="nil"/>
+          <w:between w:val="nil"/>
         </w:pBdr>
         <w:rPr>
           <w:color w:val="000000"/>
@@ -3146,27 +3444,27 @@
       </w:pPr>
       <w:r>
         <w:rPr>
-          <w:b w:val="1"/>
-          <w:bCs w:val="1"/>
-          <w:color w:val="000000" w:themeColor="text1" w:themeTint="FF" w:themeShade="FF"/>
+          <w:b/>
+          <w:bCs/>
+          <w:color w:val="000000" w:themeColor="text1"/>
           <w:lang w:val="en-US"/>
         </w:rPr>
         <w:t>Q</w:t>
       </w:r>
       <w:r>
         <w:rPr>
-          <w:b w:val="1"/>
-          <w:bCs w:val="1"/>
-          <w:color w:val="000000" w:themeColor="text1" w:themeTint="FF" w:themeShade="FF"/>
+          <w:b/>
+          <w:bCs/>
+          <w:color w:val="000000" w:themeColor="text1"/>
           <w:lang w:val="en-US"/>
         </w:rPr>
         <w:t>2</w:t>
       </w:r>
       <w:r>
         <w:rPr>
-          <w:b w:val="1"/>
-          <w:bCs w:val="1"/>
-          <w:color w:val="000000" w:themeColor="text1" w:themeTint="FF" w:themeShade="FF"/>
+          <w:b/>
+          <w:bCs/>
+          <w:color w:val="000000" w:themeColor="text1"/>
           <w:lang w:val="en-US"/>
         </w:rPr>
         <w:t xml:space="preserve"> - </w:t>
@@ -3176,102 +3474,101 @@
       </w:r>
       <w:r>
         <w:rPr>
-          <w:color w:val="000000" w:themeColor="text1" w:themeTint="FF" w:themeShade="FF"/>
+          <w:color w:val="000000" w:themeColor="text1"/>
           <w:lang w:val="en-US"/>
         </w:rPr>
         <w:t>Define t</w:t>
       </w:r>
       <w:r>
         <w:rPr>
-          <w:color w:val="000000" w:themeColor="text1" w:themeTint="FF" w:themeShade="FF"/>
+          <w:color w:val="000000" w:themeColor="text1"/>
           <w:lang w:val="en-US"/>
         </w:rPr>
         <w:t>he</w:t>
       </w:r>
       <w:r>
         <w:rPr>
-          <w:color w:val="000000" w:themeColor="text1" w:themeTint="FF" w:themeShade="FF"/>
+          <w:color w:val="000000" w:themeColor="text1"/>
           <w:lang w:val="en-US"/>
         </w:rPr>
         <w:t xml:space="preserve"> </w:t>
       </w:r>
       <w:r>
         <w:rPr>
-          <w:b w:val="1"/>
-          <w:bCs w:val="1"/>
-          <w:color w:val="000000" w:themeColor="text1" w:themeTint="FF" w:themeShade="FF"/>
+          <w:b/>
+          <w:bCs/>
+          <w:color w:val="000000" w:themeColor="text1"/>
           <w:lang w:val="en-US"/>
         </w:rPr>
         <w:t>relationships</w:t>
       </w:r>
       <w:r>
         <w:rPr>
-          <w:b w:val="1"/>
-          <w:bCs w:val="1"/>
-          <w:color w:val="000000" w:themeColor="text1" w:themeTint="FF" w:themeShade="FF"/>
+          <w:b/>
+          <w:bCs/>
+          <w:color w:val="000000" w:themeColor="text1"/>
           <w:lang w:val="en-US"/>
         </w:rPr>
         <w:t xml:space="preserve"> </w:t>
       </w:r>
       <w:r>
         <w:rPr>
-          <w:color w:val="000000" w:themeColor="text1" w:themeTint="FF" w:themeShade="FF"/>
-          <w:lang w:val="en-US"/>
-        </w:rPr>
-        <w:t xml:space="preserve"> between</w:t>
-      </w:r>
-      <w:r>
-        <w:rPr>
-          <w:color w:val="000000" w:themeColor="text1" w:themeTint="FF" w:themeShade="FF"/>
-          <w:lang w:val="en-US"/>
-        </w:rPr>
-        <w:t xml:space="preserve"> the 3 tables</w:t>
-      </w:r>
-      <w:r>
-        <w:rPr>
-          <w:color w:val="000000" w:themeColor="text1" w:themeTint="FF" w:themeShade="FF"/>
+          <w:color w:val="000000" w:themeColor="text1"/>
+          <w:lang w:val="en-US"/>
+        </w:rPr>
+        <w:t xml:space="preserve"> between the 3 tables</w:t>
+      </w:r>
+      <w:r>
+        <w:rPr>
+          <w:color w:val="000000" w:themeColor="text1"/>
           <w:lang w:val="en-US"/>
         </w:rPr>
         <w:t xml:space="preserve"> (</w:t>
       </w:r>
-      <w:r>
-        <w:rPr>
-          <w:color w:val="000000" w:themeColor="text1" w:themeTint="FF" w:themeShade="FF"/>
+      <w:proofErr w:type="spellStart"/>
+      <w:r>
+        <w:rPr>
+          <w:color w:val="000000" w:themeColor="text1"/>
           <w:lang w:val="en-US"/>
         </w:rPr>
         <w:t>belongto</w:t>
       </w:r>
-      <w:r>
-        <w:rPr>
-          <w:color w:val="000000" w:themeColor="text1" w:themeTint="FF" w:themeShade="FF"/>
+      <w:proofErr w:type="spellEnd"/>
+      <w:r>
+        <w:rPr>
+          <w:color w:val="000000" w:themeColor="text1"/>
           <w:lang w:val="en-US"/>
         </w:rPr>
         <w:t xml:space="preserve">, </w:t>
       </w:r>
-      <w:r>
-        <w:rPr>
-          <w:color w:val="000000" w:themeColor="text1" w:themeTint="FF" w:themeShade="FF"/>
+      <w:proofErr w:type="spellStart"/>
+      <w:r>
+        <w:rPr>
+          <w:color w:val="000000" w:themeColor="text1"/>
           <w:lang w:val="en-US"/>
         </w:rPr>
         <w:t>hasOne</w:t>
       </w:r>
-      <w:r>
-        <w:rPr>
-          <w:color w:val="000000" w:themeColor="text1" w:themeTint="FF" w:themeShade="FF"/>
+      <w:proofErr w:type="spellEnd"/>
+      <w:r>
+        <w:rPr>
+          <w:color w:val="000000" w:themeColor="text1"/>
           <w:lang w:val="en-US"/>
         </w:rPr>
         <w:t xml:space="preserve">, </w:t>
       </w:r>
-      <w:r>
-        <w:rPr>
-          <w:color w:val="000000" w:themeColor="text1" w:themeTint="FF" w:themeShade="FF"/>
+      <w:proofErr w:type="spellStart"/>
+      <w:r>
+        <w:rPr>
+          <w:color w:val="000000" w:themeColor="text1"/>
           <w:lang w:val="en-US"/>
         </w:rPr>
         <w:t>hasMany</w:t>
       </w:r>
-      <w:r>
-        <w:rPr>
-          <w:color w:val="000000" w:themeColor="text1" w:themeTint="FF" w:themeShade="FF"/>
+      <w:proofErr w:type="spellEnd"/>
+      <w:r>
+        <w:rPr>
+          <w:color w:val="000000" w:themeColor="text1"/>
           <w:lang w:val="en-US"/>
         </w:rPr>
         <w:t>)</w:t>
@@ -3536,7 +3833,6 @@
           <w:tcPr>
             <w:tcW w:w="720" w:type="dxa"/>
             <w:shd w:val="clear" w:color="auto" w:fill="F79646" w:themeFill="accent6"/>
-            <w:tcMar/>
             <w:hideMark/>
           </w:tcPr>
           <w:p>
@@ -3551,7 +3847,6 @@
         <w:tc>
           <w:tcPr>
             <w:tcW w:w="5130" w:type="dxa"/>
-            <w:tcMar/>
             <w:hideMark/>
           </w:tcPr>
           <w:p>
@@ -3569,20 +3864,15 @@
               </w:rPr>
               <w:t>/</w:t>
             </w:r>
+            <w:proofErr w:type="spellStart"/>
             <w:r>
               <w:rPr>
                 <w:rFonts w:ascii="Consolas" w:hAnsi="Consolas"/>
                 <w:lang w:val="en-US"/>
               </w:rPr>
-              <w:t>attendance</w:t>
+              <w:t>attendance?studentId</w:t>
             </w:r>
-            <w:r>
-              <w:rPr>
-                <w:rFonts w:ascii="Consolas" w:hAnsi="Consolas"/>
-                <w:lang w:val="en-US"/>
-              </w:rPr>
-              <w:t>?studentId</w:t>
-            </w:r>
+            <w:proofErr w:type="spellEnd"/>
             <w:r>
               <w:rPr>
                 <w:rFonts w:ascii="Consolas" w:hAnsi="Consolas"/>
@@ -3595,7 +3885,6 @@
         <w:tc>
           <w:tcPr>
             <w:tcW w:w="5490" w:type="dxa"/>
-            <w:tcMar/>
             <w:hideMark/>
           </w:tcPr>
           <w:p>
@@ -3619,7 +3908,6 @@
           <w:tcPr>
             <w:tcW w:w="720" w:type="dxa"/>
             <w:shd w:val="clear" w:color="auto" w:fill="9BBB59" w:themeFill="accent3"/>
-            <w:tcMar/>
             <w:hideMark/>
           </w:tcPr>
           <w:p>
@@ -3634,7 +3922,6 @@
         <w:tc>
           <w:tcPr>
             <w:tcW w:w="5130" w:type="dxa"/>
-            <w:tcMar/>
             <w:hideMark/>
           </w:tcPr>
           <w:p>
@@ -3652,20 +3939,15 @@
               </w:rPr>
               <w:t>/</w:t>
             </w:r>
+            <w:proofErr w:type="spellStart"/>
             <w:r>
               <w:rPr>
                 <w:rFonts w:ascii="Consolas" w:hAnsi="Consolas"/>
                 <w:lang w:val="en-US"/>
               </w:rPr>
-              <w:t>attendance</w:t>
+              <w:t>attendance?studentId</w:t>
             </w:r>
-            <w:r>
-              <w:rPr>
-                <w:rFonts w:ascii="Consolas" w:hAnsi="Consolas"/>
-                <w:lang w:val="en-US"/>
-              </w:rPr>
-              <w:t>?studentId</w:t>
-            </w:r>
+            <w:proofErr w:type="spellEnd"/>
             <w:r>
               <w:rPr>
                 <w:rFonts w:ascii="Consolas" w:hAnsi="Consolas"/>
@@ -3678,7 +3960,6 @@
         <w:tc>
           <w:tcPr>
             <w:tcW w:w="5490" w:type="dxa"/>
-            <w:tcMar/>
             <w:hideMark/>
           </w:tcPr>
           <w:p>
@@ -3699,7 +3980,6 @@
           <w:tcPr>
             <w:tcW w:w="720" w:type="dxa"/>
             <w:shd w:val="clear" w:color="auto" w:fill="9BBB59" w:themeFill="accent3"/>
-            <w:tcMar/>
             <w:hideMark/>
           </w:tcPr>
           <w:p>
@@ -3714,7 +3994,6 @@
         <w:tc>
           <w:tcPr>
             <w:tcW w:w="5130" w:type="dxa"/>
-            <w:tcMar/>
             <w:hideMark/>
           </w:tcPr>
           <w:p>
@@ -3735,7 +4014,6 @@
         <w:tc>
           <w:tcPr>
             <w:tcW w:w="5490" w:type="dxa"/>
-            <w:tcMar/>
             <w:hideMark/>
           </w:tcPr>
           <w:p>
@@ -3756,7 +4034,6 @@
           <w:tcPr>
             <w:tcW w:w="720" w:type="dxa"/>
             <w:shd w:val="clear" w:color="auto" w:fill="9BBB59" w:themeFill="accent3"/>
-            <w:tcMar/>
             <w:hideMark/>
           </w:tcPr>
           <w:p>
@@ -3771,7 +4048,6 @@
         <w:tc>
           <w:tcPr>
             <w:tcW w:w="5130" w:type="dxa"/>
-            <w:tcMar/>
             <w:hideMark/>
           </w:tcPr>
           <w:p>
@@ -3785,28 +4061,13 @@
               <w:rPr>
                 <w:rFonts w:ascii="Consolas" w:hAnsi="Consolas"/>
               </w:rPr>
-              <w:t>/</w:t>
-            </w:r>
-            <w:proofErr w:type="gramStart"/>
-            <w:r>
-              <w:rPr>
-                <w:rFonts w:ascii="Consolas" w:hAnsi="Consolas"/>
-              </w:rPr>
-              <w:t>students/:</w:t>
-            </w:r>
-            <w:proofErr w:type="gramEnd"/>
-            <w:r>
-              <w:rPr>
-                <w:rFonts w:ascii="Consolas" w:hAnsi="Consolas"/>
-              </w:rPr>
-              <w:t>id/attendance</w:t>
+              <w:t>/students/:id/attendance</w:t>
             </w:r>
           </w:p>
         </w:tc>
         <w:tc>
           <w:tcPr>
             <w:tcW w:w="5490" w:type="dxa"/>
-            <w:tcMar/>
             <w:hideMark/>
           </w:tcPr>
           <w:p>
@@ -3838,7 +4099,7 @@
       <w:headerReference w:type="default" r:id="rId20"/>
       <w:headerReference w:type="first" r:id="rId21"/>
       <w:footerReference w:type="first" r:id="rId22"/>
-      <w:pgSz w:w="12240" w:h="15840" w:orient="portrait"/>
+      <w:pgSz w:w="12240" w:h="15840"/>
       <w:pgMar w:top="709" w:right="1440" w:bottom="450" w:left="1440" w:header="450" w:footer="720" w:gutter="0"/>
       <w:pgNumType w:start="1"/>
       <w:cols w:space="720"/>
@@ -3969,7 +4230,7 @@
 </file>
 
 <file path=word/header2.xml><?xml version="1.0" encoding="utf-8"?>
-<w:hdr xmlns:wpc="http://schemas.microsoft.com/office/word/2010/wordprocessingCanvas" xmlns:cx="http://schemas.microsoft.com/office/drawing/2014/chartex" xmlns:cx1="http://schemas.microsoft.com/office/drawing/2015/9/8/chartex" xmlns:cx2="http://schemas.microsoft.com/office/drawing/2015/10/21/chartex" xmlns:cx3="http://schemas.microsoft.com/office/drawing/2016/5/9/chartex" xmlns:cx4="http://schemas.microsoft.com/office/drawing/2016/5/10/chartex" xmlns:cx5="http://schemas.microsoft.com/office/drawing/2016/5/11/chartex" xmlns:cx6="http://schemas.microsoft.com/office/drawing/2016/5/12/chartex" xmlns:cx7="http://schemas.microsoft.com/office/drawing/2016/5/13/chartex" xmlns:cx8="http://schemas.microsoft.com/office/drawing/2016/5/14/chartex" xmlns:mc="http://schemas.openxmlformats.org/markup-compatibility/2006" xmlns:aink="http://schemas.microsoft.com/office/drawing/2016/ink" xmlns:am3d="http://schemas.microsoft.com/office/drawing/2017/model3d" xmlns:o="urn:schemas-microsoft-com:office:office" xmlns:oel="http://schemas.microsoft.com/office/2019/extlst" xmlns:r="http://schemas.openxmlformats.org/officeDocument/2006/relationships" xmlns:m="http://schemas.openxmlformats.org/officeDocument/2006/math" xmlns:v="urn:schemas-microsoft-com:vml" xmlns:wp14="http://schemas.microsoft.com/office/word/2010/wordprocessingDrawing" xmlns:wp="http://schemas.openxmlformats.org/drawingml/2006/wordprocessingDrawing" xmlns:w10="urn:schemas-microsoft-com:office:word" xmlns:w="http://schemas.openxmlformats.org/wordprocessingml/2006/main" xmlns:w14="http://schemas.microsoft.com/office/word/2010/wordml" xmlns:w15="http://schemas.microsoft.com/office/word/2012/wordml" xmlns:w16cex="http://schemas.microsoft.com/office/word/2018/wordml/cex" xmlns:w16cid="http://schemas.microsoft.com/office/word/2016/wordml/cid" xmlns:w16="http://schemas.microsoft.com/office/word/2018/wordml" xmlns:w16du="http://schemas.microsoft.com/office/word/2023/wordml/word16du" xmlns:w16sdtdh="http://schemas.microsoft.com/office/word/2020/wordml/sdtdatahash" xmlns:w16sdtfl="http://schemas.microsoft.com/office/word/2024/wordml/sdtformatlock" xmlns:w16se="http://schemas.microsoft.com/office/word/2015/wordml/symex" xmlns:wpg="http://schemas.microsoft.com/office/word/2010/wordprocessingGroup" xmlns:wpi="http://schemas.microsoft.com/office/word/2010/wordprocessingInk" xmlns:wne="http://schemas.microsoft.com/office/word/2006/wordml" xmlns:wps="http://schemas.microsoft.com/office/word/2010/wordprocessingShape" xmlns:a="http://schemas.openxmlformats.org/drawingml/2006/main" xmlns:a16="http://schemas.microsoft.com/office/drawing/2014/main" xmlns:pic="http://schemas.openxmlformats.org/drawingml/2006/picture" xmlns:a14="http://schemas.microsoft.com/office/drawing/2010/main" mc:Ignorable="w14 w15 w16se w16cid w16 w16cex w16sdtdh w16sdtfl w16du wp14">
+<w:hdr xmlns:wpc="http://schemas.microsoft.com/office/word/2010/wordprocessingCanvas" xmlns:cx="http://schemas.microsoft.com/office/drawing/2014/chartex" xmlns:cx1="http://schemas.microsoft.com/office/drawing/2015/9/8/chartex" xmlns:cx2="http://schemas.microsoft.com/office/drawing/2015/10/21/chartex" xmlns:cx3="http://schemas.microsoft.com/office/drawing/2016/5/9/chartex" xmlns:cx4="http://schemas.microsoft.com/office/drawing/2016/5/10/chartex" xmlns:cx5="http://schemas.microsoft.com/office/drawing/2016/5/11/chartex" xmlns:cx6="http://schemas.microsoft.com/office/drawing/2016/5/12/chartex" xmlns:cx7="http://schemas.microsoft.com/office/drawing/2016/5/13/chartex" xmlns:cx8="http://schemas.microsoft.com/office/drawing/2016/5/14/chartex" xmlns:mc="http://schemas.openxmlformats.org/markup-compatibility/2006" xmlns:aink="http://schemas.microsoft.com/office/drawing/2016/ink" xmlns:am3d="http://schemas.microsoft.com/office/drawing/2017/model3d" xmlns:o="urn:schemas-microsoft-com:office:office" xmlns:oel="http://schemas.microsoft.com/office/2019/extlst" xmlns:r="http://schemas.openxmlformats.org/officeDocument/2006/relationships" xmlns:m="http://schemas.openxmlformats.org/officeDocument/2006/math" xmlns:v="urn:schemas-microsoft-com:vml" xmlns:wp14="http://schemas.microsoft.com/office/word/2010/wordprocessingDrawing" xmlns:wp="http://schemas.openxmlformats.org/drawingml/2006/wordprocessingDrawing" xmlns:w10="urn:schemas-microsoft-com:office:word" xmlns:w="http://schemas.openxmlformats.org/wordprocessingml/2006/main" xmlns:w14="http://schemas.microsoft.com/office/word/2010/wordml" xmlns:w15="http://schemas.microsoft.com/office/word/2012/wordml" xmlns:w16cex="http://schemas.microsoft.com/office/word/2018/wordml/cex" xmlns:w16cid="http://schemas.microsoft.com/office/word/2016/wordml/cid" xmlns:w16="http://schemas.microsoft.com/office/word/2018/wordml" xmlns:w16du="http://schemas.microsoft.com/office/word/2023/wordml/word16du" xmlns:w16sdtdh="http://schemas.microsoft.com/office/word/2020/wordml/sdtdatahash" xmlns:w16sdtfl="http://schemas.microsoft.com/office/word/2024/wordml/sdtformatlock" xmlns:w16se="http://schemas.microsoft.com/office/word/2015/wordml/symex" xmlns:wpg="http://schemas.microsoft.com/office/word/2010/wordprocessingGroup" xmlns:wpi="http://schemas.microsoft.com/office/word/2010/wordprocessingInk" xmlns:wne="http://schemas.microsoft.com/office/word/2006/wordml" xmlns:wps="http://schemas.microsoft.com/office/word/2010/wordprocessingShape" mc:Ignorable="w14 w15 w16se w16cid w16 w16cex w16sdtdh w16sdtfl w16du wp14">
   <w:p>
     <w:pPr>
       <w:pBdr>
@@ -4177,7 +4438,7 @@
         <w:ind w:left="720" w:hanging="360"/>
       </w:pPr>
       <w:rPr>
-        <w:rFonts w:hint="default" w:ascii="Calibri" w:hAnsi="Calibri" w:eastAsia="Calibri" w:cs="Calibri"/>
+        <w:rFonts w:ascii="Calibri" w:eastAsia="Calibri" w:hAnsi="Calibri" w:cs="Calibri" w:hint="default"/>
       </w:rPr>
     </w:lvl>
     <w:lvl w:ilvl="1" w:tplc="04090003" w:tentative="1">
@@ -4189,7 +4450,7 @@
         <w:ind w:left="1440" w:hanging="360"/>
       </w:pPr>
       <w:rPr>
-        <w:rFonts w:hint="default" w:ascii="Courier New" w:hAnsi="Courier New" w:cs="Courier New"/>
+        <w:rFonts w:ascii="Courier New" w:hAnsi="Courier New" w:cs="Courier New" w:hint="default"/>
       </w:rPr>
     </w:lvl>
     <w:lvl w:ilvl="2" w:tplc="04090005" w:tentative="1">
@@ -4201,7 +4462,7 @@
         <w:ind w:left="2160" w:hanging="360"/>
       </w:pPr>
       <w:rPr>
-        <w:rFonts w:hint="default" w:ascii="Wingdings" w:hAnsi="Wingdings"/>
+        <w:rFonts w:ascii="Wingdings" w:hAnsi="Wingdings" w:hint="default"/>
       </w:rPr>
     </w:lvl>
     <w:lvl w:ilvl="3" w:tplc="04090001" w:tentative="1">
@@ -4213,7 +4474,7 @@
         <w:ind w:left="2880" w:hanging="360"/>
       </w:pPr>
       <w:rPr>
-        <w:rFonts w:hint="default" w:ascii="Symbol" w:hAnsi="Symbol"/>
+        <w:rFonts w:ascii="Symbol" w:hAnsi="Symbol" w:hint="default"/>
       </w:rPr>
     </w:lvl>
     <w:lvl w:ilvl="4" w:tplc="04090003" w:tentative="1">
@@ -4225,7 +4486,7 @@
         <w:ind w:left="3600" w:hanging="360"/>
       </w:pPr>
       <w:rPr>
-        <w:rFonts w:hint="default" w:ascii="Courier New" w:hAnsi="Courier New" w:cs="Courier New"/>
+        <w:rFonts w:ascii="Courier New" w:hAnsi="Courier New" w:cs="Courier New" w:hint="default"/>
       </w:rPr>
     </w:lvl>
     <w:lvl w:ilvl="5" w:tplc="04090005" w:tentative="1">
@@ -4237,7 +4498,7 @@
         <w:ind w:left="4320" w:hanging="360"/>
       </w:pPr>
       <w:rPr>
-        <w:rFonts w:hint="default" w:ascii="Wingdings" w:hAnsi="Wingdings"/>
+        <w:rFonts w:ascii="Wingdings" w:hAnsi="Wingdings" w:hint="default"/>
       </w:rPr>
     </w:lvl>
     <w:lvl w:ilvl="6" w:tplc="04090001" w:tentative="1">
@@ -4249,7 +4510,7 @@
         <w:ind w:left="5040" w:hanging="360"/>
       </w:pPr>
       <w:rPr>
-        <w:rFonts w:hint="default" w:ascii="Symbol" w:hAnsi="Symbol"/>
+        <w:rFonts w:ascii="Symbol" w:hAnsi="Symbol" w:hint="default"/>
       </w:rPr>
     </w:lvl>
     <w:lvl w:ilvl="7" w:tplc="04090003" w:tentative="1">
@@ -4261,7 +4522,7 @@
         <w:ind w:left="5760" w:hanging="360"/>
       </w:pPr>
       <w:rPr>
-        <w:rFonts w:hint="default" w:ascii="Courier New" w:hAnsi="Courier New" w:cs="Courier New"/>
+        <w:rFonts w:ascii="Courier New" w:hAnsi="Courier New" w:cs="Courier New" w:hint="default"/>
       </w:rPr>
     </w:lvl>
     <w:lvl w:ilvl="8" w:tplc="04090005" w:tentative="1">
@@ -4273,7 +4534,7 @@
         <w:ind w:left="6480" w:hanging="360"/>
       </w:pPr>
       <w:rPr>
-        <w:rFonts w:hint="default" w:ascii="Wingdings" w:hAnsi="Wingdings"/>
+        <w:rFonts w:ascii="Wingdings" w:hAnsi="Wingdings" w:hint="default"/>
       </w:rPr>
     </w:lvl>
   </w:abstractNum>
@@ -4289,7 +4550,7 @@
         <w:ind w:left="720" w:hanging="360"/>
       </w:pPr>
       <w:rPr>
-        <w:rFonts w:hint="default" w:ascii="Calibri" w:hAnsi="Calibri" w:eastAsia="Calibri" w:cs="Calibri"/>
+        <w:rFonts w:ascii="Calibri" w:eastAsia="Calibri" w:hAnsi="Calibri" w:cs="Calibri" w:hint="default"/>
       </w:rPr>
     </w:lvl>
     <w:lvl w:ilvl="1" w:tplc="04090003">
@@ -4301,7 +4562,7 @@
         <w:ind w:left="1440" w:hanging="360"/>
       </w:pPr>
       <w:rPr>
-        <w:rFonts w:hint="default" w:ascii="Courier New" w:hAnsi="Courier New" w:cs="Courier New"/>
+        <w:rFonts w:ascii="Courier New" w:hAnsi="Courier New" w:cs="Courier New" w:hint="default"/>
       </w:rPr>
     </w:lvl>
     <w:lvl w:ilvl="2" w:tplc="04090005" w:tentative="1">
@@ -4313,7 +4574,7 @@
         <w:ind w:left="2160" w:hanging="360"/>
       </w:pPr>
       <w:rPr>
-        <w:rFonts w:hint="default" w:ascii="Wingdings" w:hAnsi="Wingdings"/>
+        <w:rFonts w:ascii="Wingdings" w:hAnsi="Wingdings" w:hint="default"/>
       </w:rPr>
     </w:lvl>
     <w:lvl w:ilvl="3" w:tplc="04090001" w:tentative="1">
@@ -4325,7 +4586,7 @@
         <w:ind w:left="2880" w:hanging="360"/>
       </w:pPr>
       <w:rPr>
-        <w:rFonts w:hint="default" w:ascii="Symbol" w:hAnsi="Symbol"/>
+        <w:rFonts w:ascii="Symbol" w:hAnsi="Symbol" w:hint="default"/>
       </w:rPr>
     </w:lvl>
     <w:lvl w:ilvl="4" w:tplc="04090003" w:tentative="1">
@@ -4337,7 +4598,7 @@
         <w:ind w:left="3600" w:hanging="360"/>
       </w:pPr>
       <w:rPr>
-        <w:rFonts w:hint="default" w:ascii="Courier New" w:hAnsi="Courier New" w:cs="Courier New"/>
+        <w:rFonts w:ascii="Courier New" w:hAnsi="Courier New" w:cs="Courier New" w:hint="default"/>
       </w:rPr>
     </w:lvl>
     <w:lvl w:ilvl="5" w:tplc="04090005" w:tentative="1">
@@ -4349,7 +4610,7 @@
         <w:ind w:left="4320" w:hanging="360"/>
       </w:pPr>
       <w:rPr>
-        <w:rFonts w:hint="default" w:ascii="Wingdings" w:hAnsi="Wingdings"/>
+        <w:rFonts w:ascii="Wingdings" w:hAnsi="Wingdings" w:hint="default"/>
       </w:rPr>
     </w:lvl>
     <w:lvl w:ilvl="6" w:tplc="04090001" w:tentative="1">
@@ -4361,7 +4622,7 @@
         <w:ind w:left="5040" w:hanging="360"/>
       </w:pPr>
       <w:rPr>
-        <w:rFonts w:hint="default" w:ascii="Symbol" w:hAnsi="Symbol"/>
+        <w:rFonts w:ascii="Symbol" w:hAnsi="Symbol" w:hint="default"/>
       </w:rPr>
     </w:lvl>
     <w:lvl w:ilvl="7" w:tplc="04090003" w:tentative="1">
@@ -4373,7 +4634,7 @@
         <w:ind w:left="5760" w:hanging="360"/>
       </w:pPr>
       <w:rPr>
-        <w:rFonts w:hint="default" w:ascii="Courier New" w:hAnsi="Courier New" w:cs="Courier New"/>
+        <w:rFonts w:ascii="Courier New" w:hAnsi="Courier New" w:cs="Courier New" w:hint="default"/>
       </w:rPr>
     </w:lvl>
     <w:lvl w:ilvl="8" w:tplc="04090005" w:tentative="1">
@@ -4385,7 +4646,7 @@
         <w:ind w:left="6480" w:hanging="360"/>
       </w:pPr>
       <w:rPr>
-        <w:rFonts w:hint="default" w:ascii="Wingdings" w:hAnsi="Wingdings"/>
+        <w:rFonts w:ascii="Wingdings" w:hAnsi="Wingdings" w:hint="default"/>
       </w:rPr>
     </w:lvl>
   </w:abstractNum>
@@ -4401,7 +4662,7 @@
         <w:ind w:left="720" w:hanging="360"/>
       </w:pPr>
       <w:rPr>
-        <w:rFonts w:ascii="Calibri" w:hAnsi="Calibri" w:eastAsia="Calibri" w:cs="Calibri"/>
+        <w:rFonts w:ascii="Calibri" w:eastAsia="Calibri" w:hAnsi="Calibri" w:cs="Calibri"/>
       </w:rPr>
     </w:lvl>
     <w:lvl w:ilvl="1">
@@ -4413,7 +4674,7 @@
         <w:ind w:left="1440" w:hanging="360"/>
       </w:pPr>
       <w:rPr>
-        <w:rFonts w:ascii="Courier New" w:hAnsi="Courier New" w:eastAsia="Courier New" w:cs="Courier New"/>
+        <w:rFonts w:ascii="Courier New" w:eastAsia="Courier New" w:hAnsi="Courier New" w:cs="Courier New"/>
       </w:rPr>
     </w:lvl>
     <w:lvl w:ilvl="2">
@@ -4425,7 +4686,7 @@
         <w:ind w:left="2160" w:hanging="360"/>
       </w:pPr>
       <w:rPr>
-        <w:rFonts w:ascii="Noto Sans Symbols" w:hAnsi="Noto Sans Symbols" w:eastAsia="Noto Sans Symbols" w:cs="Noto Sans Symbols"/>
+        <w:rFonts w:ascii="Noto Sans Symbols" w:eastAsia="Noto Sans Symbols" w:hAnsi="Noto Sans Symbols" w:cs="Noto Sans Symbols"/>
       </w:rPr>
     </w:lvl>
     <w:lvl w:ilvl="3">
@@ -4437,7 +4698,7 @@
         <w:ind w:left="2880" w:hanging="360"/>
       </w:pPr>
       <w:rPr>
-        <w:rFonts w:ascii="Noto Sans Symbols" w:hAnsi="Noto Sans Symbols" w:eastAsia="Noto Sans Symbols" w:cs="Noto Sans Symbols"/>
+        <w:rFonts w:ascii="Noto Sans Symbols" w:eastAsia="Noto Sans Symbols" w:hAnsi="Noto Sans Symbols" w:cs="Noto Sans Symbols"/>
       </w:rPr>
     </w:lvl>
     <w:lvl w:ilvl="4">
@@ -4449,7 +4710,7 @@
         <w:ind w:left="3600" w:hanging="360"/>
       </w:pPr>
       <w:rPr>
-        <w:rFonts w:ascii="Courier New" w:hAnsi="Courier New" w:eastAsia="Courier New" w:cs="Courier New"/>
+        <w:rFonts w:ascii="Courier New" w:eastAsia="Courier New" w:hAnsi="Courier New" w:cs="Courier New"/>
       </w:rPr>
     </w:lvl>
     <w:lvl w:ilvl="5">
@@ -4461,7 +4722,7 @@
         <w:ind w:left="4320" w:hanging="360"/>
       </w:pPr>
       <w:rPr>
-        <w:rFonts w:ascii="Noto Sans Symbols" w:hAnsi="Noto Sans Symbols" w:eastAsia="Noto Sans Symbols" w:cs="Noto Sans Symbols"/>
+        <w:rFonts w:ascii="Noto Sans Symbols" w:eastAsia="Noto Sans Symbols" w:hAnsi="Noto Sans Symbols" w:cs="Noto Sans Symbols"/>
       </w:rPr>
     </w:lvl>
     <w:lvl w:ilvl="6">
@@ -4473,7 +4734,7 @@
         <w:ind w:left="5040" w:hanging="360"/>
       </w:pPr>
       <w:rPr>
-        <w:rFonts w:ascii="Noto Sans Symbols" w:hAnsi="Noto Sans Symbols" w:eastAsia="Noto Sans Symbols" w:cs="Noto Sans Symbols"/>
+        <w:rFonts w:ascii="Noto Sans Symbols" w:eastAsia="Noto Sans Symbols" w:hAnsi="Noto Sans Symbols" w:cs="Noto Sans Symbols"/>
       </w:rPr>
     </w:lvl>
     <w:lvl w:ilvl="7">
@@ -4485,7 +4746,7 @@
         <w:ind w:left="5760" w:hanging="360"/>
       </w:pPr>
       <w:rPr>
-        <w:rFonts w:ascii="Courier New" w:hAnsi="Courier New" w:eastAsia="Courier New" w:cs="Courier New"/>
+        <w:rFonts w:ascii="Courier New" w:eastAsia="Courier New" w:hAnsi="Courier New" w:cs="Courier New"/>
       </w:rPr>
     </w:lvl>
     <w:lvl w:ilvl="8">
@@ -4497,7 +4758,7 @@
         <w:ind w:left="6480" w:hanging="360"/>
       </w:pPr>
       <w:rPr>
-        <w:rFonts w:ascii="Noto Sans Symbols" w:hAnsi="Noto Sans Symbols" w:eastAsia="Noto Sans Symbols" w:cs="Noto Sans Symbols"/>
+        <w:rFonts w:ascii="Noto Sans Symbols" w:eastAsia="Noto Sans Symbols" w:hAnsi="Noto Sans Symbols" w:cs="Noto Sans Symbols"/>
       </w:rPr>
     </w:lvl>
   </w:abstractNum>
@@ -4517,7 +4778,7 @@
         <w:ind w:left="720" w:hanging="360"/>
       </w:pPr>
       <w:rPr>
-        <w:rFonts w:hint="default" w:ascii="Symbol" w:hAnsi="Symbol"/>
+        <w:rFonts w:ascii="Symbol" w:hAnsi="Symbol" w:hint="default"/>
         <w:sz w:val="20"/>
       </w:rPr>
     </w:lvl>
@@ -4533,7 +4794,7 @@
         <w:ind w:left="1440" w:hanging="360"/>
       </w:pPr>
       <w:rPr>
-        <w:rFonts w:hint="default" w:ascii="Courier New" w:hAnsi="Courier New"/>
+        <w:rFonts w:ascii="Courier New" w:hAnsi="Courier New" w:hint="default"/>
         <w:sz w:val="20"/>
       </w:rPr>
     </w:lvl>
@@ -4549,7 +4810,7 @@
         <w:ind w:left="2160" w:hanging="360"/>
       </w:pPr>
       <w:rPr>
-        <w:rFonts w:hint="default" w:ascii="Wingdings" w:hAnsi="Wingdings"/>
+        <w:rFonts w:ascii="Wingdings" w:hAnsi="Wingdings" w:hint="default"/>
         <w:sz w:val="20"/>
       </w:rPr>
     </w:lvl>
@@ -4565,7 +4826,7 @@
         <w:ind w:left="2880" w:hanging="360"/>
       </w:pPr>
       <w:rPr>
-        <w:rFonts w:hint="default" w:ascii="Wingdings" w:hAnsi="Wingdings"/>
+        <w:rFonts w:ascii="Wingdings" w:hAnsi="Wingdings" w:hint="default"/>
         <w:sz w:val="20"/>
       </w:rPr>
     </w:lvl>
@@ -4581,7 +4842,7 @@
         <w:ind w:left="3600" w:hanging="360"/>
       </w:pPr>
       <w:rPr>
-        <w:rFonts w:hint="default" w:ascii="Wingdings" w:hAnsi="Wingdings"/>
+        <w:rFonts w:ascii="Wingdings" w:hAnsi="Wingdings" w:hint="default"/>
         <w:sz w:val="20"/>
       </w:rPr>
     </w:lvl>
@@ -4597,7 +4858,7 @@
         <w:ind w:left="4320" w:hanging="360"/>
       </w:pPr>
       <w:rPr>
-        <w:rFonts w:hint="default" w:ascii="Wingdings" w:hAnsi="Wingdings"/>
+        <w:rFonts w:ascii="Wingdings" w:hAnsi="Wingdings" w:hint="default"/>
         <w:sz w:val="20"/>
       </w:rPr>
     </w:lvl>
@@ -4613,7 +4874,7 @@
         <w:ind w:left="5040" w:hanging="360"/>
       </w:pPr>
       <w:rPr>
-        <w:rFonts w:hint="default" w:ascii="Wingdings" w:hAnsi="Wingdings"/>
+        <w:rFonts w:ascii="Wingdings" w:hAnsi="Wingdings" w:hint="default"/>
         <w:sz w:val="20"/>
       </w:rPr>
     </w:lvl>
@@ -4629,7 +4890,7 @@
         <w:ind w:left="5760" w:hanging="360"/>
       </w:pPr>
       <w:rPr>
-        <w:rFonts w:hint="default" w:ascii="Wingdings" w:hAnsi="Wingdings"/>
+        <w:rFonts w:ascii="Wingdings" w:hAnsi="Wingdings" w:hint="default"/>
         <w:sz w:val="20"/>
       </w:rPr>
     </w:lvl>
@@ -4645,7 +4906,7 @@
         <w:ind w:left="6480" w:hanging="360"/>
       </w:pPr>
       <w:rPr>
-        <w:rFonts w:hint="default" w:ascii="Wingdings" w:hAnsi="Wingdings"/>
+        <w:rFonts w:ascii="Wingdings" w:hAnsi="Wingdings" w:hint="default"/>
         <w:sz w:val="20"/>
       </w:rPr>
     </w:lvl>
@@ -4663,7 +4924,7 @@
         <w:ind w:left="720" w:hanging="360"/>
       </w:pPr>
       <w:rPr>
-        <w:rFonts w:hint="default" w:ascii="Calibri" w:hAnsi="Calibri" w:eastAsia="Calibri" w:cs="Calibri"/>
+        <w:rFonts w:ascii="Calibri" w:eastAsia="Calibri" w:hAnsi="Calibri" w:cs="Calibri" w:hint="default"/>
       </w:rPr>
     </w:lvl>
     <w:lvl w:ilvl="1" w:tplc="04090003" w:tentative="1">
@@ -4675,7 +4936,7 @@
         <w:ind w:left="1440" w:hanging="360"/>
       </w:pPr>
       <w:rPr>
-        <w:rFonts w:hint="default" w:ascii="Courier New" w:hAnsi="Courier New" w:cs="Courier New"/>
+        <w:rFonts w:ascii="Courier New" w:hAnsi="Courier New" w:cs="Courier New" w:hint="default"/>
       </w:rPr>
     </w:lvl>
     <w:lvl w:ilvl="2" w:tplc="04090005" w:tentative="1">
@@ -4687,7 +4948,7 @@
         <w:ind w:left="2160" w:hanging="360"/>
       </w:pPr>
       <w:rPr>
-        <w:rFonts w:hint="default" w:ascii="Wingdings" w:hAnsi="Wingdings"/>
+        <w:rFonts w:ascii="Wingdings" w:hAnsi="Wingdings" w:hint="default"/>
       </w:rPr>
     </w:lvl>
     <w:lvl w:ilvl="3" w:tplc="04090001" w:tentative="1">
@@ -4699,7 +4960,7 @@
         <w:ind w:left="2880" w:hanging="360"/>
       </w:pPr>
       <w:rPr>
-        <w:rFonts w:hint="default" w:ascii="Symbol" w:hAnsi="Symbol"/>
+        <w:rFonts w:ascii="Symbol" w:hAnsi="Symbol" w:hint="default"/>
       </w:rPr>
     </w:lvl>
     <w:lvl w:ilvl="4" w:tplc="04090003" w:tentative="1">
@@ -4711,7 +4972,7 @@
         <w:ind w:left="3600" w:hanging="360"/>
       </w:pPr>
       <w:rPr>
-        <w:rFonts w:hint="default" w:ascii="Courier New" w:hAnsi="Courier New" w:cs="Courier New"/>
+        <w:rFonts w:ascii="Courier New" w:hAnsi="Courier New" w:cs="Courier New" w:hint="default"/>
       </w:rPr>
     </w:lvl>
     <w:lvl w:ilvl="5" w:tplc="04090005" w:tentative="1">
@@ -4723,7 +4984,7 @@
         <w:ind w:left="4320" w:hanging="360"/>
       </w:pPr>
       <w:rPr>
-        <w:rFonts w:hint="default" w:ascii="Wingdings" w:hAnsi="Wingdings"/>
+        <w:rFonts w:ascii="Wingdings" w:hAnsi="Wingdings" w:hint="default"/>
       </w:rPr>
     </w:lvl>
     <w:lvl w:ilvl="6" w:tplc="04090001" w:tentative="1">
@@ -4735,7 +4996,7 @@
         <w:ind w:left="5040" w:hanging="360"/>
       </w:pPr>
       <w:rPr>
-        <w:rFonts w:hint="default" w:ascii="Symbol" w:hAnsi="Symbol"/>
+        <w:rFonts w:ascii="Symbol" w:hAnsi="Symbol" w:hint="default"/>
       </w:rPr>
     </w:lvl>
     <w:lvl w:ilvl="7" w:tplc="04090003" w:tentative="1">
@@ -4747,7 +5008,7 @@
         <w:ind w:left="5760" w:hanging="360"/>
       </w:pPr>
       <w:rPr>
-        <w:rFonts w:hint="default" w:ascii="Courier New" w:hAnsi="Courier New" w:cs="Courier New"/>
+        <w:rFonts w:ascii="Courier New" w:hAnsi="Courier New" w:cs="Courier New" w:hint="default"/>
       </w:rPr>
     </w:lvl>
     <w:lvl w:ilvl="8" w:tplc="04090005" w:tentative="1">
@@ -4759,7 +5020,7 @@
         <w:ind w:left="6480" w:hanging="360"/>
       </w:pPr>
       <w:rPr>
-        <w:rFonts w:hint="default" w:ascii="Wingdings" w:hAnsi="Wingdings"/>
+        <w:rFonts w:ascii="Wingdings" w:hAnsi="Wingdings" w:hint="default"/>
       </w:rPr>
     </w:lvl>
   </w:abstractNum>
@@ -4776,7 +5037,7 @@
         <w:ind w:left="720" w:hanging="360"/>
       </w:pPr>
       <w:rPr>
-        <w:rFonts w:hint="default" w:ascii="Wingdings" w:hAnsi="Wingdings"/>
+        <w:rFonts w:ascii="Wingdings" w:hAnsi="Wingdings" w:hint="default"/>
       </w:rPr>
     </w:lvl>
     <w:lvl w:ilvl="1" w:tplc="04090003" w:tentative="1">
@@ -4788,7 +5049,7 @@
         <w:ind w:left="1440" w:hanging="360"/>
       </w:pPr>
       <w:rPr>
-        <w:rFonts w:hint="default" w:ascii="Courier New" w:hAnsi="Courier New" w:cs="Courier New"/>
+        <w:rFonts w:ascii="Courier New" w:hAnsi="Courier New" w:cs="Courier New" w:hint="default"/>
       </w:rPr>
     </w:lvl>
     <w:lvl w:ilvl="2" w:tplc="04090005" w:tentative="1">
@@ -4800,7 +5061,7 @@
         <w:ind w:left="2160" w:hanging="360"/>
       </w:pPr>
       <w:rPr>
-        <w:rFonts w:hint="default" w:ascii="Wingdings" w:hAnsi="Wingdings"/>
+        <w:rFonts w:ascii="Wingdings" w:hAnsi="Wingdings" w:hint="default"/>
       </w:rPr>
     </w:lvl>
     <w:lvl w:ilvl="3" w:tplc="04090001" w:tentative="1">
@@ -4812,7 +5073,7 @@
         <w:ind w:left="2880" w:hanging="360"/>
       </w:pPr>
       <w:rPr>
-        <w:rFonts w:hint="default" w:ascii="Symbol" w:hAnsi="Symbol"/>
+        <w:rFonts w:ascii="Symbol" w:hAnsi="Symbol" w:hint="default"/>
       </w:rPr>
     </w:lvl>
     <w:lvl w:ilvl="4" w:tplc="04090003" w:tentative="1">
@@ -4824,7 +5085,7 @@
         <w:ind w:left="3600" w:hanging="360"/>
       </w:pPr>
       <w:rPr>
-        <w:rFonts w:hint="default" w:ascii="Courier New" w:hAnsi="Courier New" w:cs="Courier New"/>
+        <w:rFonts w:ascii="Courier New" w:hAnsi="Courier New" w:cs="Courier New" w:hint="default"/>
       </w:rPr>
     </w:lvl>
     <w:lvl w:ilvl="5" w:tplc="04090005" w:tentative="1">
@@ -4836,7 +5097,7 @@
         <w:ind w:left="4320" w:hanging="360"/>
       </w:pPr>
       <w:rPr>
-        <w:rFonts w:hint="default" w:ascii="Wingdings" w:hAnsi="Wingdings"/>
+        <w:rFonts w:ascii="Wingdings" w:hAnsi="Wingdings" w:hint="default"/>
       </w:rPr>
     </w:lvl>
     <w:lvl w:ilvl="6" w:tplc="04090001" w:tentative="1">
@@ -4848,7 +5109,7 @@
         <w:ind w:left="5040" w:hanging="360"/>
       </w:pPr>
       <w:rPr>
-        <w:rFonts w:hint="default" w:ascii="Symbol" w:hAnsi="Symbol"/>
+        <w:rFonts w:ascii="Symbol" w:hAnsi="Symbol" w:hint="default"/>
       </w:rPr>
     </w:lvl>
     <w:lvl w:ilvl="7" w:tplc="04090003" w:tentative="1">
@@ -4860,7 +5121,7 @@
         <w:ind w:left="5760" w:hanging="360"/>
       </w:pPr>
       <w:rPr>
-        <w:rFonts w:hint="default" w:ascii="Courier New" w:hAnsi="Courier New" w:cs="Courier New"/>
+        <w:rFonts w:ascii="Courier New" w:hAnsi="Courier New" w:cs="Courier New" w:hint="default"/>
       </w:rPr>
     </w:lvl>
     <w:lvl w:ilvl="8" w:tplc="04090005" w:tentative="1">
@@ -4872,7 +5133,7 @@
         <w:ind w:left="6480" w:hanging="360"/>
       </w:pPr>
       <w:rPr>
-        <w:rFonts w:hint="default" w:ascii="Wingdings" w:hAnsi="Wingdings"/>
+        <w:rFonts w:ascii="Wingdings" w:hAnsi="Wingdings" w:hint="default"/>
       </w:rPr>
     </w:lvl>
   </w:abstractNum>
@@ -4889,7 +5150,7 @@
         <w:ind w:left="720" w:hanging="360"/>
       </w:pPr>
       <w:rPr>
-        <w:rFonts w:hint="default" w:ascii="Wingdings" w:hAnsi="Wingdings"/>
+        <w:rFonts w:ascii="Wingdings" w:hAnsi="Wingdings" w:hint="default"/>
       </w:rPr>
     </w:lvl>
     <w:lvl w:ilvl="1" w:tplc="04090003" w:tentative="1">
@@ -4901,7 +5162,7 @@
         <w:ind w:left="1440" w:hanging="360"/>
       </w:pPr>
       <w:rPr>
-        <w:rFonts w:hint="default" w:ascii="Courier New" w:hAnsi="Courier New" w:cs="Courier New"/>
+        <w:rFonts w:ascii="Courier New" w:hAnsi="Courier New" w:cs="Courier New" w:hint="default"/>
       </w:rPr>
     </w:lvl>
     <w:lvl w:ilvl="2" w:tplc="04090005" w:tentative="1">
@@ -4913,7 +5174,7 @@
         <w:ind w:left="2160" w:hanging="360"/>
       </w:pPr>
       <w:rPr>
-        <w:rFonts w:hint="default" w:ascii="Wingdings" w:hAnsi="Wingdings"/>
+        <w:rFonts w:ascii="Wingdings" w:hAnsi="Wingdings" w:hint="default"/>
       </w:rPr>
     </w:lvl>
     <w:lvl w:ilvl="3" w:tplc="04090001" w:tentative="1">
@@ -4925,7 +5186,7 @@
         <w:ind w:left="2880" w:hanging="360"/>
       </w:pPr>
       <w:rPr>
-        <w:rFonts w:hint="default" w:ascii="Symbol" w:hAnsi="Symbol"/>
+        <w:rFonts w:ascii="Symbol" w:hAnsi="Symbol" w:hint="default"/>
       </w:rPr>
     </w:lvl>
     <w:lvl w:ilvl="4" w:tplc="04090003" w:tentative="1">
@@ -4937,7 +5198,7 @@
         <w:ind w:left="3600" w:hanging="360"/>
       </w:pPr>
       <w:rPr>
-        <w:rFonts w:hint="default" w:ascii="Courier New" w:hAnsi="Courier New" w:cs="Courier New"/>
+        <w:rFonts w:ascii="Courier New" w:hAnsi="Courier New" w:cs="Courier New" w:hint="default"/>
       </w:rPr>
     </w:lvl>
     <w:lvl w:ilvl="5" w:tplc="04090005" w:tentative="1">
@@ -4949,7 +5210,7 @@
         <w:ind w:left="4320" w:hanging="360"/>
       </w:pPr>
       <w:rPr>
-        <w:rFonts w:hint="default" w:ascii="Wingdings" w:hAnsi="Wingdings"/>
+        <w:rFonts w:ascii="Wingdings" w:hAnsi="Wingdings" w:hint="default"/>
       </w:rPr>
     </w:lvl>
     <w:lvl w:ilvl="6" w:tplc="04090001" w:tentative="1">
@@ -4961,7 +5222,7 @@
         <w:ind w:left="5040" w:hanging="360"/>
       </w:pPr>
       <w:rPr>
-        <w:rFonts w:hint="default" w:ascii="Symbol" w:hAnsi="Symbol"/>
+        <w:rFonts w:ascii="Symbol" w:hAnsi="Symbol" w:hint="default"/>
       </w:rPr>
     </w:lvl>
     <w:lvl w:ilvl="7" w:tplc="04090003" w:tentative="1">
@@ -4973,7 +5234,7 @@
         <w:ind w:left="5760" w:hanging="360"/>
       </w:pPr>
       <w:rPr>
-        <w:rFonts w:hint="default" w:ascii="Courier New" w:hAnsi="Courier New" w:cs="Courier New"/>
+        <w:rFonts w:ascii="Courier New" w:hAnsi="Courier New" w:cs="Courier New" w:hint="default"/>
       </w:rPr>
     </w:lvl>
     <w:lvl w:ilvl="8" w:tplc="04090005" w:tentative="1">
@@ -4985,7 +5246,7 @@
         <w:ind w:left="6480" w:hanging="360"/>
       </w:pPr>
       <w:rPr>
-        <w:rFonts w:hint="default" w:ascii="Wingdings" w:hAnsi="Wingdings"/>
+        <w:rFonts w:ascii="Wingdings" w:hAnsi="Wingdings" w:hint="default"/>
       </w:rPr>
     </w:lvl>
   </w:abstractNum>
@@ -5001,7 +5262,7 @@
         <w:ind w:left="720" w:hanging="360"/>
       </w:pPr>
       <w:rPr>
-        <w:rFonts w:ascii="Calibri" w:hAnsi="Calibri" w:eastAsia="Calibri" w:cs="Calibri"/>
+        <w:rFonts w:ascii="Calibri" w:eastAsia="Calibri" w:hAnsi="Calibri" w:cs="Calibri"/>
       </w:rPr>
     </w:lvl>
     <w:lvl w:ilvl="1">
@@ -5013,7 +5274,7 @@
         <w:ind w:left="1440" w:hanging="360"/>
       </w:pPr>
       <w:rPr>
-        <w:rFonts w:ascii="Courier New" w:hAnsi="Courier New" w:eastAsia="Courier New" w:cs="Courier New"/>
+        <w:rFonts w:ascii="Courier New" w:eastAsia="Courier New" w:hAnsi="Courier New" w:cs="Courier New"/>
       </w:rPr>
     </w:lvl>
     <w:lvl w:ilvl="2">
@@ -5025,7 +5286,7 @@
         <w:ind w:left="2160" w:hanging="360"/>
       </w:pPr>
       <w:rPr>
-        <w:rFonts w:ascii="Noto Sans Symbols" w:hAnsi="Noto Sans Symbols" w:eastAsia="Noto Sans Symbols" w:cs="Noto Sans Symbols"/>
+        <w:rFonts w:ascii="Noto Sans Symbols" w:eastAsia="Noto Sans Symbols" w:hAnsi="Noto Sans Symbols" w:cs="Noto Sans Symbols"/>
       </w:rPr>
     </w:lvl>
     <w:lvl w:ilvl="3">
@@ -5037,7 +5298,7 @@
         <w:ind w:left="2880" w:hanging="360"/>
       </w:pPr>
       <w:rPr>
-        <w:rFonts w:ascii="Noto Sans Symbols" w:hAnsi="Noto Sans Symbols" w:eastAsia="Noto Sans Symbols" w:cs="Noto Sans Symbols"/>
+        <w:rFonts w:ascii="Noto Sans Symbols" w:eastAsia="Noto Sans Symbols" w:hAnsi="Noto Sans Symbols" w:cs="Noto Sans Symbols"/>
       </w:rPr>
     </w:lvl>
     <w:lvl w:ilvl="4">
@@ -5049,7 +5310,7 @@
         <w:ind w:left="3600" w:hanging="360"/>
       </w:pPr>
       <w:rPr>
-        <w:rFonts w:ascii="Courier New" w:hAnsi="Courier New" w:eastAsia="Courier New" w:cs="Courier New"/>
+        <w:rFonts w:ascii="Courier New" w:eastAsia="Courier New" w:hAnsi="Courier New" w:cs="Courier New"/>
       </w:rPr>
     </w:lvl>
     <w:lvl w:ilvl="5">
@@ -5061,7 +5322,7 @@
         <w:ind w:left="4320" w:hanging="360"/>
       </w:pPr>
       <w:rPr>
-        <w:rFonts w:ascii="Noto Sans Symbols" w:hAnsi="Noto Sans Symbols" w:eastAsia="Noto Sans Symbols" w:cs="Noto Sans Symbols"/>
+        <w:rFonts w:ascii="Noto Sans Symbols" w:eastAsia="Noto Sans Symbols" w:hAnsi="Noto Sans Symbols" w:cs="Noto Sans Symbols"/>
       </w:rPr>
     </w:lvl>
     <w:lvl w:ilvl="6">
@@ -5073,7 +5334,7 @@
         <w:ind w:left="5040" w:hanging="360"/>
       </w:pPr>
       <w:rPr>
-        <w:rFonts w:ascii="Noto Sans Symbols" w:hAnsi="Noto Sans Symbols" w:eastAsia="Noto Sans Symbols" w:cs="Noto Sans Symbols"/>
+        <w:rFonts w:ascii="Noto Sans Symbols" w:eastAsia="Noto Sans Symbols" w:hAnsi="Noto Sans Symbols" w:cs="Noto Sans Symbols"/>
       </w:rPr>
     </w:lvl>
     <w:lvl w:ilvl="7">
@@ -5085,7 +5346,7 @@
         <w:ind w:left="5760" w:hanging="360"/>
       </w:pPr>
       <w:rPr>
-        <w:rFonts w:ascii="Courier New" w:hAnsi="Courier New" w:eastAsia="Courier New" w:cs="Courier New"/>
+        <w:rFonts w:ascii="Courier New" w:eastAsia="Courier New" w:hAnsi="Courier New" w:cs="Courier New"/>
       </w:rPr>
     </w:lvl>
     <w:lvl w:ilvl="8">
@@ -5097,7 +5358,7 @@
         <w:ind w:left="6480" w:hanging="360"/>
       </w:pPr>
       <w:rPr>
-        <w:rFonts w:ascii="Noto Sans Symbols" w:hAnsi="Noto Sans Symbols" w:eastAsia="Noto Sans Symbols" w:cs="Noto Sans Symbols"/>
+        <w:rFonts w:ascii="Noto Sans Symbols" w:eastAsia="Noto Sans Symbols" w:hAnsi="Noto Sans Symbols" w:cs="Noto Sans Symbols"/>
       </w:rPr>
     </w:lvl>
   </w:abstractNum>
@@ -5114,7 +5375,7 @@
         <w:ind w:left="1080" w:hanging="360"/>
       </w:pPr>
       <w:rPr>
-        <w:rFonts w:hint="default" w:ascii="Wingdings" w:hAnsi="Wingdings"/>
+        <w:rFonts w:ascii="Wingdings" w:hAnsi="Wingdings" w:hint="default"/>
       </w:rPr>
     </w:lvl>
     <w:lvl w:ilvl="1" w:tplc="FFFFFFFF" w:tentative="1">
@@ -5126,7 +5387,7 @@
         <w:ind w:left="1800" w:hanging="360"/>
       </w:pPr>
       <w:rPr>
-        <w:rFonts w:hint="default" w:ascii="Courier New" w:hAnsi="Courier New" w:cs="Courier New"/>
+        <w:rFonts w:ascii="Courier New" w:hAnsi="Courier New" w:cs="Courier New" w:hint="default"/>
       </w:rPr>
     </w:lvl>
     <w:lvl w:ilvl="2" w:tplc="FFFFFFFF" w:tentative="1">
@@ -5138,7 +5399,7 @@
         <w:ind w:left="2520" w:hanging="360"/>
       </w:pPr>
       <w:rPr>
-        <w:rFonts w:hint="default" w:ascii="Wingdings" w:hAnsi="Wingdings"/>
+        <w:rFonts w:ascii="Wingdings" w:hAnsi="Wingdings" w:hint="default"/>
       </w:rPr>
     </w:lvl>
     <w:lvl w:ilvl="3" w:tplc="FFFFFFFF" w:tentative="1">
@@ -5150,7 +5411,7 @@
         <w:ind w:left="3240" w:hanging="360"/>
       </w:pPr>
       <w:rPr>
-        <w:rFonts w:hint="default" w:ascii="Symbol" w:hAnsi="Symbol"/>
+        <w:rFonts w:ascii="Symbol" w:hAnsi="Symbol" w:hint="default"/>
       </w:rPr>
     </w:lvl>
     <w:lvl w:ilvl="4" w:tplc="FFFFFFFF" w:tentative="1">
@@ -5162,7 +5423,7 @@
         <w:ind w:left="3960" w:hanging="360"/>
       </w:pPr>
       <w:rPr>
-        <w:rFonts w:hint="default" w:ascii="Courier New" w:hAnsi="Courier New" w:cs="Courier New"/>
+        <w:rFonts w:ascii="Courier New" w:hAnsi="Courier New" w:cs="Courier New" w:hint="default"/>
       </w:rPr>
     </w:lvl>
     <w:lvl w:ilvl="5" w:tplc="FFFFFFFF" w:tentative="1">
@@ -5174,7 +5435,7 @@
         <w:ind w:left="4680" w:hanging="360"/>
       </w:pPr>
       <w:rPr>
-        <w:rFonts w:hint="default" w:ascii="Wingdings" w:hAnsi="Wingdings"/>
+        <w:rFonts w:ascii="Wingdings" w:hAnsi="Wingdings" w:hint="default"/>
       </w:rPr>
     </w:lvl>
     <w:lvl w:ilvl="6" w:tplc="FFFFFFFF" w:tentative="1">
@@ -5186,7 +5447,7 @@
         <w:ind w:left="5400" w:hanging="360"/>
       </w:pPr>
       <w:rPr>
-        <w:rFonts w:hint="default" w:ascii="Symbol" w:hAnsi="Symbol"/>
+        <w:rFonts w:ascii="Symbol" w:hAnsi="Symbol" w:hint="default"/>
       </w:rPr>
     </w:lvl>
     <w:lvl w:ilvl="7" w:tplc="FFFFFFFF" w:tentative="1">
@@ -5198,7 +5459,7 @@
         <w:ind w:left="6120" w:hanging="360"/>
       </w:pPr>
       <w:rPr>
-        <w:rFonts w:hint="default" w:ascii="Courier New" w:hAnsi="Courier New" w:cs="Courier New"/>
+        <w:rFonts w:ascii="Courier New" w:hAnsi="Courier New" w:cs="Courier New" w:hint="default"/>
       </w:rPr>
     </w:lvl>
     <w:lvl w:ilvl="8" w:tplc="FFFFFFFF" w:tentative="1">
@@ -5210,7 +5471,7 @@
         <w:ind w:left="6840" w:hanging="360"/>
       </w:pPr>
       <w:rPr>
-        <w:rFonts w:hint="default" w:ascii="Wingdings" w:hAnsi="Wingdings"/>
+        <w:rFonts w:ascii="Wingdings" w:hAnsi="Wingdings" w:hint="default"/>
       </w:rPr>
     </w:lvl>
   </w:abstractNum>
@@ -5312,7 +5573,7 @@
         <w:ind w:left="720" w:hanging="360"/>
       </w:pPr>
       <w:rPr>
-        <w:rFonts w:hint="default" w:ascii="Calibri" w:hAnsi="Calibri" w:eastAsia="Calibri" w:cs="Calibri"/>
+        <w:rFonts w:ascii="Calibri" w:eastAsia="Calibri" w:hAnsi="Calibri" w:cs="Calibri" w:hint="default"/>
       </w:rPr>
     </w:lvl>
     <w:lvl w:ilvl="1" w:tplc="04090003" w:tentative="1">
@@ -5324,7 +5585,7 @@
         <w:ind w:left="1440" w:hanging="360"/>
       </w:pPr>
       <w:rPr>
-        <w:rFonts w:hint="default" w:ascii="Courier New" w:hAnsi="Courier New" w:cs="Courier New"/>
+        <w:rFonts w:ascii="Courier New" w:hAnsi="Courier New" w:cs="Courier New" w:hint="default"/>
       </w:rPr>
     </w:lvl>
     <w:lvl w:ilvl="2" w:tplc="04090005" w:tentative="1">
@@ -5336,7 +5597,7 @@
         <w:ind w:left="2160" w:hanging="360"/>
       </w:pPr>
       <w:rPr>
-        <w:rFonts w:hint="default" w:ascii="Wingdings" w:hAnsi="Wingdings"/>
+        <w:rFonts w:ascii="Wingdings" w:hAnsi="Wingdings" w:hint="default"/>
       </w:rPr>
     </w:lvl>
     <w:lvl w:ilvl="3" w:tplc="04090001" w:tentative="1">
@@ -5348,7 +5609,7 @@
         <w:ind w:left="2880" w:hanging="360"/>
       </w:pPr>
       <w:rPr>
-        <w:rFonts w:hint="default" w:ascii="Symbol" w:hAnsi="Symbol"/>
+        <w:rFonts w:ascii="Symbol" w:hAnsi="Symbol" w:hint="default"/>
       </w:rPr>
     </w:lvl>
     <w:lvl w:ilvl="4" w:tplc="04090003" w:tentative="1">
@@ -5360,7 +5621,7 @@
         <w:ind w:left="3600" w:hanging="360"/>
       </w:pPr>
       <w:rPr>
-        <w:rFonts w:hint="default" w:ascii="Courier New" w:hAnsi="Courier New" w:cs="Courier New"/>
+        <w:rFonts w:ascii="Courier New" w:hAnsi="Courier New" w:cs="Courier New" w:hint="default"/>
       </w:rPr>
     </w:lvl>
     <w:lvl w:ilvl="5" w:tplc="04090005" w:tentative="1">
@@ -5372,7 +5633,7 @@
         <w:ind w:left="4320" w:hanging="360"/>
       </w:pPr>
       <w:rPr>
-        <w:rFonts w:hint="default" w:ascii="Wingdings" w:hAnsi="Wingdings"/>
+        <w:rFonts w:ascii="Wingdings" w:hAnsi="Wingdings" w:hint="default"/>
       </w:rPr>
     </w:lvl>
     <w:lvl w:ilvl="6" w:tplc="04090001" w:tentative="1">
@@ -5384,7 +5645,7 @@
         <w:ind w:left="5040" w:hanging="360"/>
       </w:pPr>
       <w:rPr>
-        <w:rFonts w:hint="default" w:ascii="Symbol" w:hAnsi="Symbol"/>
+        <w:rFonts w:ascii="Symbol" w:hAnsi="Symbol" w:hint="default"/>
       </w:rPr>
     </w:lvl>
     <w:lvl w:ilvl="7" w:tplc="04090003" w:tentative="1">
@@ -5396,7 +5657,7 @@
         <w:ind w:left="5760" w:hanging="360"/>
       </w:pPr>
       <w:rPr>
-        <w:rFonts w:hint="default" w:ascii="Courier New" w:hAnsi="Courier New" w:cs="Courier New"/>
+        <w:rFonts w:ascii="Courier New" w:hAnsi="Courier New" w:cs="Courier New" w:hint="default"/>
       </w:rPr>
     </w:lvl>
     <w:lvl w:ilvl="8" w:tplc="04090005" w:tentative="1">
@@ -5408,7 +5669,7 @@
         <w:ind w:left="6480" w:hanging="360"/>
       </w:pPr>
       <w:rPr>
-        <w:rFonts w:hint="default" w:ascii="Wingdings" w:hAnsi="Wingdings"/>
+        <w:rFonts w:ascii="Wingdings" w:hAnsi="Wingdings" w:hint="default"/>
       </w:rPr>
     </w:lvl>
   </w:abstractNum>
@@ -5425,7 +5686,7 @@
         <w:ind w:left="720" w:hanging="360"/>
       </w:pPr>
       <w:rPr>
-        <w:rFonts w:hint="default" w:ascii="Symbol" w:hAnsi="Symbol"/>
+        <w:rFonts w:ascii="Symbol" w:hAnsi="Symbol" w:hint="default"/>
       </w:rPr>
     </w:lvl>
     <w:lvl w:ilvl="1" w:tplc="04090003" w:tentative="1">
@@ -5437,7 +5698,7 @@
         <w:ind w:left="1440" w:hanging="360"/>
       </w:pPr>
       <w:rPr>
-        <w:rFonts w:hint="default" w:ascii="Courier New" w:hAnsi="Courier New" w:cs="Courier New"/>
+        <w:rFonts w:ascii="Courier New" w:hAnsi="Courier New" w:cs="Courier New" w:hint="default"/>
       </w:rPr>
     </w:lvl>
     <w:lvl w:ilvl="2" w:tplc="04090005" w:tentative="1">
@@ -5449,7 +5710,7 @@
         <w:ind w:left="2160" w:hanging="360"/>
       </w:pPr>
       <w:rPr>
-        <w:rFonts w:hint="default" w:ascii="Wingdings" w:hAnsi="Wingdings"/>
+        <w:rFonts w:ascii="Wingdings" w:hAnsi="Wingdings" w:hint="default"/>
       </w:rPr>
     </w:lvl>
     <w:lvl w:ilvl="3" w:tplc="04090001" w:tentative="1">
@@ -5461,7 +5722,7 @@
         <w:ind w:left="2880" w:hanging="360"/>
       </w:pPr>
       <w:rPr>
-        <w:rFonts w:hint="default" w:ascii="Symbol" w:hAnsi="Symbol"/>
+        <w:rFonts w:ascii="Symbol" w:hAnsi="Symbol" w:hint="default"/>
       </w:rPr>
     </w:lvl>
     <w:lvl w:ilvl="4" w:tplc="04090003" w:tentative="1">
@@ -5473,7 +5734,7 @@
         <w:ind w:left="3600" w:hanging="360"/>
       </w:pPr>
       <w:rPr>
-        <w:rFonts w:hint="default" w:ascii="Courier New" w:hAnsi="Courier New" w:cs="Courier New"/>
+        <w:rFonts w:ascii="Courier New" w:hAnsi="Courier New" w:cs="Courier New" w:hint="default"/>
       </w:rPr>
     </w:lvl>
     <w:lvl w:ilvl="5" w:tplc="04090005" w:tentative="1">
@@ -5485,7 +5746,7 @@
         <w:ind w:left="4320" w:hanging="360"/>
       </w:pPr>
       <w:rPr>
-        <w:rFonts w:hint="default" w:ascii="Wingdings" w:hAnsi="Wingdings"/>
+        <w:rFonts w:ascii="Wingdings" w:hAnsi="Wingdings" w:hint="default"/>
       </w:rPr>
     </w:lvl>
     <w:lvl w:ilvl="6" w:tplc="04090001" w:tentative="1">
@@ -5497,7 +5758,7 @@
         <w:ind w:left="5040" w:hanging="360"/>
       </w:pPr>
       <w:rPr>
-        <w:rFonts w:hint="default" w:ascii="Symbol" w:hAnsi="Symbol"/>
+        <w:rFonts w:ascii="Symbol" w:hAnsi="Symbol" w:hint="default"/>
       </w:rPr>
     </w:lvl>
     <w:lvl w:ilvl="7" w:tplc="04090003" w:tentative="1">
@@ -5509,7 +5770,7 @@
         <w:ind w:left="5760" w:hanging="360"/>
       </w:pPr>
       <w:rPr>
-        <w:rFonts w:hint="default" w:ascii="Courier New" w:hAnsi="Courier New" w:cs="Courier New"/>
+        <w:rFonts w:ascii="Courier New" w:hAnsi="Courier New" w:cs="Courier New" w:hint="default"/>
       </w:rPr>
     </w:lvl>
     <w:lvl w:ilvl="8" w:tplc="04090005" w:tentative="1">
@@ -5521,7 +5782,7 @@
         <w:ind w:left="6480" w:hanging="360"/>
       </w:pPr>
       <w:rPr>
-        <w:rFonts w:hint="default" w:ascii="Wingdings" w:hAnsi="Wingdings"/>
+        <w:rFonts w:ascii="Wingdings" w:hAnsi="Wingdings" w:hint="default"/>
       </w:rPr>
     </w:lvl>
   </w:abstractNum>
@@ -5537,7 +5798,7 @@
         <w:ind w:left="720" w:hanging="360"/>
       </w:pPr>
       <w:rPr>
-        <w:rFonts w:hint="default" w:ascii="Calibri" w:hAnsi="Calibri" w:eastAsia="Calibri" w:cs="Calibri"/>
+        <w:rFonts w:ascii="Calibri" w:eastAsia="Calibri" w:hAnsi="Calibri" w:cs="Calibri" w:hint="default"/>
       </w:rPr>
     </w:lvl>
     <w:lvl w:ilvl="1" w:tplc="04090003">
@@ -5549,7 +5810,7 @@
         <w:ind w:left="1440" w:hanging="360"/>
       </w:pPr>
       <w:rPr>
-        <w:rFonts w:hint="default" w:ascii="Courier New" w:hAnsi="Courier New" w:cs="Courier New"/>
+        <w:rFonts w:ascii="Courier New" w:hAnsi="Courier New" w:cs="Courier New" w:hint="default"/>
       </w:rPr>
     </w:lvl>
     <w:lvl w:ilvl="2" w:tplc="04090005">
@@ -5561,7 +5822,7 @@
         <w:ind w:left="2160" w:hanging="360"/>
       </w:pPr>
       <w:rPr>
-        <w:rFonts w:hint="default" w:ascii="Wingdings" w:hAnsi="Wingdings"/>
+        <w:rFonts w:ascii="Wingdings" w:hAnsi="Wingdings" w:hint="default"/>
       </w:rPr>
     </w:lvl>
     <w:lvl w:ilvl="3" w:tplc="04090001" w:tentative="1">
@@ -5573,7 +5834,7 @@
         <w:ind w:left="2880" w:hanging="360"/>
       </w:pPr>
       <w:rPr>
-        <w:rFonts w:hint="default" w:ascii="Symbol" w:hAnsi="Symbol"/>
+        <w:rFonts w:ascii="Symbol" w:hAnsi="Symbol" w:hint="default"/>
       </w:rPr>
     </w:lvl>
     <w:lvl w:ilvl="4" w:tplc="04090003" w:tentative="1">
@@ -5585,7 +5846,7 @@
         <w:ind w:left="3600" w:hanging="360"/>
       </w:pPr>
       <w:rPr>
-        <w:rFonts w:hint="default" w:ascii="Courier New" w:hAnsi="Courier New" w:cs="Courier New"/>
+        <w:rFonts w:ascii="Courier New" w:hAnsi="Courier New" w:cs="Courier New" w:hint="default"/>
       </w:rPr>
     </w:lvl>
     <w:lvl w:ilvl="5" w:tplc="04090005" w:tentative="1">
@@ -5597,7 +5858,7 @@
         <w:ind w:left="4320" w:hanging="360"/>
       </w:pPr>
       <w:rPr>
-        <w:rFonts w:hint="default" w:ascii="Wingdings" w:hAnsi="Wingdings"/>
+        <w:rFonts w:ascii="Wingdings" w:hAnsi="Wingdings" w:hint="default"/>
       </w:rPr>
     </w:lvl>
     <w:lvl w:ilvl="6" w:tplc="04090001" w:tentative="1">
@@ -5609,7 +5870,7 @@
         <w:ind w:left="5040" w:hanging="360"/>
       </w:pPr>
       <w:rPr>
-        <w:rFonts w:hint="default" w:ascii="Symbol" w:hAnsi="Symbol"/>
+        <w:rFonts w:ascii="Symbol" w:hAnsi="Symbol" w:hint="default"/>
       </w:rPr>
     </w:lvl>
     <w:lvl w:ilvl="7" w:tplc="04090003" w:tentative="1">
@@ -5621,7 +5882,7 @@
         <w:ind w:left="5760" w:hanging="360"/>
       </w:pPr>
       <w:rPr>
-        <w:rFonts w:hint="default" w:ascii="Courier New" w:hAnsi="Courier New" w:cs="Courier New"/>
+        <w:rFonts w:ascii="Courier New" w:hAnsi="Courier New" w:cs="Courier New" w:hint="default"/>
       </w:rPr>
     </w:lvl>
     <w:lvl w:ilvl="8" w:tplc="04090005" w:tentative="1">
@@ -5633,7 +5894,7 @@
         <w:ind w:left="6480" w:hanging="360"/>
       </w:pPr>
       <w:rPr>
-        <w:rFonts w:hint="default" w:ascii="Wingdings" w:hAnsi="Wingdings"/>
+        <w:rFonts w:ascii="Wingdings" w:hAnsi="Wingdings" w:hint="default"/>
       </w:rPr>
     </w:lvl>
   </w:abstractNum>
@@ -5650,7 +5911,7 @@
         <w:ind w:left="720" w:hanging="360"/>
       </w:pPr>
       <w:rPr>
-        <w:rFonts w:ascii="Noto Sans Symbols" w:hAnsi="Noto Sans Symbols" w:eastAsia="Noto Sans Symbols" w:cs="Noto Sans Symbols"/>
+        <w:rFonts w:ascii="Noto Sans Symbols" w:eastAsia="Noto Sans Symbols" w:hAnsi="Noto Sans Symbols" w:cs="Noto Sans Symbols"/>
       </w:rPr>
     </w:lvl>
     <w:lvl w:ilvl="1">
@@ -5662,7 +5923,7 @@
         <w:ind w:left="1440" w:hanging="360"/>
       </w:pPr>
       <w:rPr>
-        <w:rFonts w:ascii="Courier New" w:hAnsi="Courier New" w:eastAsia="Courier New" w:cs="Courier New"/>
+        <w:rFonts w:ascii="Courier New" w:eastAsia="Courier New" w:hAnsi="Courier New" w:cs="Courier New"/>
       </w:rPr>
     </w:lvl>
     <w:lvl w:ilvl="2">
@@ -5674,7 +5935,7 @@
         <w:ind w:left="2160" w:hanging="360"/>
       </w:pPr>
       <w:rPr>
-        <w:rFonts w:ascii="Noto Sans Symbols" w:hAnsi="Noto Sans Symbols" w:eastAsia="Noto Sans Symbols" w:cs="Noto Sans Symbols"/>
+        <w:rFonts w:ascii="Noto Sans Symbols" w:eastAsia="Noto Sans Symbols" w:hAnsi="Noto Sans Symbols" w:cs="Noto Sans Symbols"/>
       </w:rPr>
     </w:lvl>
     <w:lvl w:ilvl="3">
@@ -5686,7 +5947,7 @@
         <w:ind w:left="2880" w:hanging="360"/>
       </w:pPr>
       <w:rPr>
-        <w:rFonts w:ascii="Noto Sans Symbols" w:hAnsi="Noto Sans Symbols" w:eastAsia="Noto Sans Symbols" w:cs="Noto Sans Symbols"/>
+        <w:rFonts w:ascii="Noto Sans Symbols" w:eastAsia="Noto Sans Symbols" w:hAnsi="Noto Sans Symbols" w:cs="Noto Sans Symbols"/>
       </w:rPr>
     </w:lvl>
     <w:lvl w:ilvl="4">
@@ -5698,7 +5959,7 @@
         <w:ind w:left="3600" w:hanging="360"/>
       </w:pPr>
       <w:rPr>
-        <w:rFonts w:ascii="Courier New" w:hAnsi="Courier New" w:eastAsia="Courier New" w:cs="Courier New"/>
+        <w:rFonts w:ascii="Courier New" w:eastAsia="Courier New" w:hAnsi="Courier New" w:cs="Courier New"/>
       </w:rPr>
     </w:lvl>
     <w:lvl w:ilvl="5">
@@ -5710,7 +5971,7 @@
         <w:ind w:left="4320" w:hanging="360"/>
       </w:pPr>
       <w:rPr>
-        <w:rFonts w:ascii="Noto Sans Symbols" w:hAnsi="Noto Sans Symbols" w:eastAsia="Noto Sans Symbols" w:cs="Noto Sans Symbols"/>
+        <w:rFonts w:ascii="Noto Sans Symbols" w:eastAsia="Noto Sans Symbols" w:hAnsi="Noto Sans Symbols" w:cs="Noto Sans Symbols"/>
       </w:rPr>
     </w:lvl>
     <w:lvl w:ilvl="6">
@@ -5722,7 +5983,7 @@
         <w:ind w:left="5040" w:hanging="360"/>
       </w:pPr>
       <w:rPr>
-        <w:rFonts w:ascii="Noto Sans Symbols" w:hAnsi="Noto Sans Symbols" w:eastAsia="Noto Sans Symbols" w:cs="Noto Sans Symbols"/>
+        <w:rFonts w:ascii="Noto Sans Symbols" w:eastAsia="Noto Sans Symbols" w:hAnsi="Noto Sans Symbols" w:cs="Noto Sans Symbols"/>
       </w:rPr>
     </w:lvl>
     <w:lvl w:ilvl="7">
@@ -5734,7 +5995,7 @@
         <w:ind w:left="5760" w:hanging="360"/>
       </w:pPr>
       <w:rPr>
-        <w:rFonts w:ascii="Courier New" w:hAnsi="Courier New" w:eastAsia="Courier New" w:cs="Courier New"/>
+        <w:rFonts w:ascii="Courier New" w:eastAsia="Courier New" w:hAnsi="Courier New" w:cs="Courier New"/>
       </w:rPr>
     </w:lvl>
     <w:lvl w:ilvl="8">
@@ -5746,7 +6007,7 @@
         <w:ind w:left="6480" w:hanging="360"/>
       </w:pPr>
       <w:rPr>
-        <w:rFonts w:ascii="Noto Sans Symbols" w:hAnsi="Noto Sans Symbols" w:eastAsia="Noto Sans Symbols" w:cs="Noto Sans Symbols"/>
+        <w:rFonts w:ascii="Noto Sans Symbols" w:eastAsia="Noto Sans Symbols" w:hAnsi="Noto Sans Symbols" w:cs="Noto Sans Symbols"/>
       </w:rPr>
     </w:lvl>
   </w:abstractNum>
@@ -5763,7 +6024,7 @@
         <w:ind w:left="720" w:hanging="360"/>
       </w:pPr>
       <w:rPr>
-        <w:rFonts w:hint="default" w:ascii="Wingdings" w:hAnsi="Wingdings"/>
+        <w:rFonts w:ascii="Wingdings" w:hAnsi="Wingdings" w:hint="default"/>
       </w:rPr>
     </w:lvl>
     <w:lvl w:ilvl="1" w:tplc="04090003" w:tentative="1">
@@ -5775,7 +6036,7 @@
         <w:ind w:left="1440" w:hanging="360"/>
       </w:pPr>
       <w:rPr>
-        <w:rFonts w:hint="default" w:ascii="Courier New" w:hAnsi="Courier New" w:cs="Courier New"/>
+        <w:rFonts w:ascii="Courier New" w:hAnsi="Courier New" w:cs="Courier New" w:hint="default"/>
       </w:rPr>
     </w:lvl>
     <w:lvl w:ilvl="2" w:tplc="04090005" w:tentative="1">
@@ -5787,7 +6048,7 @@
         <w:ind w:left="2160" w:hanging="360"/>
       </w:pPr>
       <w:rPr>
-        <w:rFonts w:hint="default" w:ascii="Wingdings" w:hAnsi="Wingdings"/>
+        <w:rFonts w:ascii="Wingdings" w:hAnsi="Wingdings" w:hint="default"/>
       </w:rPr>
     </w:lvl>
     <w:lvl w:ilvl="3" w:tplc="04090001" w:tentative="1">
@@ -5799,7 +6060,7 @@
         <w:ind w:left="2880" w:hanging="360"/>
       </w:pPr>
       <w:rPr>
-        <w:rFonts w:hint="default" w:ascii="Symbol" w:hAnsi="Symbol"/>
+        <w:rFonts w:ascii="Symbol" w:hAnsi="Symbol" w:hint="default"/>
       </w:rPr>
     </w:lvl>
     <w:lvl w:ilvl="4" w:tplc="04090003" w:tentative="1">
@@ -5811,7 +6072,7 @@
         <w:ind w:left="3600" w:hanging="360"/>
       </w:pPr>
       <w:rPr>
-        <w:rFonts w:hint="default" w:ascii="Courier New" w:hAnsi="Courier New" w:cs="Courier New"/>
+        <w:rFonts w:ascii="Courier New" w:hAnsi="Courier New" w:cs="Courier New" w:hint="default"/>
       </w:rPr>
     </w:lvl>
     <w:lvl w:ilvl="5" w:tplc="04090005" w:tentative="1">
@@ -5823,7 +6084,7 @@
         <w:ind w:left="4320" w:hanging="360"/>
       </w:pPr>
       <w:rPr>
-        <w:rFonts w:hint="default" w:ascii="Wingdings" w:hAnsi="Wingdings"/>
+        <w:rFonts w:ascii="Wingdings" w:hAnsi="Wingdings" w:hint="default"/>
       </w:rPr>
     </w:lvl>
     <w:lvl w:ilvl="6" w:tplc="04090001" w:tentative="1">
@@ -5835,7 +6096,7 @@
         <w:ind w:left="5040" w:hanging="360"/>
       </w:pPr>
       <w:rPr>
-        <w:rFonts w:hint="default" w:ascii="Symbol" w:hAnsi="Symbol"/>
+        <w:rFonts w:ascii="Symbol" w:hAnsi="Symbol" w:hint="default"/>
       </w:rPr>
     </w:lvl>
     <w:lvl w:ilvl="7" w:tplc="04090003" w:tentative="1">
@@ -5847,7 +6108,7 @@
         <w:ind w:left="5760" w:hanging="360"/>
       </w:pPr>
       <w:rPr>
-        <w:rFonts w:hint="default" w:ascii="Courier New" w:hAnsi="Courier New" w:cs="Courier New"/>
+        <w:rFonts w:ascii="Courier New" w:hAnsi="Courier New" w:cs="Courier New" w:hint="default"/>
       </w:rPr>
     </w:lvl>
     <w:lvl w:ilvl="8" w:tplc="04090005" w:tentative="1">
@@ -5859,7 +6120,7 @@
         <w:ind w:left="6480" w:hanging="360"/>
       </w:pPr>
       <w:rPr>
-        <w:rFonts w:hint="default" w:ascii="Wingdings" w:hAnsi="Wingdings"/>
+        <w:rFonts w:ascii="Wingdings" w:hAnsi="Wingdings" w:hint="default"/>
       </w:rPr>
     </w:lvl>
   </w:abstractNum>
@@ -5879,7 +6140,7 @@
         <w:ind w:left="720" w:hanging="360"/>
       </w:pPr>
       <w:rPr>
-        <w:rFonts w:hint="default" w:ascii="Symbol" w:hAnsi="Symbol"/>
+        <w:rFonts w:ascii="Symbol" w:hAnsi="Symbol" w:hint="default"/>
         <w:sz w:val="20"/>
       </w:rPr>
     </w:lvl>
@@ -5895,7 +6156,7 @@
         <w:ind w:left="1440" w:hanging="360"/>
       </w:pPr>
       <w:rPr>
-        <w:rFonts w:hint="default" w:ascii="Courier New" w:hAnsi="Courier New"/>
+        <w:rFonts w:ascii="Courier New" w:hAnsi="Courier New" w:hint="default"/>
         <w:sz w:val="20"/>
       </w:rPr>
     </w:lvl>
@@ -5911,7 +6172,7 @@
         <w:ind w:left="2160" w:hanging="360"/>
       </w:pPr>
       <w:rPr>
-        <w:rFonts w:hint="default" w:ascii="Wingdings" w:hAnsi="Wingdings"/>
+        <w:rFonts w:ascii="Wingdings" w:hAnsi="Wingdings" w:hint="default"/>
         <w:sz w:val="20"/>
       </w:rPr>
     </w:lvl>
@@ -5927,7 +6188,7 @@
         <w:ind w:left="2880" w:hanging="360"/>
       </w:pPr>
       <w:rPr>
-        <w:rFonts w:hint="default" w:ascii="Wingdings" w:hAnsi="Wingdings"/>
+        <w:rFonts w:ascii="Wingdings" w:hAnsi="Wingdings" w:hint="default"/>
         <w:sz w:val="20"/>
       </w:rPr>
     </w:lvl>
@@ -5943,7 +6204,7 @@
         <w:ind w:left="3600" w:hanging="360"/>
       </w:pPr>
       <w:rPr>
-        <w:rFonts w:hint="default" w:ascii="Wingdings" w:hAnsi="Wingdings"/>
+        <w:rFonts w:ascii="Wingdings" w:hAnsi="Wingdings" w:hint="default"/>
         <w:sz w:val="20"/>
       </w:rPr>
     </w:lvl>
@@ -5959,7 +6220,7 @@
         <w:ind w:left="4320" w:hanging="360"/>
       </w:pPr>
       <w:rPr>
-        <w:rFonts w:hint="default" w:ascii="Wingdings" w:hAnsi="Wingdings"/>
+        <w:rFonts w:ascii="Wingdings" w:hAnsi="Wingdings" w:hint="default"/>
         <w:sz w:val="20"/>
       </w:rPr>
     </w:lvl>
@@ -5975,7 +6236,7 @@
         <w:ind w:left="5040" w:hanging="360"/>
       </w:pPr>
       <w:rPr>
-        <w:rFonts w:hint="default" w:ascii="Wingdings" w:hAnsi="Wingdings"/>
+        <w:rFonts w:ascii="Wingdings" w:hAnsi="Wingdings" w:hint="default"/>
         <w:sz w:val="20"/>
       </w:rPr>
     </w:lvl>
@@ -5991,7 +6252,7 @@
         <w:ind w:left="5760" w:hanging="360"/>
       </w:pPr>
       <w:rPr>
-        <w:rFonts w:hint="default" w:ascii="Wingdings" w:hAnsi="Wingdings"/>
+        <w:rFonts w:ascii="Wingdings" w:hAnsi="Wingdings" w:hint="default"/>
         <w:sz w:val="20"/>
       </w:rPr>
     </w:lvl>
@@ -6007,7 +6268,7 @@
         <w:ind w:left="6480" w:hanging="360"/>
       </w:pPr>
       <w:rPr>
-        <w:rFonts w:hint="default" w:ascii="Wingdings" w:hAnsi="Wingdings"/>
+        <w:rFonts w:ascii="Wingdings" w:hAnsi="Wingdings" w:hint="default"/>
         <w:sz w:val="20"/>
       </w:rPr>
     </w:lvl>
@@ -6025,7 +6286,7 @@
         <w:ind w:left="360" w:hanging="360"/>
       </w:pPr>
       <w:rPr>
-        <w:rFonts w:hint="default" w:ascii="Wingdings" w:hAnsi="Wingdings"/>
+        <w:rFonts w:ascii="Wingdings" w:hAnsi="Wingdings" w:hint="default"/>
       </w:rPr>
     </w:lvl>
     <w:lvl w:ilvl="1" w:tplc="04090003" w:tentative="1">
@@ -6037,7 +6298,7 @@
         <w:ind w:left="1080" w:hanging="360"/>
       </w:pPr>
       <w:rPr>
-        <w:rFonts w:hint="default" w:ascii="Courier New" w:hAnsi="Courier New" w:cs="Courier New"/>
+        <w:rFonts w:ascii="Courier New" w:hAnsi="Courier New" w:cs="Courier New" w:hint="default"/>
       </w:rPr>
     </w:lvl>
     <w:lvl w:ilvl="2" w:tplc="04090005" w:tentative="1">
@@ -6049,7 +6310,7 @@
         <w:ind w:left="1800" w:hanging="360"/>
       </w:pPr>
       <w:rPr>
-        <w:rFonts w:hint="default" w:ascii="Wingdings" w:hAnsi="Wingdings"/>
+        <w:rFonts w:ascii="Wingdings" w:hAnsi="Wingdings" w:hint="default"/>
       </w:rPr>
     </w:lvl>
     <w:lvl w:ilvl="3" w:tplc="04090001" w:tentative="1">
@@ -6061,7 +6322,7 @@
         <w:ind w:left="2520" w:hanging="360"/>
       </w:pPr>
       <w:rPr>
-        <w:rFonts w:hint="default" w:ascii="Symbol" w:hAnsi="Symbol"/>
+        <w:rFonts w:ascii="Symbol" w:hAnsi="Symbol" w:hint="default"/>
       </w:rPr>
     </w:lvl>
     <w:lvl w:ilvl="4" w:tplc="04090003" w:tentative="1">
@@ -6073,7 +6334,7 @@
         <w:ind w:left="3240" w:hanging="360"/>
       </w:pPr>
       <w:rPr>
-        <w:rFonts w:hint="default" w:ascii="Courier New" w:hAnsi="Courier New" w:cs="Courier New"/>
+        <w:rFonts w:ascii="Courier New" w:hAnsi="Courier New" w:cs="Courier New" w:hint="default"/>
       </w:rPr>
     </w:lvl>
     <w:lvl w:ilvl="5" w:tplc="04090005" w:tentative="1">
@@ -6085,7 +6346,7 @@
         <w:ind w:left="3960" w:hanging="360"/>
       </w:pPr>
       <w:rPr>
-        <w:rFonts w:hint="default" w:ascii="Wingdings" w:hAnsi="Wingdings"/>
+        <w:rFonts w:ascii="Wingdings" w:hAnsi="Wingdings" w:hint="default"/>
       </w:rPr>
     </w:lvl>
     <w:lvl w:ilvl="6" w:tplc="04090001" w:tentative="1">
@@ -6097,7 +6358,7 @@
         <w:ind w:left="4680" w:hanging="360"/>
       </w:pPr>
       <w:rPr>
-        <w:rFonts w:hint="default" w:ascii="Symbol" w:hAnsi="Symbol"/>
+        <w:rFonts w:ascii="Symbol" w:hAnsi="Symbol" w:hint="default"/>
       </w:rPr>
     </w:lvl>
     <w:lvl w:ilvl="7" w:tplc="04090003" w:tentative="1">
@@ -6109,7 +6370,7 @@
         <w:ind w:left="5400" w:hanging="360"/>
       </w:pPr>
       <w:rPr>
-        <w:rFonts w:hint="default" w:ascii="Courier New" w:hAnsi="Courier New" w:cs="Courier New"/>
+        <w:rFonts w:ascii="Courier New" w:hAnsi="Courier New" w:cs="Courier New" w:hint="default"/>
       </w:rPr>
     </w:lvl>
     <w:lvl w:ilvl="8" w:tplc="04090005" w:tentative="1">
@@ -6121,7 +6382,7 @@
         <w:ind w:left="6120" w:hanging="360"/>
       </w:pPr>
       <w:rPr>
-        <w:rFonts w:hint="default" w:ascii="Wingdings" w:hAnsi="Wingdings"/>
+        <w:rFonts w:ascii="Wingdings" w:hAnsi="Wingdings" w:hint="default"/>
       </w:rPr>
     </w:lvl>
   </w:abstractNum>
@@ -6138,7 +6399,7 @@
         <w:ind w:left="360" w:hanging="360"/>
       </w:pPr>
       <w:rPr>
-        <w:rFonts w:hint="default" w:ascii="Symbol" w:hAnsi="Symbol"/>
+        <w:rFonts w:ascii="Symbol" w:hAnsi="Symbol" w:hint="default"/>
       </w:rPr>
     </w:lvl>
     <w:lvl w:ilvl="1" w:tplc="04090003">
@@ -6150,7 +6411,7 @@
         <w:ind w:left="1080" w:hanging="360"/>
       </w:pPr>
       <w:rPr>
-        <w:rFonts w:hint="default" w:ascii="Courier New" w:hAnsi="Courier New" w:cs="Courier New"/>
+        <w:rFonts w:ascii="Courier New" w:hAnsi="Courier New" w:cs="Courier New" w:hint="default"/>
       </w:rPr>
     </w:lvl>
     <w:lvl w:ilvl="2" w:tplc="04090005" w:tentative="1">
@@ -6162,7 +6423,7 @@
         <w:ind w:left="1800" w:hanging="360"/>
       </w:pPr>
       <w:rPr>
-        <w:rFonts w:hint="default" w:ascii="Wingdings" w:hAnsi="Wingdings"/>
+        <w:rFonts w:ascii="Wingdings" w:hAnsi="Wingdings" w:hint="default"/>
       </w:rPr>
     </w:lvl>
     <w:lvl w:ilvl="3" w:tplc="04090001" w:tentative="1">
@@ -6174,7 +6435,7 @@
         <w:ind w:left="2520" w:hanging="360"/>
       </w:pPr>
       <w:rPr>
-        <w:rFonts w:hint="default" w:ascii="Symbol" w:hAnsi="Symbol"/>
+        <w:rFonts w:ascii="Symbol" w:hAnsi="Symbol" w:hint="default"/>
       </w:rPr>
     </w:lvl>
     <w:lvl w:ilvl="4" w:tplc="04090003" w:tentative="1">
@@ -6186,7 +6447,7 @@
         <w:ind w:left="3240" w:hanging="360"/>
       </w:pPr>
       <w:rPr>
-        <w:rFonts w:hint="default" w:ascii="Courier New" w:hAnsi="Courier New" w:cs="Courier New"/>
+        <w:rFonts w:ascii="Courier New" w:hAnsi="Courier New" w:cs="Courier New" w:hint="default"/>
       </w:rPr>
     </w:lvl>
     <w:lvl w:ilvl="5" w:tplc="04090005" w:tentative="1">
@@ -6198,7 +6459,7 @@
         <w:ind w:left="3960" w:hanging="360"/>
       </w:pPr>
       <w:rPr>
-        <w:rFonts w:hint="default" w:ascii="Wingdings" w:hAnsi="Wingdings"/>
+        <w:rFonts w:ascii="Wingdings" w:hAnsi="Wingdings" w:hint="default"/>
       </w:rPr>
     </w:lvl>
     <w:lvl w:ilvl="6" w:tplc="04090001" w:tentative="1">
@@ -6210,7 +6471,7 @@
         <w:ind w:left="4680" w:hanging="360"/>
       </w:pPr>
       <w:rPr>
-        <w:rFonts w:hint="default" w:ascii="Symbol" w:hAnsi="Symbol"/>
+        <w:rFonts w:ascii="Symbol" w:hAnsi="Symbol" w:hint="default"/>
       </w:rPr>
     </w:lvl>
     <w:lvl w:ilvl="7" w:tplc="04090003" w:tentative="1">
@@ -6222,7 +6483,7 @@
         <w:ind w:left="5400" w:hanging="360"/>
       </w:pPr>
       <w:rPr>
-        <w:rFonts w:hint="default" w:ascii="Courier New" w:hAnsi="Courier New" w:cs="Courier New"/>
+        <w:rFonts w:ascii="Courier New" w:hAnsi="Courier New" w:cs="Courier New" w:hint="default"/>
       </w:rPr>
     </w:lvl>
     <w:lvl w:ilvl="8" w:tplc="04090005" w:tentative="1">
@@ -6234,7 +6495,7 @@
         <w:ind w:left="6120" w:hanging="360"/>
       </w:pPr>
       <w:rPr>
-        <w:rFonts w:hint="default" w:ascii="Wingdings" w:hAnsi="Wingdings"/>
+        <w:rFonts w:ascii="Wingdings" w:hAnsi="Wingdings" w:hint="default"/>
       </w:rPr>
     </w:lvl>
   </w:abstractNum>
@@ -6254,7 +6515,7 @@
         <w:ind w:left="720" w:hanging="360"/>
       </w:pPr>
       <w:rPr>
-        <w:rFonts w:hint="default" w:ascii="Symbol" w:hAnsi="Symbol"/>
+        <w:rFonts w:ascii="Symbol" w:hAnsi="Symbol" w:hint="default"/>
         <w:sz w:val="20"/>
       </w:rPr>
     </w:lvl>
@@ -6270,7 +6531,7 @@
         <w:ind w:left="1440" w:hanging="360"/>
       </w:pPr>
       <w:rPr>
-        <w:rFonts w:hint="default" w:ascii="Courier New" w:hAnsi="Courier New"/>
+        <w:rFonts w:ascii="Courier New" w:hAnsi="Courier New" w:hint="default"/>
         <w:sz w:val="20"/>
       </w:rPr>
     </w:lvl>
@@ -6286,7 +6547,7 @@
         <w:ind w:left="2160" w:hanging="360"/>
       </w:pPr>
       <w:rPr>
-        <w:rFonts w:hint="default" w:ascii="Wingdings" w:hAnsi="Wingdings"/>
+        <w:rFonts w:ascii="Wingdings" w:hAnsi="Wingdings" w:hint="default"/>
         <w:sz w:val="20"/>
       </w:rPr>
     </w:lvl>
@@ -6302,7 +6563,7 @@
         <w:ind w:left="2880" w:hanging="360"/>
       </w:pPr>
       <w:rPr>
-        <w:rFonts w:hint="default" w:ascii="Wingdings" w:hAnsi="Wingdings"/>
+        <w:rFonts w:ascii="Wingdings" w:hAnsi="Wingdings" w:hint="default"/>
         <w:sz w:val="20"/>
       </w:rPr>
     </w:lvl>
@@ -6318,7 +6579,7 @@
         <w:ind w:left="3600" w:hanging="360"/>
       </w:pPr>
       <w:rPr>
-        <w:rFonts w:hint="default" w:ascii="Wingdings" w:hAnsi="Wingdings"/>
+        <w:rFonts w:ascii="Wingdings" w:hAnsi="Wingdings" w:hint="default"/>
         <w:sz w:val="20"/>
       </w:rPr>
     </w:lvl>
@@ -6334,7 +6595,7 @@
         <w:ind w:left="4320" w:hanging="360"/>
       </w:pPr>
       <w:rPr>
-        <w:rFonts w:hint="default" w:ascii="Wingdings" w:hAnsi="Wingdings"/>
+        <w:rFonts w:ascii="Wingdings" w:hAnsi="Wingdings" w:hint="default"/>
         <w:sz w:val="20"/>
       </w:rPr>
     </w:lvl>
@@ -6350,7 +6611,7 @@
         <w:ind w:left="5040" w:hanging="360"/>
       </w:pPr>
       <w:rPr>
-        <w:rFonts w:hint="default" w:ascii="Wingdings" w:hAnsi="Wingdings"/>
+        <w:rFonts w:ascii="Wingdings" w:hAnsi="Wingdings" w:hint="default"/>
         <w:sz w:val="20"/>
       </w:rPr>
     </w:lvl>
@@ -6366,7 +6627,7 @@
         <w:ind w:left="5760" w:hanging="360"/>
       </w:pPr>
       <w:rPr>
-        <w:rFonts w:hint="default" w:ascii="Wingdings" w:hAnsi="Wingdings"/>
+        <w:rFonts w:ascii="Wingdings" w:hAnsi="Wingdings" w:hint="default"/>
         <w:sz w:val="20"/>
       </w:rPr>
     </w:lvl>
@@ -6382,7 +6643,7 @@
         <w:ind w:left="6480" w:hanging="360"/>
       </w:pPr>
       <w:rPr>
-        <w:rFonts w:hint="default" w:ascii="Wingdings" w:hAnsi="Wingdings"/>
+        <w:rFonts w:ascii="Wingdings" w:hAnsi="Wingdings" w:hint="default"/>
         <w:sz w:val="20"/>
       </w:rPr>
     </w:lvl>
@@ -6403,7 +6664,7 @@
         <w:ind w:left="720" w:hanging="360"/>
       </w:pPr>
       <w:rPr>
-        <w:rFonts w:hint="default" w:ascii="Symbol" w:hAnsi="Symbol"/>
+        <w:rFonts w:ascii="Symbol" w:hAnsi="Symbol" w:hint="default"/>
         <w:sz w:val="20"/>
       </w:rPr>
     </w:lvl>
@@ -6419,7 +6680,7 @@
         <w:ind w:left="1440" w:hanging="360"/>
       </w:pPr>
       <w:rPr>
-        <w:rFonts w:hint="default" w:ascii="Courier New" w:hAnsi="Courier New"/>
+        <w:rFonts w:ascii="Courier New" w:hAnsi="Courier New" w:hint="default"/>
         <w:sz w:val="20"/>
       </w:rPr>
     </w:lvl>
@@ -6435,7 +6696,7 @@
         <w:ind w:left="2160" w:hanging="360"/>
       </w:pPr>
       <w:rPr>
-        <w:rFonts w:hint="default" w:ascii="Wingdings" w:hAnsi="Wingdings"/>
+        <w:rFonts w:ascii="Wingdings" w:hAnsi="Wingdings" w:hint="default"/>
         <w:sz w:val="20"/>
       </w:rPr>
     </w:lvl>
@@ -6451,7 +6712,7 @@
         <w:ind w:left="2880" w:hanging="360"/>
       </w:pPr>
       <w:rPr>
-        <w:rFonts w:hint="default" w:ascii="Wingdings" w:hAnsi="Wingdings"/>
+        <w:rFonts w:ascii="Wingdings" w:hAnsi="Wingdings" w:hint="default"/>
         <w:sz w:val="20"/>
       </w:rPr>
     </w:lvl>
@@ -6467,7 +6728,7 @@
         <w:ind w:left="3600" w:hanging="360"/>
       </w:pPr>
       <w:rPr>
-        <w:rFonts w:hint="default" w:ascii="Wingdings" w:hAnsi="Wingdings"/>
+        <w:rFonts w:ascii="Wingdings" w:hAnsi="Wingdings" w:hint="default"/>
         <w:sz w:val="20"/>
       </w:rPr>
     </w:lvl>
@@ -6483,7 +6744,7 @@
         <w:ind w:left="4320" w:hanging="360"/>
       </w:pPr>
       <w:rPr>
-        <w:rFonts w:hint="default" w:ascii="Wingdings" w:hAnsi="Wingdings"/>
+        <w:rFonts w:ascii="Wingdings" w:hAnsi="Wingdings" w:hint="default"/>
         <w:sz w:val="20"/>
       </w:rPr>
     </w:lvl>
@@ -6499,7 +6760,7 @@
         <w:ind w:left="5040" w:hanging="360"/>
       </w:pPr>
       <w:rPr>
-        <w:rFonts w:hint="default" w:ascii="Wingdings" w:hAnsi="Wingdings"/>
+        <w:rFonts w:ascii="Wingdings" w:hAnsi="Wingdings" w:hint="default"/>
         <w:sz w:val="20"/>
       </w:rPr>
     </w:lvl>
@@ -6515,7 +6776,7 @@
         <w:ind w:left="5760" w:hanging="360"/>
       </w:pPr>
       <w:rPr>
-        <w:rFonts w:hint="default" w:ascii="Wingdings" w:hAnsi="Wingdings"/>
+        <w:rFonts w:ascii="Wingdings" w:hAnsi="Wingdings" w:hint="default"/>
         <w:sz w:val="20"/>
       </w:rPr>
     </w:lvl>
@@ -6531,7 +6792,7 @@
         <w:ind w:left="6480" w:hanging="360"/>
       </w:pPr>
       <w:rPr>
-        <w:rFonts w:hint="default" w:ascii="Wingdings" w:hAnsi="Wingdings"/>
+        <w:rFonts w:ascii="Wingdings" w:hAnsi="Wingdings" w:hint="default"/>
         <w:sz w:val="20"/>
       </w:rPr>
     </w:lvl>
@@ -6549,7 +6810,7 @@
         <w:ind w:left="720" w:hanging="360"/>
       </w:pPr>
       <w:rPr>
-        <w:rFonts w:hint="default" w:ascii="Wingdings" w:hAnsi="Wingdings"/>
+        <w:rFonts w:ascii="Wingdings" w:hAnsi="Wingdings" w:hint="default"/>
       </w:rPr>
     </w:lvl>
     <w:lvl w:ilvl="1" w:tplc="04090003" w:tentative="1">
@@ -6561,7 +6822,7 @@
         <w:ind w:left="1440" w:hanging="360"/>
       </w:pPr>
       <w:rPr>
-        <w:rFonts w:hint="default" w:ascii="Courier New" w:hAnsi="Courier New" w:cs="Courier New"/>
+        <w:rFonts w:ascii="Courier New" w:hAnsi="Courier New" w:cs="Courier New" w:hint="default"/>
       </w:rPr>
     </w:lvl>
     <w:lvl w:ilvl="2" w:tplc="04090005" w:tentative="1">
@@ -6573,7 +6834,7 @@
         <w:ind w:left="2160" w:hanging="360"/>
       </w:pPr>
       <w:rPr>
-        <w:rFonts w:hint="default" w:ascii="Wingdings" w:hAnsi="Wingdings"/>
+        <w:rFonts w:ascii="Wingdings" w:hAnsi="Wingdings" w:hint="default"/>
       </w:rPr>
     </w:lvl>
     <w:lvl w:ilvl="3" w:tplc="04090001" w:tentative="1">
@@ -6585,7 +6846,7 @@
         <w:ind w:left="2880" w:hanging="360"/>
       </w:pPr>
       <w:rPr>
-        <w:rFonts w:hint="default" w:ascii="Symbol" w:hAnsi="Symbol"/>
+        <w:rFonts w:ascii="Symbol" w:hAnsi="Symbol" w:hint="default"/>
       </w:rPr>
     </w:lvl>
     <w:lvl w:ilvl="4" w:tplc="04090003" w:tentative="1">
@@ -6597,7 +6858,7 @@
         <w:ind w:left="3600" w:hanging="360"/>
       </w:pPr>
       <w:rPr>
-        <w:rFonts w:hint="default" w:ascii="Courier New" w:hAnsi="Courier New" w:cs="Courier New"/>
+        <w:rFonts w:ascii="Courier New" w:hAnsi="Courier New" w:cs="Courier New" w:hint="default"/>
       </w:rPr>
     </w:lvl>
     <w:lvl w:ilvl="5" w:tplc="04090005" w:tentative="1">
@@ -6609,7 +6870,7 @@
         <w:ind w:left="4320" w:hanging="360"/>
       </w:pPr>
       <w:rPr>
-        <w:rFonts w:hint="default" w:ascii="Wingdings" w:hAnsi="Wingdings"/>
+        <w:rFonts w:ascii="Wingdings" w:hAnsi="Wingdings" w:hint="default"/>
       </w:rPr>
     </w:lvl>
     <w:lvl w:ilvl="6" w:tplc="04090001" w:tentative="1">
@@ -6621,7 +6882,7 @@
         <w:ind w:left="5040" w:hanging="360"/>
       </w:pPr>
       <w:rPr>
-        <w:rFonts w:hint="default" w:ascii="Symbol" w:hAnsi="Symbol"/>
+        <w:rFonts w:ascii="Symbol" w:hAnsi="Symbol" w:hint="default"/>
       </w:rPr>
     </w:lvl>
     <w:lvl w:ilvl="7" w:tplc="04090003" w:tentative="1">
@@ -6633,7 +6894,7 @@
         <w:ind w:left="5760" w:hanging="360"/>
       </w:pPr>
       <w:rPr>
-        <w:rFonts w:hint="default" w:ascii="Courier New" w:hAnsi="Courier New" w:cs="Courier New"/>
+        <w:rFonts w:ascii="Courier New" w:hAnsi="Courier New" w:cs="Courier New" w:hint="default"/>
       </w:rPr>
     </w:lvl>
     <w:lvl w:ilvl="8" w:tplc="04090005" w:tentative="1">
@@ -6645,7 +6906,7 @@
         <w:ind w:left="6480" w:hanging="360"/>
       </w:pPr>
       <w:rPr>
-        <w:rFonts w:hint="default" w:ascii="Wingdings" w:hAnsi="Wingdings"/>
+        <w:rFonts w:ascii="Wingdings" w:hAnsi="Wingdings" w:hint="default"/>
       </w:rPr>
     </w:lvl>
   </w:abstractNum>
@@ -6662,7 +6923,7 @@
         <w:ind w:left="720" w:hanging="360"/>
       </w:pPr>
       <w:rPr>
-        <w:rFonts w:hint="default" w:ascii="Wingdings" w:hAnsi="Wingdings"/>
+        <w:rFonts w:ascii="Wingdings" w:hAnsi="Wingdings" w:hint="default"/>
       </w:rPr>
     </w:lvl>
     <w:lvl w:ilvl="1" w:tplc="04090003" w:tentative="1">
@@ -6674,7 +6935,7 @@
         <w:ind w:left="1440" w:hanging="360"/>
       </w:pPr>
       <w:rPr>
-        <w:rFonts w:hint="default" w:ascii="Courier New" w:hAnsi="Courier New" w:cs="Courier New"/>
+        <w:rFonts w:ascii="Courier New" w:hAnsi="Courier New" w:cs="Courier New" w:hint="default"/>
       </w:rPr>
     </w:lvl>
     <w:lvl w:ilvl="2" w:tplc="04090005" w:tentative="1">
@@ -6686,7 +6947,7 @@
         <w:ind w:left="2160" w:hanging="360"/>
       </w:pPr>
       <w:rPr>
-        <w:rFonts w:hint="default" w:ascii="Wingdings" w:hAnsi="Wingdings"/>
+        <w:rFonts w:ascii="Wingdings" w:hAnsi="Wingdings" w:hint="default"/>
       </w:rPr>
     </w:lvl>
     <w:lvl w:ilvl="3" w:tplc="04090001" w:tentative="1">
@@ -6698,7 +6959,7 @@
         <w:ind w:left="2880" w:hanging="360"/>
       </w:pPr>
       <w:rPr>
-        <w:rFonts w:hint="default" w:ascii="Symbol" w:hAnsi="Symbol"/>
+        <w:rFonts w:ascii="Symbol" w:hAnsi="Symbol" w:hint="default"/>
       </w:rPr>
     </w:lvl>
     <w:lvl w:ilvl="4" w:tplc="04090003" w:tentative="1">
@@ -6710,7 +6971,7 @@
         <w:ind w:left="3600" w:hanging="360"/>
       </w:pPr>
       <w:rPr>
-        <w:rFonts w:hint="default" w:ascii="Courier New" w:hAnsi="Courier New" w:cs="Courier New"/>
+        <w:rFonts w:ascii="Courier New" w:hAnsi="Courier New" w:cs="Courier New" w:hint="default"/>
       </w:rPr>
     </w:lvl>
     <w:lvl w:ilvl="5" w:tplc="04090005" w:tentative="1">
@@ -6722,7 +6983,7 @@
         <w:ind w:left="4320" w:hanging="360"/>
       </w:pPr>
       <w:rPr>
-        <w:rFonts w:hint="default" w:ascii="Wingdings" w:hAnsi="Wingdings"/>
+        <w:rFonts w:ascii="Wingdings" w:hAnsi="Wingdings" w:hint="default"/>
       </w:rPr>
     </w:lvl>
     <w:lvl w:ilvl="6" w:tplc="04090001" w:tentative="1">
@@ -6734,7 +6995,7 @@
         <w:ind w:left="5040" w:hanging="360"/>
       </w:pPr>
       <w:rPr>
-        <w:rFonts w:hint="default" w:ascii="Symbol" w:hAnsi="Symbol"/>
+        <w:rFonts w:ascii="Symbol" w:hAnsi="Symbol" w:hint="default"/>
       </w:rPr>
     </w:lvl>
     <w:lvl w:ilvl="7" w:tplc="04090003" w:tentative="1">
@@ -6746,7 +7007,7 @@
         <w:ind w:left="5760" w:hanging="360"/>
       </w:pPr>
       <w:rPr>
-        <w:rFonts w:hint="default" w:ascii="Courier New" w:hAnsi="Courier New" w:cs="Courier New"/>
+        <w:rFonts w:ascii="Courier New" w:hAnsi="Courier New" w:cs="Courier New" w:hint="default"/>
       </w:rPr>
     </w:lvl>
     <w:lvl w:ilvl="8" w:tplc="04090005" w:tentative="1">
@@ -6758,7 +7019,7 @@
         <w:ind w:left="6480" w:hanging="360"/>
       </w:pPr>
       <w:rPr>
-        <w:rFonts w:hint="default" w:ascii="Wingdings" w:hAnsi="Wingdings"/>
+        <w:rFonts w:ascii="Wingdings" w:hAnsi="Wingdings" w:hint="default"/>
       </w:rPr>
     </w:lvl>
   </w:abstractNum>
@@ -6775,7 +7036,7 @@
         <w:ind w:left="720" w:hanging="360"/>
       </w:pPr>
       <w:rPr>
-        <w:rFonts w:hint="default" w:ascii="Wingdings" w:hAnsi="Wingdings"/>
+        <w:rFonts w:ascii="Wingdings" w:hAnsi="Wingdings" w:hint="default"/>
       </w:rPr>
     </w:lvl>
     <w:lvl w:ilvl="1" w:tplc="04090003" w:tentative="1">
@@ -6787,7 +7048,7 @@
         <w:ind w:left="1440" w:hanging="360"/>
       </w:pPr>
       <w:rPr>
-        <w:rFonts w:hint="default" w:ascii="Courier New" w:hAnsi="Courier New" w:cs="Courier New"/>
+        <w:rFonts w:ascii="Courier New" w:hAnsi="Courier New" w:cs="Courier New" w:hint="default"/>
       </w:rPr>
     </w:lvl>
     <w:lvl w:ilvl="2" w:tplc="04090005" w:tentative="1">
@@ -6799,7 +7060,7 @@
         <w:ind w:left="2160" w:hanging="360"/>
       </w:pPr>
       <w:rPr>
-        <w:rFonts w:hint="default" w:ascii="Wingdings" w:hAnsi="Wingdings"/>
+        <w:rFonts w:ascii="Wingdings" w:hAnsi="Wingdings" w:hint="default"/>
       </w:rPr>
     </w:lvl>
     <w:lvl w:ilvl="3" w:tplc="04090001" w:tentative="1">
@@ -6811,7 +7072,7 @@
         <w:ind w:left="2880" w:hanging="360"/>
       </w:pPr>
       <w:rPr>
-        <w:rFonts w:hint="default" w:ascii="Symbol" w:hAnsi="Symbol"/>
+        <w:rFonts w:ascii="Symbol" w:hAnsi="Symbol" w:hint="default"/>
       </w:rPr>
     </w:lvl>
     <w:lvl w:ilvl="4" w:tplc="04090003" w:tentative="1">
@@ -6823,7 +7084,7 @@
         <w:ind w:left="3600" w:hanging="360"/>
       </w:pPr>
       <w:rPr>
-        <w:rFonts w:hint="default" w:ascii="Courier New" w:hAnsi="Courier New" w:cs="Courier New"/>
+        <w:rFonts w:ascii="Courier New" w:hAnsi="Courier New" w:cs="Courier New" w:hint="default"/>
       </w:rPr>
     </w:lvl>
     <w:lvl w:ilvl="5" w:tplc="04090005" w:tentative="1">
@@ -6835,7 +7096,7 @@
         <w:ind w:left="4320" w:hanging="360"/>
       </w:pPr>
       <w:rPr>
-        <w:rFonts w:hint="default" w:ascii="Wingdings" w:hAnsi="Wingdings"/>
+        <w:rFonts w:ascii="Wingdings" w:hAnsi="Wingdings" w:hint="default"/>
       </w:rPr>
     </w:lvl>
     <w:lvl w:ilvl="6" w:tplc="04090001" w:tentative="1">
@@ -6847,7 +7108,7 @@
         <w:ind w:left="5040" w:hanging="360"/>
       </w:pPr>
       <w:rPr>
-        <w:rFonts w:hint="default" w:ascii="Symbol" w:hAnsi="Symbol"/>
+        <w:rFonts w:ascii="Symbol" w:hAnsi="Symbol" w:hint="default"/>
       </w:rPr>
     </w:lvl>
     <w:lvl w:ilvl="7" w:tplc="04090003" w:tentative="1">
@@ -6859,7 +7120,7 @@
         <w:ind w:left="5760" w:hanging="360"/>
       </w:pPr>
       <w:rPr>
-        <w:rFonts w:hint="default" w:ascii="Courier New" w:hAnsi="Courier New" w:cs="Courier New"/>
+        <w:rFonts w:ascii="Courier New" w:hAnsi="Courier New" w:cs="Courier New" w:hint="default"/>
       </w:rPr>
     </w:lvl>
     <w:lvl w:ilvl="8" w:tplc="04090005" w:tentative="1">
@@ -6871,7 +7132,7 @@
         <w:ind w:left="6480" w:hanging="360"/>
       </w:pPr>
       <w:rPr>
-        <w:rFonts w:hint="default" w:ascii="Wingdings" w:hAnsi="Wingdings"/>
+        <w:rFonts w:ascii="Wingdings" w:hAnsi="Wingdings" w:hint="default"/>
       </w:rPr>
     </w:lvl>
   </w:abstractNum>
@@ -6891,7 +7152,7 @@
         <w:ind w:left="720" w:hanging="360"/>
       </w:pPr>
       <w:rPr>
-        <w:rFonts w:hint="default" w:ascii="Symbol" w:hAnsi="Symbol"/>
+        <w:rFonts w:ascii="Symbol" w:hAnsi="Symbol" w:hint="default"/>
         <w:sz w:val="20"/>
       </w:rPr>
     </w:lvl>
@@ -6907,7 +7168,7 @@
         <w:ind w:left="1440" w:hanging="360"/>
       </w:pPr>
       <w:rPr>
-        <w:rFonts w:hint="default" w:ascii="Courier New" w:hAnsi="Courier New"/>
+        <w:rFonts w:ascii="Courier New" w:hAnsi="Courier New" w:hint="default"/>
         <w:sz w:val="20"/>
       </w:rPr>
     </w:lvl>
@@ -6923,7 +7184,7 @@
         <w:ind w:left="2160" w:hanging="360"/>
       </w:pPr>
       <w:rPr>
-        <w:rFonts w:hint="default" w:ascii="Wingdings" w:hAnsi="Wingdings"/>
+        <w:rFonts w:ascii="Wingdings" w:hAnsi="Wingdings" w:hint="default"/>
         <w:sz w:val="20"/>
       </w:rPr>
     </w:lvl>
@@ -6939,7 +7200,7 @@
         <w:ind w:left="2880" w:hanging="360"/>
       </w:pPr>
       <w:rPr>
-        <w:rFonts w:hint="default" w:ascii="Wingdings" w:hAnsi="Wingdings"/>
+        <w:rFonts w:ascii="Wingdings" w:hAnsi="Wingdings" w:hint="default"/>
         <w:sz w:val="20"/>
       </w:rPr>
     </w:lvl>
@@ -6955,7 +7216,7 @@
         <w:ind w:left="3600" w:hanging="360"/>
       </w:pPr>
       <w:rPr>
-        <w:rFonts w:hint="default" w:ascii="Wingdings" w:hAnsi="Wingdings"/>
+        <w:rFonts w:ascii="Wingdings" w:hAnsi="Wingdings" w:hint="default"/>
         <w:sz w:val="20"/>
       </w:rPr>
     </w:lvl>
@@ -6971,7 +7232,7 @@
         <w:ind w:left="4320" w:hanging="360"/>
       </w:pPr>
       <w:rPr>
-        <w:rFonts w:hint="default" w:ascii="Wingdings" w:hAnsi="Wingdings"/>
+        <w:rFonts w:ascii="Wingdings" w:hAnsi="Wingdings" w:hint="default"/>
         <w:sz w:val="20"/>
       </w:rPr>
     </w:lvl>
@@ -6987,7 +7248,7 @@
         <w:ind w:left="5040" w:hanging="360"/>
       </w:pPr>
       <w:rPr>
-        <w:rFonts w:hint="default" w:ascii="Wingdings" w:hAnsi="Wingdings"/>
+        <w:rFonts w:ascii="Wingdings" w:hAnsi="Wingdings" w:hint="default"/>
         <w:sz w:val="20"/>
       </w:rPr>
     </w:lvl>
@@ -7003,7 +7264,7 @@
         <w:ind w:left="5760" w:hanging="360"/>
       </w:pPr>
       <w:rPr>
-        <w:rFonts w:hint="default" w:ascii="Wingdings" w:hAnsi="Wingdings"/>
+        <w:rFonts w:ascii="Wingdings" w:hAnsi="Wingdings" w:hint="default"/>
         <w:sz w:val="20"/>
       </w:rPr>
     </w:lvl>
@@ -7019,7 +7280,7 @@
         <w:ind w:left="6480" w:hanging="360"/>
       </w:pPr>
       <w:rPr>
-        <w:rFonts w:hint="default" w:ascii="Wingdings" w:hAnsi="Wingdings"/>
+        <w:rFonts w:ascii="Wingdings" w:hAnsi="Wingdings" w:hint="default"/>
         <w:sz w:val="20"/>
       </w:rPr>
     </w:lvl>
@@ -7037,7 +7298,7 @@
         <w:ind w:left="720" w:hanging="360"/>
       </w:pPr>
       <w:rPr>
-        <w:rFonts w:hint="default" w:ascii="Wingdings" w:hAnsi="Wingdings"/>
+        <w:rFonts w:ascii="Wingdings" w:hAnsi="Wingdings" w:hint="default"/>
       </w:rPr>
     </w:lvl>
     <w:lvl w:ilvl="1" w:tplc="04090003" w:tentative="1">
@@ -7049,7 +7310,7 @@
         <w:ind w:left="1440" w:hanging="360"/>
       </w:pPr>
       <w:rPr>
-        <w:rFonts w:hint="default" w:ascii="Courier New" w:hAnsi="Courier New" w:cs="Courier New"/>
+        <w:rFonts w:ascii="Courier New" w:hAnsi="Courier New" w:cs="Courier New" w:hint="default"/>
       </w:rPr>
     </w:lvl>
     <w:lvl w:ilvl="2" w:tplc="04090005" w:tentative="1">
@@ -7061,7 +7322,7 @@
         <w:ind w:left="2160" w:hanging="360"/>
       </w:pPr>
       <w:rPr>
-        <w:rFonts w:hint="default" w:ascii="Wingdings" w:hAnsi="Wingdings"/>
+        <w:rFonts w:ascii="Wingdings" w:hAnsi="Wingdings" w:hint="default"/>
       </w:rPr>
     </w:lvl>
     <w:lvl w:ilvl="3" w:tplc="04090001" w:tentative="1">
@@ -7073,7 +7334,7 @@
         <w:ind w:left="2880" w:hanging="360"/>
       </w:pPr>
       <w:rPr>
-        <w:rFonts w:hint="default" w:ascii="Symbol" w:hAnsi="Symbol"/>
+        <w:rFonts w:ascii="Symbol" w:hAnsi="Symbol" w:hint="default"/>
       </w:rPr>
     </w:lvl>
     <w:lvl w:ilvl="4" w:tplc="04090003" w:tentative="1">
@@ -7085,7 +7346,7 @@
         <w:ind w:left="3600" w:hanging="360"/>
       </w:pPr>
       <w:rPr>
-        <w:rFonts w:hint="default" w:ascii="Courier New" w:hAnsi="Courier New" w:cs="Courier New"/>
+        <w:rFonts w:ascii="Courier New" w:hAnsi="Courier New" w:cs="Courier New" w:hint="default"/>
       </w:rPr>
     </w:lvl>
     <w:lvl w:ilvl="5" w:tplc="04090005" w:tentative="1">
@@ -7097,7 +7358,7 @@
         <w:ind w:left="4320" w:hanging="360"/>
       </w:pPr>
       <w:rPr>
-        <w:rFonts w:hint="default" w:ascii="Wingdings" w:hAnsi="Wingdings"/>
+        <w:rFonts w:ascii="Wingdings" w:hAnsi="Wingdings" w:hint="default"/>
       </w:rPr>
     </w:lvl>
     <w:lvl w:ilvl="6" w:tplc="04090001" w:tentative="1">
@@ -7109,7 +7370,7 @@
         <w:ind w:left="5040" w:hanging="360"/>
       </w:pPr>
       <w:rPr>
-        <w:rFonts w:hint="default" w:ascii="Symbol" w:hAnsi="Symbol"/>
+        <w:rFonts w:ascii="Symbol" w:hAnsi="Symbol" w:hint="default"/>
       </w:rPr>
     </w:lvl>
     <w:lvl w:ilvl="7" w:tplc="04090003" w:tentative="1">
@@ -7121,7 +7382,7 @@
         <w:ind w:left="5760" w:hanging="360"/>
       </w:pPr>
       <w:rPr>
-        <w:rFonts w:hint="default" w:ascii="Courier New" w:hAnsi="Courier New" w:cs="Courier New"/>
+        <w:rFonts w:ascii="Courier New" w:hAnsi="Courier New" w:cs="Courier New" w:hint="default"/>
       </w:rPr>
     </w:lvl>
     <w:lvl w:ilvl="8" w:tplc="04090005" w:tentative="1">
@@ -7133,7 +7394,7 @@
         <w:ind w:left="6480" w:hanging="360"/>
       </w:pPr>
       <w:rPr>
-        <w:rFonts w:hint="default" w:ascii="Wingdings" w:hAnsi="Wingdings"/>
+        <w:rFonts w:ascii="Wingdings" w:hAnsi="Wingdings" w:hint="default"/>
       </w:rPr>
     </w:lvl>
   </w:abstractNum>
@@ -7150,7 +7411,7 @@
         <w:ind w:left="720" w:hanging="360"/>
       </w:pPr>
       <w:rPr>
-        <w:rFonts w:hint="default" w:ascii="Calibri" w:hAnsi="Calibri" w:eastAsia="Calibri" w:cs="Calibri"/>
+        <w:rFonts w:ascii="Calibri" w:eastAsia="Calibri" w:hAnsi="Calibri" w:cs="Calibri" w:hint="default"/>
       </w:rPr>
     </w:lvl>
     <w:lvl w:ilvl="1" w:tplc="04090003" w:tentative="1">
@@ -7162,7 +7423,7 @@
         <w:ind w:left="1440" w:hanging="360"/>
       </w:pPr>
       <w:rPr>
-        <w:rFonts w:hint="default" w:ascii="Courier New" w:hAnsi="Courier New" w:cs="Courier New"/>
+        <w:rFonts w:ascii="Courier New" w:hAnsi="Courier New" w:cs="Courier New" w:hint="default"/>
       </w:rPr>
     </w:lvl>
     <w:lvl w:ilvl="2" w:tplc="04090005" w:tentative="1">
@@ -7174,7 +7435,7 @@
         <w:ind w:left="2160" w:hanging="360"/>
       </w:pPr>
       <w:rPr>
-        <w:rFonts w:hint="default" w:ascii="Wingdings" w:hAnsi="Wingdings"/>
+        <w:rFonts w:ascii="Wingdings" w:hAnsi="Wingdings" w:hint="default"/>
       </w:rPr>
     </w:lvl>
     <w:lvl w:ilvl="3" w:tplc="04090001" w:tentative="1">
@@ -7186,7 +7447,7 @@
         <w:ind w:left="2880" w:hanging="360"/>
       </w:pPr>
       <w:rPr>
-        <w:rFonts w:hint="default" w:ascii="Symbol" w:hAnsi="Symbol"/>
+        <w:rFonts w:ascii="Symbol" w:hAnsi="Symbol" w:hint="default"/>
       </w:rPr>
     </w:lvl>
     <w:lvl w:ilvl="4" w:tplc="04090003" w:tentative="1">
@@ -7198,7 +7459,7 @@
         <w:ind w:left="3600" w:hanging="360"/>
       </w:pPr>
       <w:rPr>
-        <w:rFonts w:hint="default" w:ascii="Courier New" w:hAnsi="Courier New" w:cs="Courier New"/>
+        <w:rFonts w:ascii="Courier New" w:hAnsi="Courier New" w:cs="Courier New" w:hint="default"/>
       </w:rPr>
     </w:lvl>
     <w:lvl w:ilvl="5" w:tplc="04090005" w:tentative="1">
@@ -7210,7 +7471,7 @@
         <w:ind w:left="4320" w:hanging="360"/>
       </w:pPr>
       <w:rPr>
-        <w:rFonts w:hint="default" w:ascii="Wingdings" w:hAnsi="Wingdings"/>
+        <w:rFonts w:ascii="Wingdings" w:hAnsi="Wingdings" w:hint="default"/>
       </w:rPr>
     </w:lvl>
     <w:lvl w:ilvl="6" w:tplc="04090001" w:tentative="1">
@@ -7222,7 +7483,7 @@
         <w:ind w:left="5040" w:hanging="360"/>
       </w:pPr>
       <w:rPr>
-        <w:rFonts w:hint="default" w:ascii="Symbol" w:hAnsi="Symbol"/>
+        <w:rFonts w:ascii="Symbol" w:hAnsi="Symbol" w:hint="default"/>
       </w:rPr>
     </w:lvl>
     <w:lvl w:ilvl="7" w:tplc="04090003" w:tentative="1">
@@ -7234,7 +7495,7 @@
         <w:ind w:left="5760" w:hanging="360"/>
       </w:pPr>
       <w:rPr>
-        <w:rFonts w:hint="default" w:ascii="Courier New" w:hAnsi="Courier New" w:cs="Courier New"/>
+        <w:rFonts w:ascii="Courier New" w:hAnsi="Courier New" w:cs="Courier New" w:hint="default"/>
       </w:rPr>
     </w:lvl>
     <w:lvl w:ilvl="8" w:tplc="04090005" w:tentative="1">
@@ -7246,7 +7507,7 @@
         <w:ind w:left="6480" w:hanging="360"/>
       </w:pPr>
       <w:rPr>
-        <w:rFonts w:hint="default" w:ascii="Wingdings" w:hAnsi="Wingdings"/>
+        <w:rFonts w:ascii="Wingdings" w:hAnsi="Wingdings" w:hint="default"/>
       </w:rPr>
     </w:lvl>
   </w:abstractNum>
@@ -7263,7 +7524,7 @@
         <w:ind w:left="720" w:hanging="360"/>
       </w:pPr>
       <w:rPr>
-        <w:rFonts w:hint="default" w:ascii="Wingdings" w:hAnsi="Wingdings"/>
+        <w:rFonts w:ascii="Wingdings" w:hAnsi="Wingdings" w:hint="default"/>
       </w:rPr>
     </w:lvl>
     <w:lvl w:ilvl="1" w:tplc="04090003" w:tentative="1">
@@ -7275,7 +7536,7 @@
         <w:ind w:left="1440" w:hanging="360"/>
       </w:pPr>
       <w:rPr>
-        <w:rFonts w:hint="default" w:ascii="Courier New" w:hAnsi="Courier New" w:cs="Courier New"/>
+        <w:rFonts w:ascii="Courier New" w:hAnsi="Courier New" w:cs="Courier New" w:hint="default"/>
       </w:rPr>
     </w:lvl>
     <w:lvl w:ilvl="2" w:tplc="04090005" w:tentative="1">
@@ -7287,7 +7548,7 @@
         <w:ind w:left="2160" w:hanging="360"/>
       </w:pPr>
       <w:rPr>
-        <w:rFonts w:hint="default" w:ascii="Wingdings" w:hAnsi="Wingdings"/>
+        <w:rFonts w:ascii="Wingdings" w:hAnsi="Wingdings" w:hint="default"/>
       </w:rPr>
     </w:lvl>
     <w:lvl w:ilvl="3" w:tplc="04090001" w:tentative="1">
@@ -7299,7 +7560,7 @@
         <w:ind w:left="2880" w:hanging="360"/>
       </w:pPr>
       <w:rPr>
-        <w:rFonts w:hint="default" w:ascii="Symbol" w:hAnsi="Symbol"/>
+        <w:rFonts w:ascii="Symbol" w:hAnsi="Symbol" w:hint="default"/>
       </w:rPr>
     </w:lvl>
     <w:lvl w:ilvl="4" w:tplc="04090003" w:tentative="1">
@@ -7311,7 +7572,7 @@
         <w:ind w:left="3600" w:hanging="360"/>
       </w:pPr>
       <w:rPr>
-        <w:rFonts w:hint="default" w:ascii="Courier New" w:hAnsi="Courier New" w:cs="Courier New"/>
+        <w:rFonts w:ascii="Courier New" w:hAnsi="Courier New" w:cs="Courier New" w:hint="default"/>
       </w:rPr>
     </w:lvl>
     <w:lvl w:ilvl="5" w:tplc="04090005" w:tentative="1">
@@ -7323,7 +7584,7 @@
         <w:ind w:left="4320" w:hanging="360"/>
       </w:pPr>
       <w:rPr>
-        <w:rFonts w:hint="default" w:ascii="Wingdings" w:hAnsi="Wingdings"/>
+        <w:rFonts w:ascii="Wingdings" w:hAnsi="Wingdings" w:hint="default"/>
       </w:rPr>
     </w:lvl>
     <w:lvl w:ilvl="6" w:tplc="04090001" w:tentative="1">
@@ -7335,7 +7596,7 @@
         <w:ind w:left="5040" w:hanging="360"/>
       </w:pPr>
       <w:rPr>
-        <w:rFonts w:hint="default" w:ascii="Symbol" w:hAnsi="Symbol"/>
+        <w:rFonts w:ascii="Symbol" w:hAnsi="Symbol" w:hint="default"/>
       </w:rPr>
     </w:lvl>
     <w:lvl w:ilvl="7" w:tplc="04090003" w:tentative="1">
@@ -7347,7 +7608,7 @@
         <w:ind w:left="5760" w:hanging="360"/>
       </w:pPr>
       <w:rPr>
-        <w:rFonts w:hint="default" w:ascii="Courier New" w:hAnsi="Courier New" w:cs="Courier New"/>
+        <w:rFonts w:ascii="Courier New" w:hAnsi="Courier New" w:cs="Courier New" w:hint="default"/>
       </w:rPr>
     </w:lvl>
     <w:lvl w:ilvl="8" w:tplc="04090005" w:tentative="1">
@@ -7359,7 +7620,7 @@
         <w:ind w:left="6480" w:hanging="360"/>
       </w:pPr>
       <w:rPr>
-        <w:rFonts w:hint="default" w:ascii="Wingdings" w:hAnsi="Wingdings"/>
+        <w:rFonts w:ascii="Wingdings" w:hAnsi="Wingdings" w:hint="default"/>
       </w:rPr>
     </w:lvl>
   </w:abstractNum>
@@ -7379,7 +7640,7 @@
         <w:ind w:left="720" w:hanging="360"/>
       </w:pPr>
       <w:rPr>
-        <w:rFonts w:hint="default" w:ascii="Symbol" w:hAnsi="Symbol"/>
+        <w:rFonts w:ascii="Symbol" w:hAnsi="Symbol" w:hint="default"/>
         <w:sz w:val="20"/>
       </w:rPr>
     </w:lvl>
@@ -7395,7 +7656,7 @@
         <w:ind w:left="1440" w:hanging="360"/>
       </w:pPr>
       <w:rPr>
-        <w:rFonts w:hint="default" w:ascii="Courier New" w:hAnsi="Courier New"/>
+        <w:rFonts w:ascii="Courier New" w:hAnsi="Courier New" w:hint="default"/>
         <w:sz w:val="20"/>
       </w:rPr>
     </w:lvl>
@@ -7411,7 +7672,7 @@
         <w:ind w:left="2160" w:hanging="360"/>
       </w:pPr>
       <w:rPr>
-        <w:rFonts w:hint="default" w:ascii="Wingdings" w:hAnsi="Wingdings"/>
+        <w:rFonts w:ascii="Wingdings" w:hAnsi="Wingdings" w:hint="default"/>
         <w:sz w:val="20"/>
       </w:rPr>
     </w:lvl>
@@ -7427,7 +7688,7 @@
         <w:ind w:left="2880" w:hanging="360"/>
       </w:pPr>
       <w:rPr>
-        <w:rFonts w:hint="default" w:ascii="Wingdings" w:hAnsi="Wingdings"/>
+        <w:rFonts w:ascii="Wingdings" w:hAnsi="Wingdings" w:hint="default"/>
         <w:sz w:val="20"/>
       </w:rPr>
     </w:lvl>
@@ -7443,7 +7704,7 @@
         <w:ind w:left="3600" w:hanging="360"/>
       </w:pPr>
       <w:rPr>
-        <w:rFonts w:hint="default" w:ascii="Wingdings" w:hAnsi="Wingdings"/>
+        <w:rFonts w:ascii="Wingdings" w:hAnsi="Wingdings" w:hint="default"/>
         <w:sz w:val="20"/>
       </w:rPr>
     </w:lvl>
@@ -7459,7 +7720,7 @@
         <w:ind w:left="4320" w:hanging="360"/>
       </w:pPr>
       <w:rPr>
-        <w:rFonts w:hint="default" w:ascii="Wingdings" w:hAnsi="Wingdings"/>
+        <w:rFonts w:ascii="Wingdings" w:hAnsi="Wingdings" w:hint="default"/>
         <w:sz w:val="20"/>
       </w:rPr>
     </w:lvl>
@@ -7475,7 +7736,7 @@
         <w:ind w:left="5040" w:hanging="360"/>
       </w:pPr>
       <w:rPr>
-        <w:rFonts w:hint="default" w:ascii="Wingdings" w:hAnsi="Wingdings"/>
+        <w:rFonts w:ascii="Wingdings" w:hAnsi="Wingdings" w:hint="default"/>
         <w:sz w:val="20"/>
       </w:rPr>
     </w:lvl>
@@ -7491,7 +7752,7 @@
         <w:ind w:left="5760" w:hanging="360"/>
       </w:pPr>
       <w:rPr>
-        <w:rFonts w:hint="default" w:ascii="Wingdings" w:hAnsi="Wingdings"/>
+        <w:rFonts w:ascii="Wingdings" w:hAnsi="Wingdings" w:hint="default"/>
         <w:sz w:val="20"/>
       </w:rPr>
     </w:lvl>
@@ -7507,7 +7768,7 @@
         <w:ind w:left="6480" w:hanging="360"/>
       </w:pPr>
       <w:rPr>
-        <w:rFonts w:hint="default" w:ascii="Wingdings" w:hAnsi="Wingdings"/>
+        <w:rFonts w:ascii="Wingdings" w:hAnsi="Wingdings" w:hint="default"/>
         <w:sz w:val="20"/>
       </w:rPr>
     </w:lvl>
@@ -7525,7 +7786,7 @@
         <w:ind w:left="720" w:hanging="360"/>
       </w:pPr>
       <w:rPr>
-        <w:rFonts w:hint="default" w:ascii="Wingdings" w:hAnsi="Wingdings"/>
+        <w:rFonts w:ascii="Wingdings" w:hAnsi="Wingdings" w:hint="default"/>
       </w:rPr>
     </w:lvl>
     <w:lvl w:ilvl="1" w:tplc="04090003" w:tentative="1">
@@ -7537,7 +7798,7 @@
         <w:ind w:left="1440" w:hanging="360"/>
       </w:pPr>
       <w:rPr>
-        <w:rFonts w:hint="default" w:ascii="Courier New" w:hAnsi="Courier New" w:cs="Courier New"/>
+        <w:rFonts w:ascii="Courier New" w:hAnsi="Courier New" w:cs="Courier New" w:hint="default"/>
       </w:rPr>
     </w:lvl>
     <w:lvl w:ilvl="2" w:tplc="04090005" w:tentative="1">
@@ -7549,7 +7810,7 @@
         <w:ind w:left="2160" w:hanging="360"/>
       </w:pPr>
       <w:rPr>
-        <w:rFonts w:hint="default" w:ascii="Wingdings" w:hAnsi="Wingdings"/>
+        <w:rFonts w:ascii="Wingdings" w:hAnsi="Wingdings" w:hint="default"/>
       </w:rPr>
     </w:lvl>
     <w:lvl w:ilvl="3" w:tplc="04090001" w:tentative="1">
@@ -7561,7 +7822,7 @@
         <w:ind w:left="2880" w:hanging="360"/>
       </w:pPr>
       <w:rPr>
-        <w:rFonts w:hint="default" w:ascii="Symbol" w:hAnsi="Symbol"/>
+        <w:rFonts w:ascii="Symbol" w:hAnsi="Symbol" w:hint="default"/>
       </w:rPr>
     </w:lvl>
     <w:lvl w:ilvl="4" w:tplc="04090003" w:tentative="1">
@@ -7573,7 +7834,7 @@
         <w:ind w:left="3600" w:hanging="360"/>
       </w:pPr>
       <w:rPr>
-        <w:rFonts w:hint="default" w:ascii="Courier New" w:hAnsi="Courier New" w:cs="Courier New"/>
+        <w:rFonts w:ascii="Courier New" w:hAnsi="Courier New" w:cs="Courier New" w:hint="default"/>
       </w:rPr>
     </w:lvl>
     <w:lvl w:ilvl="5" w:tplc="04090005" w:tentative="1">
@@ -7585,7 +7846,7 @@
         <w:ind w:left="4320" w:hanging="360"/>
       </w:pPr>
       <w:rPr>
-        <w:rFonts w:hint="default" w:ascii="Wingdings" w:hAnsi="Wingdings"/>
+        <w:rFonts w:ascii="Wingdings" w:hAnsi="Wingdings" w:hint="default"/>
       </w:rPr>
     </w:lvl>
     <w:lvl w:ilvl="6" w:tplc="04090001" w:tentative="1">
@@ -7597,7 +7858,7 @@
         <w:ind w:left="5040" w:hanging="360"/>
       </w:pPr>
       <w:rPr>
-        <w:rFonts w:hint="default" w:ascii="Symbol" w:hAnsi="Symbol"/>
+        <w:rFonts w:ascii="Symbol" w:hAnsi="Symbol" w:hint="default"/>
       </w:rPr>
     </w:lvl>
     <w:lvl w:ilvl="7" w:tplc="04090003" w:tentative="1">
@@ -7609,7 +7870,7 @@
         <w:ind w:left="5760" w:hanging="360"/>
       </w:pPr>
       <w:rPr>
-        <w:rFonts w:hint="default" w:ascii="Courier New" w:hAnsi="Courier New" w:cs="Courier New"/>
+        <w:rFonts w:ascii="Courier New" w:hAnsi="Courier New" w:cs="Courier New" w:hint="default"/>
       </w:rPr>
     </w:lvl>
     <w:lvl w:ilvl="8" w:tplc="04090005" w:tentative="1">
@@ -7621,7 +7882,7 @@
         <w:ind w:left="6480" w:hanging="360"/>
       </w:pPr>
       <w:rPr>
-        <w:rFonts w:hint="default" w:ascii="Wingdings" w:hAnsi="Wingdings"/>
+        <w:rFonts w:ascii="Wingdings" w:hAnsi="Wingdings" w:hint="default"/>
       </w:rPr>
     </w:lvl>
   </w:abstractNum>
@@ -7641,7 +7902,7 @@
         <w:ind w:left="720" w:hanging="360"/>
       </w:pPr>
       <w:rPr>
-        <w:rFonts w:hint="default" w:ascii="Symbol" w:hAnsi="Symbol"/>
+        <w:rFonts w:ascii="Symbol" w:hAnsi="Symbol" w:hint="default"/>
         <w:sz w:val="20"/>
       </w:rPr>
     </w:lvl>
@@ -7657,7 +7918,7 @@
         <w:ind w:left="1440" w:hanging="360"/>
       </w:pPr>
       <w:rPr>
-        <w:rFonts w:hint="default" w:ascii="Courier New" w:hAnsi="Courier New"/>
+        <w:rFonts w:ascii="Courier New" w:hAnsi="Courier New" w:hint="default"/>
         <w:sz w:val="20"/>
       </w:rPr>
     </w:lvl>
@@ -7673,7 +7934,7 @@
         <w:ind w:left="2160" w:hanging="360"/>
       </w:pPr>
       <w:rPr>
-        <w:rFonts w:hint="default" w:ascii="Wingdings" w:hAnsi="Wingdings"/>
+        <w:rFonts w:ascii="Wingdings" w:hAnsi="Wingdings" w:hint="default"/>
         <w:sz w:val="20"/>
       </w:rPr>
     </w:lvl>
@@ -7689,7 +7950,7 @@
         <w:ind w:left="2880" w:hanging="360"/>
       </w:pPr>
       <w:rPr>
-        <w:rFonts w:hint="default" w:ascii="Wingdings" w:hAnsi="Wingdings"/>
+        <w:rFonts w:ascii="Wingdings" w:hAnsi="Wingdings" w:hint="default"/>
         <w:sz w:val="20"/>
       </w:rPr>
     </w:lvl>
@@ -7705,7 +7966,7 @@
         <w:ind w:left="3600" w:hanging="360"/>
       </w:pPr>
       <w:rPr>
-        <w:rFonts w:hint="default" w:ascii="Wingdings" w:hAnsi="Wingdings"/>
+        <w:rFonts w:ascii="Wingdings" w:hAnsi="Wingdings" w:hint="default"/>
         <w:sz w:val="20"/>
       </w:rPr>
     </w:lvl>
@@ -7721,7 +7982,7 @@
         <w:ind w:left="4320" w:hanging="360"/>
       </w:pPr>
       <w:rPr>
-        <w:rFonts w:hint="default" w:ascii="Wingdings" w:hAnsi="Wingdings"/>
+        <w:rFonts w:ascii="Wingdings" w:hAnsi="Wingdings" w:hint="default"/>
         <w:sz w:val="20"/>
       </w:rPr>
     </w:lvl>
@@ -7737,7 +7998,7 @@
         <w:ind w:left="5040" w:hanging="360"/>
       </w:pPr>
       <w:rPr>
-        <w:rFonts w:hint="default" w:ascii="Wingdings" w:hAnsi="Wingdings"/>
+        <w:rFonts w:ascii="Wingdings" w:hAnsi="Wingdings" w:hint="default"/>
         <w:sz w:val="20"/>
       </w:rPr>
     </w:lvl>
@@ -7753,7 +8014,7 @@
         <w:ind w:left="5760" w:hanging="360"/>
       </w:pPr>
       <w:rPr>
-        <w:rFonts w:hint="default" w:ascii="Wingdings" w:hAnsi="Wingdings"/>
+        <w:rFonts w:ascii="Wingdings" w:hAnsi="Wingdings" w:hint="default"/>
         <w:sz w:val="20"/>
       </w:rPr>
     </w:lvl>
@@ -7769,7 +8030,7 @@
         <w:ind w:left="6480" w:hanging="360"/>
       </w:pPr>
       <w:rPr>
-        <w:rFonts w:hint="default" w:ascii="Wingdings" w:hAnsi="Wingdings"/>
+        <w:rFonts w:ascii="Wingdings" w:hAnsi="Wingdings" w:hint="default"/>
         <w:sz w:val="20"/>
       </w:rPr>
     </w:lvl>
@@ -7790,7 +8051,7 @@
         <w:ind w:left="720" w:hanging="360"/>
       </w:pPr>
       <w:rPr>
-        <w:rFonts w:hint="default" w:ascii="Symbol" w:hAnsi="Symbol"/>
+        <w:rFonts w:ascii="Symbol" w:hAnsi="Symbol" w:hint="default"/>
         <w:sz w:val="20"/>
       </w:rPr>
     </w:lvl>
@@ -7806,7 +8067,7 @@
         <w:ind w:left="1440" w:hanging="360"/>
       </w:pPr>
       <w:rPr>
-        <w:rFonts w:hint="default" w:ascii="Courier New" w:hAnsi="Courier New"/>
+        <w:rFonts w:ascii="Courier New" w:hAnsi="Courier New" w:hint="default"/>
         <w:sz w:val="20"/>
       </w:rPr>
     </w:lvl>
@@ -7822,7 +8083,7 @@
         <w:ind w:left="2160" w:hanging="360"/>
       </w:pPr>
       <w:rPr>
-        <w:rFonts w:hint="default" w:ascii="Wingdings" w:hAnsi="Wingdings"/>
+        <w:rFonts w:ascii="Wingdings" w:hAnsi="Wingdings" w:hint="default"/>
         <w:sz w:val="20"/>
       </w:rPr>
     </w:lvl>
@@ -7838,7 +8099,7 @@
         <w:ind w:left="2880" w:hanging="360"/>
       </w:pPr>
       <w:rPr>
-        <w:rFonts w:hint="default" w:ascii="Wingdings" w:hAnsi="Wingdings"/>
+        <w:rFonts w:ascii="Wingdings" w:hAnsi="Wingdings" w:hint="default"/>
         <w:sz w:val="20"/>
       </w:rPr>
     </w:lvl>
@@ -7854,7 +8115,7 @@
         <w:ind w:left="3600" w:hanging="360"/>
       </w:pPr>
       <w:rPr>
-        <w:rFonts w:hint="default" w:ascii="Wingdings" w:hAnsi="Wingdings"/>
+        <w:rFonts w:ascii="Wingdings" w:hAnsi="Wingdings" w:hint="default"/>
         <w:sz w:val="20"/>
       </w:rPr>
     </w:lvl>
@@ -7870,7 +8131,7 @@
         <w:ind w:left="4320" w:hanging="360"/>
       </w:pPr>
       <w:rPr>
-        <w:rFonts w:hint="default" w:ascii="Wingdings" w:hAnsi="Wingdings"/>
+        <w:rFonts w:ascii="Wingdings" w:hAnsi="Wingdings" w:hint="default"/>
         <w:sz w:val="20"/>
       </w:rPr>
     </w:lvl>
@@ -7886,7 +8147,7 @@
         <w:ind w:left="5040" w:hanging="360"/>
       </w:pPr>
       <w:rPr>
-        <w:rFonts w:hint="default" w:ascii="Wingdings" w:hAnsi="Wingdings"/>
+        <w:rFonts w:ascii="Wingdings" w:hAnsi="Wingdings" w:hint="default"/>
         <w:sz w:val="20"/>
       </w:rPr>
     </w:lvl>
@@ -7902,7 +8163,7 @@
         <w:ind w:left="5760" w:hanging="360"/>
       </w:pPr>
       <w:rPr>
-        <w:rFonts w:hint="default" w:ascii="Wingdings" w:hAnsi="Wingdings"/>
+        <w:rFonts w:ascii="Wingdings" w:hAnsi="Wingdings" w:hint="default"/>
         <w:sz w:val="20"/>
       </w:rPr>
     </w:lvl>
@@ -7918,7 +8179,7 @@
         <w:ind w:left="6480" w:hanging="360"/>
       </w:pPr>
       <w:rPr>
-        <w:rFonts w:hint="default" w:ascii="Wingdings" w:hAnsi="Wingdings"/>
+        <w:rFonts w:ascii="Wingdings" w:hAnsi="Wingdings" w:hint="default"/>
         <w:sz w:val="20"/>
       </w:rPr>
     </w:lvl>
@@ -7936,7 +8197,7 @@
         <w:ind w:left="720" w:hanging="360"/>
       </w:pPr>
       <w:rPr>
-        <w:rFonts w:hint="default" w:ascii="Calibri" w:hAnsi="Calibri" w:eastAsia="Calibri" w:cs="Calibri"/>
+        <w:rFonts w:ascii="Calibri" w:eastAsia="Calibri" w:hAnsi="Calibri" w:cs="Calibri" w:hint="default"/>
       </w:rPr>
     </w:lvl>
     <w:lvl w:ilvl="1" w:tplc="04090003" w:tentative="1">
@@ -7948,7 +8209,7 @@
         <w:ind w:left="1440" w:hanging="360"/>
       </w:pPr>
       <w:rPr>
-        <w:rFonts w:hint="default" w:ascii="Courier New" w:hAnsi="Courier New" w:cs="Courier New"/>
+        <w:rFonts w:ascii="Courier New" w:hAnsi="Courier New" w:cs="Courier New" w:hint="default"/>
       </w:rPr>
     </w:lvl>
     <w:lvl w:ilvl="2" w:tplc="04090005" w:tentative="1">
@@ -7960,7 +8221,7 @@
         <w:ind w:left="2160" w:hanging="360"/>
       </w:pPr>
       <w:rPr>
-        <w:rFonts w:hint="default" w:ascii="Wingdings" w:hAnsi="Wingdings"/>
+        <w:rFonts w:ascii="Wingdings" w:hAnsi="Wingdings" w:hint="default"/>
       </w:rPr>
     </w:lvl>
     <w:lvl w:ilvl="3" w:tplc="04090001" w:tentative="1">
@@ -7972,7 +8233,7 @@
         <w:ind w:left="2880" w:hanging="360"/>
       </w:pPr>
       <w:rPr>
-        <w:rFonts w:hint="default" w:ascii="Symbol" w:hAnsi="Symbol"/>
+        <w:rFonts w:ascii="Symbol" w:hAnsi="Symbol" w:hint="default"/>
       </w:rPr>
     </w:lvl>
     <w:lvl w:ilvl="4" w:tplc="04090003" w:tentative="1">
@@ -7984,7 +8245,7 @@
         <w:ind w:left="3600" w:hanging="360"/>
       </w:pPr>
       <w:rPr>
-        <w:rFonts w:hint="default" w:ascii="Courier New" w:hAnsi="Courier New" w:cs="Courier New"/>
+        <w:rFonts w:ascii="Courier New" w:hAnsi="Courier New" w:cs="Courier New" w:hint="default"/>
       </w:rPr>
     </w:lvl>
     <w:lvl w:ilvl="5" w:tplc="04090005" w:tentative="1">
@@ -7996,7 +8257,7 @@
         <w:ind w:left="4320" w:hanging="360"/>
       </w:pPr>
       <w:rPr>
-        <w:rFonts w:hint="default" w:ascii="Wingdings" w:hAnsi="Wingdings"/>
+        <w:rFonts w:ascii="Wingdings" w:hAnsi="Wingdings" w:hint="default"/>
       </w:rPr>
     </w:lvl>
     <w:lvl w:ilvl="6" w:tplc="04090001" w:tentative="1">
@@ -8008,7 +8269,7 @@
         <w:ind w:left="5040" w:hanging="360"/>
       </w:pPr>
       <w:rPr>
-        <w:rFonts w:hint="default" w:ascii="Symbol" w:hAnsi="Symbol"/>
+        <w:rFonts w:ascii="Symbol" w:hAnsi="Symbol" w:hint="default"/>
       </w:rPr>
     </w:lvl>
     <w:lvl w:ilvl="7" w:tplc="04090003" w:tentative="1">
@@ -8020,7 +8281,7 @@
         <w:ind w:left="5760" w:hanging="360"/>
       </w:pPr>
       <w:rPr>
-        <w:rFonts w:hint="default" w:ascii="Courier New" w:hAnsi="Courier New" w:cs="Courier New"/>
+        <w:rFonts w:ascii="Courier New" w:hAnsi="Courier New" w:cs="Courier New" w:hint="default"/>
       </w:rPr>
     </w:lvl>
     <w:lvl w:ilvl="8" w:tplc="04090005" w:tentative="1">
@@ -8032,7 +8293,7 @@
         <w:ind w:left="6480" w:hanging="360"/>
       </w:pPr>
       <w:rPr>
-        <w:rFonts w:hint="default" w:ascii="Wingdings" w:hAnsi="Wingdings"/>
+        <w:rFonts w:ascii="Wingdings" w:hAnsi="Wingdings" w:hint="default"/>
       </w:rPr>
     </w:lvl>
   </w:abstractNum>
@@ -8052,7 +8313,7 @@
         <w:ind w:left="720" w:hanging="360"/>
       </w:pPr>
       <w:rPr>
-        <w:rFonts w:hint="default" w:ascii="Symbol" w:hAnsi="Symbol"/>
+        <w:rFonts w:ascii="Symbol" w:hAnsi="Symbol" w:hint="default"/>
         <w:sz w:val="20"/>
       </w:rPr>
     </w:lvl>
@@ -8068,7 +8329,7 @@
         <w:ind w:left="1440" w:hanging="360"/>
       </w:pPr>
       <w:rPr>
-        <w:rFonts w:hint="default" w:ascii="Courier New" w:hAnsi="Courier New"/>
+        <w:rFonts w:ascii="Courier New" w:hAnsi="Courier New" w:hint="default"/>
         <w:sz w:val="20"/>
       </w:rPr>
     </w:lvl>
@@ -8084,7 +8345,7 @@
         <w:ind w:left="2160" w:hanging="360"/>
       </w:pPr>
       <w:rPr>
-        <w:rFonts w:hint="default" w:ascii="Wingdings" w:hAnsi="Wingdings"/>
+        <w:rFonts w:ascii="Wingdings" w:hAnsi="Wingdings" w:hint="default"/>
         <w:sz w:val="20"/>
       </w:rPr>
     </w:lvl>
@@ -8100,7 +8361,7 @@
         <w:ind w:left="2880" w:hanging="360"/>
       </w:pPr>
       <w:rPr>
-        <w:rFonts w:hint="default" w:ascii="Wingdings" w:hAnsi="Wingdings"/>
+        <w:rFonts w:ascii="Wingdings" w:hAnsi="Wingdings" w:hint="default"/>
         <w:sz w:val="20"/>
       </w:rPr>
     </w:lvl>
@@ -8116,7 +8377,7 @@
         <w:ind w:left="3600" w:hanging="360"/>
       </w:pPr>
       <w:rPr>
-        <w:rFonts w:hint="default" w:ascii="Wingdings" w:hAnsi="Wingdings"/>
+        <w:rFonts w:ascii="Wingdings" w:hAnsi="Wingdings" w:hint="default"/>
         <w:sz w:val="20"/>
       </w:rPr>
     </w:lvl>
@@ -8132,7 +8393,7 @@
         <w:ind w:left="4320" w:hanging="360"/>
       </w:pPr>
       <w:rPr>
-        <w:rFonts w:hint="default" w:ascii="Wingdings" w:hAnsi="Wingdings"/>
+        <w:rFonts w:ascii="Wingdings" w:hAnsi="Wingdings" w:hint="default"/>
         <w:sz w:val="20"/>
       </w:rPr>
     </w:lvl>
@@ -8148,7 +8409,7 @@
         <w:ind w:left="5040" w:hanging="360"/>
       </w:pPr>
       <w:rPr>
-        <w:rFonts w:hint="default" w:ascii="Wingdings" w:hAnsi="Wingdings"/>
+        <w:rFonts w:ascii="Wingdings" w:hAnsi="Wingdings" w:hint="default"/>
         <w:sz w:val="20"/>
       </w:rPr>
     </w:lvl>
@@ -8164,7 +8425,7 @@
         <w:ind w:left="5760" w:hanging="360"/>
       </w:pPr>
       <w:rPr>
-        <w:rFonts w:hint="default" w:ascii="Wingdings" w:hAnsi="Wingdings"/>
+        <w:rFonts w:ascii="Wingdings" w:hAnsi="Wingdings" w:hint="default"/>
         <w:sz w:val="20"/>
       </w:rPr>
     </w:lvl>
@@ -8180,7 +8441,7 @@
         <w:ind w:left="6480" w:hanging="360"/>
       </w:pPr>
       <w:rPr>
-        <w:rFonts w:hint="default" w:ascii="Wingdings" w:hAnsi="Wingdings"/>
+        <w:rFonts w:ascii="Wingdings" w:hAnsi="Wingdings" w:hint="default"/>
         <w:sz w:val="20"/>
       </w:rPr>
     </w:lvl>
@@ -8201,7 +8462,7 @@
         <w:ind w:left="720" w:hanging="360"/>
       </w:pPr>
       <w:rPr>
-        <w:rFonts w:hint="default" w:ascii="Symbol" w:hAnsi="Symbol"/>
+        <w:rFonts w:ascii="Symbol" w:hAnsi="Symbol" w:hint="default"/>
         <w:sz w:val="20"/>
       </w:rPr>
     </w:lvl>
@@ -8217,7 +8478,7 @@
         <w:ind w:left="1440" w:hanging="360"/>
       </w:pPr>
       <w:rPr>
-        <w:rFonts w:hint="default" w:ascii="Courier New" w:hAnsi="Courier New"/>
+        <w:rFonts w:ascii="Courier New" w:hAnsi="Courier New" w:hint="default"/>
         <w:sz w:val="20"/>
       </w:rPr>
     </w:lvl>
@@ -8233,7 +8494,7 @@
         <w:ind w:left="2160" w:hanging="360"/>
       </w:pPr>
       <w:rPr>
-        <w:rFonts w:hint="default" w:ascii="Wingdings" w:hAnsi="Wingdings"/>
+        <w:rFonts w:ascii="Wingdings" w:hAnsi="Wingdings" w:hint="default"/>
         <w:sz w:val="20"/>
       </w:rPr>
     </w:lvl>
@@ -8249,7 +8510,7 @@
         <w:ind w:left="2880" w:hanging="360"/>
       </w:pPr>
       <w:rPr>
-        <w:rFonts w:hint="default" w:ascii="Wingdings" w:hAnsi="Wingdings"/>
+        <w:rFonts w:ascii="Wingdings" w:hAnsi="Wingdings" w:hint="default"/>
         <w:sz w:val="20"/>
       </w:rPr>
     </w:lvl>
@@ -8265,7 +8526,7 @@
         <w:ind w:left="3600" w:hanging="360"/>
       </w:pPr>
       <w:rPr>
-        <w:rFonts w:hint="default" w:ascii="Wingdings" w:hAnsi="Wingdings"/>
+        <w:rFonts w:ascii="Wingdings" w:hAnsi="Wingdings" w:hint="default"/>
         <w:sz w:val="20"/>
       </w:rPr>
     </w:lvl>
@@ -8281,7 +8542,7 @@
         <w:ind w:left="4320" w:hanging="360"/>
       </w:pPr>
       <w:rPr>
-        <w:rFonts w:hint="default" w:ascii="Wingdings" w:hAnsi="Wingdings"/>
+        <w:rFonts w:ascii="Wingdings" w:hAnsi="Wingdings" w:hint="default"/>
         <w:sz w:val="20"/>
       </w:rPr>
     </w:lvl>
@@ -8297,7 +8558,7 @@
         <w:ind w:left="5040" w:hanging="360"/>
       </w:pPr>
       <w:rPr>
-        <w:rFonts w:hint="default" w:ascii="Wingdings" w:hAnsi="Wingdings"/>
+        <w:rFonts w:ascii="Wingdings" w:hAnsi="Wingdings" w:hint="default"/>
         <w:sz w:val="20"/>
       </w:rPr>
     </w:lvl>
@@ -8313,7 +8574,7 @@
         <w:ind w:left="5760" w:hanging="360"/>
       </w:pPr>
       <w:rPr>
-        <w:rFonts w:hint="default" w:ascii="Wingdings" w:hAnsi="Wingdings"/>
+        <w:rFonts w:ascii="Wingdings" w:hAnsi="Wingdings" w:hint="default"/>
         <w:sz w:val="20"/>
       </w:rPr>
     </w:lvl>
@@ -8329,7 +8590,7 @@
         <w:ind w:left="6480" w:hanging="360"/>
       </w:pPr>
       <w:rPr>
-        <w:rFonts w:hint="default" w:ascii="Wingdings" w:hAnsi="Wingdings"/>
+        <w:rFonts w:ascii="Wingdings" w:hAnsi="Wingdings" w:hint="default"/>
         <w:sz w:val="20"/>
       </w:rPr>
     </w:lvl>
@@ -8347,7 +8608,7 @@
         <w:ind w:left="720" w:hanging="360"/>
       </w:pPr>
       <w:rPr>
-        <w:rFonts w:hint="default" w:ascii="Symbol" w:hAnsi="Symbol"/>
+        <w:rFonts w:ascii="Symbol" w:hAnsi="Symbol" w:hint="default"/>
       </w:rPr>
     </w:lvl>
     <w:lvl w:ilvl="1" w:tplc="04090003" w:tentative="1">
@@ -8359,7 +8620,7 @@
         <w:ind w:left="1440" w:hanging="360"/>
       </w:pPr>
       <w:rPr>
-        <w:rFonts w:hint="default" w:ascii="Courier New" w:hAnsi="Courier New" w:cs="Courier New"/>
+        <w:rFonts w:ascii="Courier New" w:hAnsi="Courier New" w:cs="Courier New" w:hint="default"/>
       </w:rPr>
     </w:lvl>
     <w:lvl w:ilvl="2" w:tplc="04090005" w:tentative="1">
@@ -8371,7 +8632,7 @@
         <w:ind w:left="2160" w:hanging="360"/>
       </w:pPr>
       <w:rPr>
-        <w:rFonts w:hint="default" w:ascii="Wingdings" w:hAnsi="Wingdings"/>
+        <w:rFonts w:ascii="Wingdings" w:hAnsi="Wingdings" w:hint="default"/>
       </w:rPr>
     </w:lvl>
     <w:lvl w:ilvl="3" w:tplc="04090001" w:tentative="1">
@@ -8383,7 +8644,7 @@
         <w:ind w:left="2880" w:hanging="360"/>
       </w:pPr>
       <w:rPr>
-        <w:rFonts w:hint="default" w:ascii="Symbol" w:hAnsi="Symbol"/>
+        <w:rFonts w:ascii="Symbol" w:hAnsi="Symbol" w:hint="default"/>
       </w:rPr>
     </w:lvl>
     <w:lvl w:ilvl="4" w:tplc="04090003" w:tentative="1">
@@ -8395,7 +8656,7 @@
         <w:ind w:left="3600" w:hanging="360"/>
       </w:pPr>
       <w:rPr>
-        <w:rFonts w:hint="default" w:ascii="Courier New" w:hAnsi="Courier New" w:cs="Courier New"/>
+        <w:rFonts w:ascii="Courier New" w:hAnsi="Courier New" w:cs="Courier New" w:hint="default"/>
       </w:rPr>
     </w:lvl>
     <w:lvl w:ilvl="5" w:tplc="04090005" w:tentative="1">
@@ -8407,7 +8668,7 @@
         <w:ind w:left="4320" w:hanging="360"/>
       </w:pPr>
       <w:rPr>
-        <w:rFonts w:hint="default" w:ascii="Wingdings" w:hAnsi="Wingdings"/>
+        <w:rFonts w:ascii="Wingdings" w:hAnsi="Wingdings" w:hint="default"/>
       </w:rPr>
     </w:lvl>
     <w:lvl w:ilvl="6" w:tplc="04090001" w:tentative="1">
@@ -8419,7 +8680,7 @@
         <w:ind w:left="5040" w:hanging="360"/>
       </w:pPr>
       <w:rPr>
-        <w:rFonts w:hint="default" w:ascii="Symbol" w:hAnsi="Symbol"/>
+        <w:rFonts w:ascii="Symbol" w:hAnsi="Symbol" w:hint="default"/>
       </w:rPr>
     </w:lvl>
     <w:lvl w:ilvl="7" w:tplc="04090003" w:tentative="1">
@@ -8431,7 +8692,7 @@
         <w:ind w:left="5760" w:hanging="360"/>
       </w:pPr>
       <w:rPr>
-        <w:rFonts w:hint="default" w:ascii="Courier New" w:hAnsi="Courier New" w:cs="Courier New"/>
+        <w:rFonts w:ascii="Courier New" w:hAnsi="Courier New" w:cs="Courier New" w:hint="default"/>
       </w:rPr>
     </w:lvl>
     <w:lvl w:ilvl="8" w:tplc="04090005" w:tentative="1">
@@ -8443,7 +8704,7 @@
         <w:ind w:left="6480" w:hanging="360"/>
       </w:pPr>
       <w:rPr>
-        <w:rFonts w:hint="default" w:ascii="Wingdings" w:hAnsi="Wingdings"/>
+        <w:rFonts w:ascii="Wingdings" w:hAnsi="Wingdings" w:hint="default"/>
       </w:rPr>
     </w:lvl>
   </w:abstractNum>
@@ -8463,7 +8724,7 @@
         <w:ind w:left="720" w:hanging="360"/>
       </w:pPr>
       <w:rPr>
-        <w:rFonts w:hint="default" w:ascii="Symbol" w:hAnsi="Symbol"/>
+        <w:rFonts w:ascii="Symbol" w:hAnsi="Symbol" w:hint="default"/>
         <w:sz w:val="20"/>
       </w:rPr>
     </w:lvl>
@@ -8479,7 +8740,7 @@
         <w:ind w:left="1440" w:hanging="360"/>
       </w:pPr>
       <w:rPr>
-        <w:rFonts w:hint="default" w:ascii="Courier New" w:hAnsi="Courier New"/>
+        <w:rFonts w:ascii="Courier New" w:hAnsi="Courier New" w:hint="default"/>
         <w:sz w:val="20"/>
       </w:rPr>
     </w:lvl>
@@ -8495,7 +8756,7 @@
         <w:ind w:left="2160" w:hanging="360"/>
       </w:pPr>
       <w:rPr>
-        <w:rFonts w:hint="default" w:ascii="Wingdings" w:hAnsi="Wingdings"/>
+        <w:rFonts w:ascii="Wingdings" w:hAnsi="Wingdings" w:hint="default"/>
         <w:sz w:val="20"/>
       </w:rPr>
     </w:lvl>
@@ -8511,7 +8772,7 @@
         <w:ind w:left="2880" w:hanging="360"/>
       </w:pPr>
       <w:rPr>
-        <w:rFonts w:hint="default" w:ascii="Wingdings" w:hAnsi="Wingdings"/>
+        <w:rFonts w:ascii="Wingdings" w:hAnsi="Wingdings" w:hint="default"/>
         <w:sz w:val="20"/>
       </w:rPr>
     </w:lvl>
@@ -8527,7 +8788,7 @@
         <w:ind w:left="3600" w:hanging="360"/>
       </w:pPr>
       <w:rPr>
-        <w:rFonts w:hint="default" w:ascii="Wingdings" w:hAnsi="Wingdings"/>
+        <w:rFonts w:ascii="Wingdings" w:hAnsi="Wingdings" w:hint="default"/>
         <w:sz w:val="20"/>
       </w:rPr>
     </w:lvl>
@@ -8543,7 +8804,7 @@
         <w:ind w:left="4320" w:hanging="360"/>
       </w:pPr>
       <w:rPr>
-        <w:rFonts w:hint="default" w:ascii="Wingdings" w:hAnsi="Wingdings"/>
+        <w:rFonts w:ascii="Wingdings" w:hAnsi="Wingdings" w:hint="default"/>
         <w:sz w:val="20"/>
       </w:rPr>
     </w:lvl>
@@ -8559,7 +8820,7 @@
         <w:ind w:left="5040" w:hanging="360"/>
       </w:pPr>
       <w:rPr>
-        <w:rFonts w:hint="default" w:ascii="Wingdings" w:hAnsi="Wingdings"/>
+        <w:rFonts w:ascii="Wingdings" w:hAnsi="Wingdings" w:hint="default"/>
         <w:sz w:val="20"/>
       </w:rPr>
     </w:lvl>
@@ -8575,7 +8836,7 @@
         <w:ind w:left="5760" w:hanging="360"/>
       </w:pPr>
       <w:rPr>
-        <w:rFonts w:hint="default" w:ascii="Wingdings" w:hAnsi="Wingdings"/>
+        <w:rFonts w:ascii="Wingdings" w:hAnsi="Wingdings" w:hint="default"/>
         <w:sz w:val="20"/>
       </w:rPr>
     </w:lvl>
@@ -8591,7 +8852,7 @@
         <w:ind w:left="6480" w:hanging="360"/>
       </w:pPr>
       <w:rPr>
-        <w:rFonts w:hint="default" w:ascii="Wingdings" w:hAnsi="Wingdings"/>
+        <w:rFonts w:ascii="Wingdings" w:hAnsi="Wingdings" w:hint="default"/>
         <w:sz w:val="20"/>
       </w:rPr>
     </w:lvl>
@@ -8612,7 +8873,7 @@
         <w:ind w:left="720" w:hanging="360"/>
       </w:pPr>
       <w:rPr>
-        <w:rFonts w:hint="default" w:ascii="Wingdings" w:hAnsi="Wingdings"/>
+        <w:rFonts w:ascii="Wingdings" w:hAnsi="Wingdings" w:hint="default"/>
       </w:rPr>
     </w:lvl>
     <w:lvl w:ilvl="1" w:tplc="B1F0BA04" w:tentative="1">
@@ -8627,7 +8888,7 @@
         <w:ind w:left="1440" w:hanging="360"/>
       </w:pPr>
       <w:rPr>
-        <w:rFonts w:hint="default" w:ascii="Wingdings" w:hAnsi="Wingdings"/>
+        <w:rFonts w:ascii="Wingdings" w:hAnsi="Wingdings" w:hint="default"/>
       </w:rPr>
     </w:lvl>
     <w:lvl w:ilvl="2" w:tplc="B97A21FC" w:tentative="1">
@@ -8642,7 +8903,7 @@
         <w:ind w:left="2160" w:hanging="360"/>
       </w:pPr>
       <w:rPr>
-        <w:rFonts w:hint="default" w:ascii="Wingdings" w:hAnsi="Wingdings"/>
+        <w:rFonts w:ascii="Wingdings" w:hAnsi="Wingdings" w:hint="default"/>
       </w:rPr>
     </w:lvl>
     <w:lvl w:ilvl="3" w:tplc="021C4DF2" w:tentative="1">
@@ -8657,7 +8918,7 @@
         <w:ind w:left="2880" w:hanging="360"/>
       </w:pPr>
       <w:rPr>
-        <w:rFonts w:hint="default" w:ascii="Wingdings" w:hAnsi="Wingdings"/>
+        <w:rFonts w:ascii="Wingdings" w:hAnsi="Wingdings" w:hint="default"/>
       </w:rPr>
     </w:lvl>
     <w:lvl w:ilvl="4" w:tplc="AA448D00" w:tentative="1">
@@ -8672,7 +8933,7 @@
         <w:ind w:left="3600" w:hanging="360"/>
       </w:pPr>
       <w:rPr>
-        <w:rFonts w:hint="default" w:ascii="Wingdings" w:hAnsi="Wingdings"/>
+        <w:rFonts w:ascii="Wingdings" w:hAnsi="Wingdings" w:hint="default"/>
       </w:rPr>
     </w:lvl>
     <w:lvl w:ilvl="5" w:tplc="BEE02CAE" w:tentative="1">
@@ -8687,7 +8948,7 @@
         <w:ind w:left="4320" w:hanging="360"/>
       </w:pPr>
       <w:rPr>
-        <w:rFonts w:hint="default" w:ascii="Wingdings" w:hAnsi="Wingdings"/>
+        <w:rFonts w:ascii="Wingdings" w:hAnsi="Wingdings" w:hint="default"/>
       </w:rPr>
     </w:lvl>
     <w:lvl w:ilvl="6" w:tplc="68726768" w:tentative="1">
@@ -8702,7 +8963,7 @@
         <w:ind w:left="5040" w:hanging="360"/>
       </w:pPr>
       <w:rPr>
-        <w:rFonts w:hint="default" w:ascii="Wingdings" w:hAnsi="Wingdings"/>
+        <w:rFonts w:ascii="Wingdings" w:hAnsi="Wingdings" w:hint="default"/>
       </w:rPr>
     </w:lvl>
     <w:lvl w:ilvl="7" w:tplc="743C7DDE" w:tentative="1">
@@ -8717,7 +8978,7 @@
         <w:ind w:left="5760" w:hanging="360"/>
       </w:pPr>
       <w:rPr>
-        <w:rFonts w:hint="default" w:ascii="Wingdings" w:hAnsi="Wingdings"/>
+        <w:rFonts w:ascii="Wingdings" w:hAnsi="Wingdings" w:hint="default"/>
       </w:rPr>
     </w:lvl>
     <w:lvl w:ilvl="8" w:tplc="3B64F24A" w:tentative="1">
@@ -8732,7 +8993,7 @@
         <w:ind w:left="6480" w:hanging="360"/>
       </w:pPr>
       <w:rPr>
-        <w:rFonts w:hint="default" w:ascii="Wingdings" w:hAnsi="Wingdings"/>
+        <w:rFonts w:ascii="Wingdings" w:hAnsi="Wingdings" w:hint="default"/>
       </w:rPr>
     </w:lvl>
   </w:abstractNum>
@@ -8761,7 +9022,7 @@
         <w:ind w:left="1800" w:hanging="360"/>
       </w:pPr>
       <w:rPr>
-        <w:rFonts w:hint="default" w:ascii="Courier New" w:hAnsi="Courier New" w:cs="Courier New"/>
+        <w:rFonts w:ascii="Courier New" w:hAnsi="Courier New" w:cs="Courier New" w:hint="default"/>
       </w:rPr>
     </w:lvl>
     <w:lvl w:ilvl="2" w:tplc="FFFFFFFF" w:tentative="1">
@@ -8773,7 +9034,7 @@
         <w:ind w:left="2520" w:hanging="360"/>
       </w:pPr>
       <w:rPr>
-        <w:rFonts w:hint="default" w:ascii="Wingdings" w:hAnsi="Wingdings"/>
+        <w:rFonts w:ascii="Wingdings" w:hAnsi="Wingdings" w:hint="default"/>
       </w:rPr>
     </w:lvl>
     <w:lvl w:ilvl="3" w:tplc="FFFFFFFF" w:tentative="1">
@@ -8785,7 +9046,7 @@
         <w:ind w:left="3240" w:hanging="360"/>
       </w:pPr>
       <w:rPr>
-        <w:rFonts w:hint="default" w:ascii="Symbol" w:hAnsi="Symbol"/>
+        <w:rFonts w:ascii="Symbol" w:hAnsi="Symbol" w:hint="default"/>
       </w:rPr>
     </w:lvl>
     <w:lvl w:ilvl="4" w:tplc="FFFFFFFF" w:tentative="1">
@@ -8797,7 +9058,7 @@
         <w:ind w:left="3960" w:hanging="360"/>
       </w:pPr>
       <w:rPr>
-        <w:rFonts w:hint="default" w:ascii="Courier New" w:hAnsi="Courier New" w:cs="Courier New"/>
+        <w:rFonts w:ascii="Courier New" w:hAnsi="Courier New" w:cs="Courier New" w:hint="default"/>
       </w:rPr>
     </w:lvl>
     <w:lvl w:ilvl="5" w:tplc="FFFFFFFF" w:tentative="1">
@@ -8809,7 +9070,7 @@
         <w:ind w:left="4680" w:hanging="360"/>
       </w:pPr>
       <w:rPr>
-        <w:rFonts w:hint="default" w:ascii="Wingdings" w:hAnsi="Wingdings"/>
+        <w:rFonts w:ascii="Wingdings" w:hAnsi="Wingdings" w:hint="default"/>
       </w:rPr>
     </w:lvl>
     <w:lvl w:ilvl="6" w:tplc="FFFFFFFF" w:tentative="1">
@@ -8821,7 +9082,7 @@
         <w:ind w:left="5400" w:hanging="360"/>
       </w:pPr>
       <w:rPr>
-        <w:rFonts w:hint="default" w:ascii="Symbol" w:hAnsi="Symbol"/>
+        <w:rFonts w:ascii="Symbol" w:hAnsi="Symbol" w:hint="default"/>
       </w:rPr>
     </w:lvl>
     <w:lvl w:ilvl="7" w:tplc="FFFFFFFF" w:tentative="1">
@@ -8833,7 +9094,7 @@
         <w:ind w:left="6120" w:hanging="360"/>
       </w:pPr>
       <w:rPr>
-        <w:rFonts w:hint="default" w:ascii="Courier New" w:hAnsi="Courier New" w:cs="Courier New"/>
+        <w:rFonts w:ascii="Courier New" w:hAnsi="Courier New" w:cs="Courier New" w:hint="default"/>
       </w:rPr>
     </w:lvl>
     <w:lvl w:ilvl="8" w:tplc="FFFFFFFF" w:tentative="1">
@@ -8845,7 +9106,7 @@
         <w:ind w:left="6840" w:hanging="360"/>
       </w:pPr>
       <w:rPr>
-        <w:rFonts w:hint="default" w:ascii="Wingdings" w:hAnsi="Wingdings"/>
+        <w:rFonts w:ascii="Wingdings" w:hAnsi="Wingdings" w:hint="default"/>
       </w:rPr>
     </w:lvl>
   </w:abstractNum>
@@ -8861,7 +9122,7 @@
         <w:ind w:left="360" w:hanging="360"/>
       </w:pPr>
       <w:rPr>
-        <w:rFonts w:hint="default" w:ascii="Calibri" w:hAnsi="Calibri" w:eastAsia="Calibri" w:cs="Calibri"/>
+        <w:rFonts w:ascii="Calibri" w:eastAsia="Calibri" w:hAnsi="Calibri" w:cs="Calibri" w:hint="default"/>
       </w:rPr>
     </w:lvl>
     <w:lvl w:ilvl="1" w:tplc="04090003" w:tentative="1">
@@ -8873,7 +9134,7 @@
         <w:ind w:left="1080" w:hanging="360"/>
       </w:pPr>
       <w:rPr>
-        <w:rFonts w:hint="default" w:ascii="Courier New" w:hAnsi="Courier New" w:cs="Courier New"/>
+        <w:rFonts w:ascii="Courier New" w:hAnsi="Courier New" w:cs="Courier New" w:hint="default"/>
       </w:rPr>
     </w:lvl>
     <w:lvl w:ilvl="2" w:tplc="04090005" w:tentative="1">
@@ -8885,7 +9146,7 @@
         <w:ind w:left="1800" w:hanging="360"/>
       </w:pPr>
       <w:rPr>
-        <w:rFonts w:hint="default" w:ascii="Wingdings" w:hAnsi="Wingdings"/>
+        <w:rFonts w:ascii="Wingdings" w:hAnsi="Wingdings" w:hint="default"/>
       </w:rPr>
     </w:lvl>
     <w:lvl w:ilvl="3" w:tplc="04090001" w:tentative="1">
@@ -8897,7 +9158,7 @@
         <w:ind w:left="2520" w:hanging="360"/>
       </w:pPr>
       <w:rPr>
-        <w:rFonts w:hint="default" w:ascii="Symbol" w:hAnsi="Symbol"/>
+        <w:rFonts w:ascii="Symbol" w:hAnsi="Symbol" w:hint="default"/>
       </w:rPr>
     </w:lvl>
     <w:lvl w:ilvl="4" w:tplc="04090003" w:tentative="1">
@@ -8909,7 +9170,7 @@
         <w:ind w:left="3240" w:hanging="360"/>
       </w:pPr>
       <w:rPr>
-        <w:rFonts w:hint="default" w:ascii="Courier New" w:hAnsi="Courier New" w:cs="Courier New"/>
+        <w:rFonts w:ascii="Courier New" w:hAnsi="Courier New" w:cs="Courier New" w:hint="default"/>
       </w:rPr>
     </w:lvl>
     <w:lvl w:ilvl="5" w:tplc="04090005" w:tentative="1">
@@ -8921,7 +9182,7 @@
         <w:ind w:left="3960" w:hanging="360"/>
       </w:pPr>
       <w:rPr>
-        <w:rFonts w:hint="default" w:ascii="Wingdings" w:hAnsi="Wingdings"/>
+        <w:rFonts w:ascii="Wingdings" w:hAnsi="Wingdings" w:hint="default"/>
       </w:rPr>
     </w:lvl>
     <w:lvl w:ilvl="6" w:tplc="04090001" w:tentative="1">
@@ -8933,7 +9194,7 @@
         <w:ind w:left="4680" w:hanging="360"/>
       </w:pPr>
       <w:rPr>
-        <w:rFonts w:hint="default" w:ascii="Symbol" w:hAnsi="Symbol"/>
+        <w:rFonts w:ascii="Symbol" w:hAnsi="Symbol" w:hint="default"/>
       </w:rPr>
     </w:lvl>
     <w:lvl w:ilvl="7" w:tplc="04090003" w:tentative="1">
@@ -8945,7 +9206,7 @@
         <w:ind w:left="5400" w:hanging="360"/>
       </w:pPr>
       <w:rPr>
-        <w:rFonts w:hint="default" w:ascii="Courier New" w:hAnsi="Courier New" w:cs="Courier New"/>
+        <w:rFonts w:ascii="Courier New" w:hAnsi="Courier New" w:cs="Courier New" w:hint="default"/>
       </w:rPr>
     </w:lvl>
     <w:lvl w:ilvl="8" w:tplc="04090005" w:tentative="1">
@@ -8957,7 +9218,7 @@
         <w:ind w:left="6120" w:hanging="360"/>
       </w:pPr>
       <w:rPr>
-        <w:rFonts w:hint="default" w:ascii="Wingdings" w:hAnsi="Wingdings"/>
+        <w:rFonts w:ascii="Wingdings" w:hAnsi="Wingdings" w:hint="default"/>
       </w:rPr>
     </w:lvl>
   </w:abstractNum>
@@ -8974,7 +9235,7 @@
         <w:ind w:left="1080" w:hanging="360"/>
       </w:pPr>
       <w:rPr>
-        <w:rFonts w:hint="default" w:ascii="Symbol" w:hAnsi="Symbol"/>
+        <w:rFonts w:ascii="Symbol" w:hAnsi="Symbol" w:hint="default"/>
       </w:rPr>
     </w:lvl>
     <w:lvl w:ilvl="1" w:tplc="04090003" w:tentative="1">
@@ -8986,7 +9247,7 @@
         <w:ind w:left="1800" w:hanging="360"/>
       </w:pPr>
       <w:rPr>
-        <w:rFonts w:hint="default" w:ascii="Courier New" w:hAnsi="Courier New" w:cs="Courier New"/>
+        <w:rFonts w:ascii="Courier New" w:hAnsi="Courier New" w:cs="Courier New" w:hint="default"/>
       </w:rPr>
     </w:lvl>
     <w:lvl w:ilvl="2" w:tplc="04090005" w:tentative="1">
@@ -8998,7 +9259,7 @@
         <w:ind w:left="2520" w:hanging="360"/>
       </w:pPr>
       <w:rPr>
-        <w:rFonts w:hint="default" w:ascii="Wingdings" w:hAnsi="Wingdings"/>
+        <w:rFonts w:ascii="Wingdings" w:hAnsi="Wingdings" w:hint="default"/>
       </w:rPr>
     </w:lvl>
     <w:lvl w:ilvl="3" w:tplc="04090001" w:tentative="1">
@@ -9010,7 +9271,7 @@
         <w:ind w:left="3240" w:hanging="360"/>
       </w:pPr>
       <w:rPr>
-        <w:rFonts w:hint="default" w:ascii="Symbol" w:hAnsi="Symbol"/>
+        <w:rFonts w:ascii="Symbol" w:hAnsi="Symbol" w:hint="default"/>
       </w:rPr>
     </w:lvl>
     <w:lvl w:ilvl="4" w:tplc="04090003" w:tentative="1">
@@ -9022,7 +9283,7 @@
         <w:ind w:left="3960" w:hanging="360"/>
       </w:pPr>
       <w:rPr>
-        <w:rFonts w:hint="default" w:ascii="Courier New" w:hAnsi="Courier New" w:cs="Courier New"/>
+        <w:rFonts w:ascii="Courier New" w:hAnsi="Courier New" w:cs="Courier New" w:hint="default"/>
       </w:rPr>
     </w:lvl>
     <w:lvl w:ilvl="5" w:tplc="04090005" w:tentative="1">
@@ -9034,7 +9295,7 @@
         <w:ind w:left="4680" w:hanging="360"/>
       </w:pPr>
       <w:rPr>
-        <w:rFonts w:hint="default" w:ascii="Wingdings" w:hAnsi="Wingdings"/>
+        <w:rFonts w:ascii="Wingdings" w:hAnsi="Wingdings" w:hint="default"/>
       </w:rPr>
     </w:lvl>
     <w:lvl w:ilvl="6" w:tplc="04090001" w:tentative="1">
@@ -9046,7 +9307,7 @@
         <w:ind w:left="5400" w:hanging="360"/>
       </w:pPr>
       <w:rPr>
-        <w:rFonts w:hint="default" w:ascii="Symbol" w:hAnsi="Symbol"/>
+        <w:rFonts w:ascii="Symbol" w:hAnsi="Symbol" w:hint="default"/>
       </w:rPr>
     </w:lvl>
     <w:lvl w:ilvl="7" w:tplc="04090003" w:tentative="1">
@@ -9058,7 +9319,7 @@
         <w:ind w:left="6120" w:hanging="360"/>
       </w:pPr>
       <w:rPr>
-        <w:rFonts w:hint="default" w:ascii="Courier New" w:hAnsi="Courier New" w:cs="Courier New"/>
+        <w:rFonts w:ascii="Courier New" w:hAnsi="Courier New" w:cs="Courier New" w:hint="default"/>
       </w:rPr>
     </w:lvl>
     <w:lvl w:ilvl="8" w:tplc="04090005" w:tentative="1">
@@ -9070,7 +9331,7 @@
         <w:ind w:left="6840" w:hanging="360"/>
       </w:pPr>
       <w:rPr>
-        <w:rFonts w:hint="default" w:ascii="Wingdings" w:hAnsi="Wingdings"/>
+        <w:rFonts w:ascii="Wingdings" w:hAnsi="Wingdings" w:hint="default"/>
       </w:rPr>
     </w:lvl>
   </w:abstractNum>
@@ -9087,7 +9348,7 @@
         <w:ind w:left="720" w:hanging="360"/>
       </w:pPr>
       <w:rPr>
-        <w:rFonts w:ascii="Noto Sans Symbols" w:hAnsi="Noto Sans Symbols" w:eastAsia="Noto Sans Symbols" w:cs="Noto Sans Symbols"/>
+        <w:rFonts w:ascii="Noto Sans Symbols" w:eastAsia="Noto Sans Symbols" w:hAnsi="Noto Sans Symbols" w:cs="Noto Sans Symbols"/>
       </w:rPr>
     </w:lvl>
     <w:lvl w:ilvl="1">
@@ -9099,7 +9360,7 @@
         <w:ind w:left="1440" w:hanging="360"/>
       </w:pPr>
       <w:rPr>
-        <w:rFonts w:ascii="Courier New" w:hAnsi="Courier New" w:eastAsia="Courier New" w:cs="Courier New"/>
+        <w:rFonts w:ascii="Courier New" w:eastAsia="Courier New" w:hAnsi="Courier New" w:cs="Courier New"/>
       </w:rPr>
     </w:lvl>
     <w:lvl w:ilvl="2">
@@ -9111,7 +9372,7 @@
         <w:ind w:left="2160" w:hanging="360"/>
       </w:pPr>
       <w:rPr>
-        <w:rFonts w:ascii="Noto Sans Symbols" w:hAnsi="Noto Sans Symbols" w:eastAsia="Noto Sans Symbols" w:cs="Noto Sans Symbols"/>
+        <w:rFonts w:ascii="Noto Sans Symbols" w:eastAsia="Noto Sans Symbols" w:hAnsi="Noto Sans Symbols" w:cs="Noto Sans Symbols"/>
       </w:rPr>
     </w:lvl>
     <w:lvl w:ilvl="3">
@@ -9123,7 +9384,7 @@
         <w:ind w:left="2880" w:hanging="360"/>
       </w:pPr>
       <w:rPr>
-        <w:rFonts w:ascii="Noto Sans Symbols" w:hAnsi="Noto Sans Symbols" w:eastAsia="Noto Sans Symbols" w:cs="Noto Sans Symbols"/>
+        <w:rFonts w:ascii="Noto Sans Symbols" w:eastAsia="Noto Sans Symbols" w:hAnsi="Noto Sans Symbols" w:cs="Noto Sans Symbols"/>
       </w:rPr>
     </w:lvl>
     <w:lvl w:ilvl="4">
@@ -9135,7 +9396,7 @@
         <w:ind w:left="3600" w:hanging="360"/>
       </w:pPr>
       <w:rPr>
-        <w:rFonts w:ascii="Courier New" w:hAnsi="Courier New" w:eastAsia="Courier New" w:cs="Courier New"/>
+        <w:rFonts w:ascii="Courier New" w:eastAsia="Courier New" w:hAnsi="Courier New" w:cs="Courier New"/>
       </w:rPr>
     </w:lvl>
     <w:lvl w:ilvl="5">
@@ -9147,7 +9408,7 @@
         <w:ind w:left="4320" w:hanging="360"/>
       </w:pPr>
       <w:rPr>
-        <w:rFonts w:ascii="Noto Sans Symbols" w:hAnsi="Noto Sans Symbols" w:eastAsia="Noto Sans Symbols" w:cs="Noto Sans Symbols"/>
+        <w:rFonts w:ascii="Noto Sans Symbols" w:eastAsia="Noto Sans Symbols" w:hAnsi="Noto Sans Symbols" w:cs="Noto Sans Symbols"/>
       </w:rPr>
     </w:lvl>
     <w:lvl w:ilvl="6">
@@ -9159,7 +9420,7 @@
         <w:ind w:left="5040" w:hanging="360"/>
       </w:pPr>
       <w:rPr>
-        <w:rFonts w:ascii="Noto Sans Symbols" w:hAnsi="Noto Sans Symbols" w:eastAsia="Noto Sans Symbols" w:cs="Noto Sans Symbols"/>
+        <w:rFonts w:ascii="Noto Sans Symbols" w:eastAsia="Noto Sans Symbols" w:hAnsi="Noto Sans Symbols" w:cs="Noto Sans Symbols"/>
       </w:rPr>
     </w:lvl>
     <w:lvl w:ilvl="7">
@@ -9171,7 +9432,7 @@
         <w:ind w:left="5760" w:hanging="360"/>
       </w:pPr>
       <w:rPr>
-        <w:rFonts w:ascii="Courier New" w:hAnsi="Courier New" w:eastAsia="Courier New" w:cs="Courier New"/>
+        <w:rFonts w:ascii="Courier New" w:eastAsia="Courier New" w:hAnsi="Courier New" w:cs="Courier New"/>
       </w:rPr>
     </w:lvl>
     <w:lvl w:ilvl="8">
@@ -9183,7 +9444,7 @@
         <w:ind w:left="6480" w:hanging="360"/>
       </w:pPr>
       <w:rPr>
-        <w:rFonts w:ascii="Noto Sans Symbols" w:hAnsi="Noto Sans Symbols" w:eastAsia="Noto Sans Symbols" w:cs="Noto Sans Symbols"/>
+        <w:rFonts w:ascii="Noto Sans Symbols" w:eastAsia="Noto Sans Symbols" w:hAnsi="Noto Sans Symbols" w:cs="Noto Sans Symbols"/>
       </w:rPr>
     </w:lvl>
   </w:abstractNum>
@@ -9203,7 +9464,7 @@
         <w:ind w:left="720" w:hanging="360"/>
       </w:pPr>
       <w:rPr>
-        <w:rFonts w:hint="default" w:ascii="Symbol" w:hAnsi="Symbol"/>
+        <w:rFonts w:ascii="Symbol" w:hAnsi="Symbol" w:hint="default"/>
         <w:sz w:val="20"/>
       </w:rPr>
     </w:lvl>
@@ -9219,7 +9480,7 @@
         <w:ind w:left="1440" w:hanging="360"/>
       </w:pPr>
       <w:rPr>
-        <w:rFonts w:hint="default" w:ascii="Courier New" w:hAnsi="Courier New"/>
+        <w:rFonts w:ascii="Courier New" w:hAnsi="Courier New" w:hint="default"/>
         <w:sz w:val="20"/>
       </w:rPr>
     </w:lvl>
@@ -9235,7 +9496,7 @@
         <w:ind w:left="2160" w:hanging="360"/>
       </w:pPr>
       <w:rPr>
-        <w:rFonts w:hint="default" w:ascii="Wingdings" w:hAnsi="Wingdings"/>
+        <w:rFonts w:ascii="Wingdings" w:hAnsi="Wingdings" w:hint="default"/>
         <w:sz w:val="20"/>
       </w:rPr>
     </w:lvl>
@@ -9251,7 +9512,7 @@
         <w:ind w:left="2880" w:hanging="360"/>
       </w:pPr>
       <w:rPr>
-        <w:rFonts w:hint="default" w:ascii="Wingdings" w:hAnsi="Wingdings"/>
+        <w:rFonts w:ascii="Wingdings" w:hAnsi="Wingdings" w:hint="default"/>
         <w:sz w:val="20"/>
       </w:rPr>
     </w:lvl>
@@ -9267,7 +9528,7 @@
         <w:ind w:left="3600" w:hanging="360"/>
       </w:pPr>
       <w:rPr>
-        <w:rFonts w:hint="default" w:ascii="Wingdings" w:hAnsi="Wingdings"/>
+        <w:rFonts w:ascii="Wingdings" w:hAnsi="Wingdings" w:hint="default"/>
         <w:sz w:val="20"/>
       </w:rPr>
     </w:lvl>
@@ -9283,7 +9544,7 @@
         <w:ind w:left="4320" w:hanging="360"/>
       </w:pPr>
       <w:rPr>
-        <w:rFonts w:hint="default" w:ascii="Wingdings" w:hAnsi="Wingdings"/>
+        <w:rFonts w:ascii="Wingdings" w:hAnsi="Wingdings" w:hint="default"/>
         <w:sz w:val="20"/>
       </w:rPr>
     </w:lvl>
@@ -9299,7 +9560,7 @@
         <w:ind w:left="5040" w:hanging="360"/>
       </w:pPr>
       <w:rPr>
-        <w:rFonts w:hint="default" w:ascii="Wingdings" w:hAnsi="Wingdings"/>
+        <w:rFonts w:ascii="Wingdings" w:hAnsi="Wingdings" w:hint="default"/>
         <w:sz w:val="20"/>
       </w:rPr>
     </w:lvl>
@@ -9315,7 +9576,7 @@
         <w:ind w:left="5760" w:hanging="360"/>
       </w:pPr>
       <w:rPr>
-        <w:rFonts w:hint="default" w:ascii="Wingdings" w:hAnsi="Wingdings"/>
+        <w:rFonts w:ascii="Wingdings" w:hAnsi="Wingdings" w:hint="default"/>
         <w:sz w:val="20"/>
       </w:rPr>
     </w:lvl>
@@ -9331,7 +9592,7 @@
         <w:ind w:left="6480" w:hanging="360"/>
       </w:pPr>
       <w:rPr>
-        <w:rFonts w:hint="default" w:ascii="Wingdings" w:hAnsi="Wingdings"/>
+        <w:rFonts w:ascii="Wingdings" w:hAnsi="Wingdings" w:hint="default"/>
         <w:sz w:val="20"/>
       </w:rPr>
     </w:lvl>
@@ -9349,7 +9610,7 @@
         <w:ind w:left="720" w:hanging="360"/>
       </w:pPr>
       <w:rPr>
-        <w:rFonts w:hint="default" w:ascii="Symbol" w:hAnsi="Symbol"/>
+        <w:rFonts w:ascii="Symbol" w:hAnsi="Symbol" w:hint="default"/>
       </w:rPr>
     </w:lvl>
     <w:lvl w:ilvl="1" w:tplc="FFFFFFFF" w:tentative="1">
@@ -9361,7 +9622,7 @@
         <w:ind w:left="1440" w:hanging="360"/>
       </w:pPr>
       <w:rPr>
-        <w:rFonts w:hint="default" w:ascii="Courier New" w:hAnsi="Courier New" w:cs="Courier New"/>
+        <w:rFonts w:ascii="Courier New" w:hAnsi="Courier New" w:cs="Courier New" w:hint="default"/>
       </w:rPr>
     </w:lvl>
     <w:lvl w:ilvl="2" w:tplc="FFFFFFFF" w:tentative="1">
@@ -9373,7 +9634,7 @@
         <w:ind w:left="2160" w:hanging="360"/>
       </w:pPr>
       <w:rPr>
-        <w:rFonts w:hint="default" w:ascii="Wingdings" w:hAnsi="Wingdings"/>
+        <w:rFonts w:ascii="Wingdings" w:hAnsi="Wingdings" w:hint="default"/>
       </w:rPr>
     </w:lvl>
     <w:lvl w:ilvl="3" w:tplc="FFFFFFFF" w:tentative="1">
@@ -9385,7 +9646,7 @@
         <w:ind w:left="2880" w:hanging="360"/>
       </w:pPr>
       <w:rPr>
-        <w:rFonts w:hint="default" w:ascii="Symbol" w:hAnsi="Symbol"/>
+        <w:rFonts w:ascii="Symbol" w:hAnsi="Symbol" w:hint="default"/>
       </w:rPr>
     </w:lvl>
     <w:lvl w:ilvl="4" w:tplc="FFFFFFFF" w:tentative="1">
@@ -9397,7 +9658,7 @@
         <w:ind w:left="3600" w:hanging="360"/>
       </w:pPr>
       <w:rPr>
-        <w:rFonts w:hint="default" w:ascii="Courier New" w:hAnsi="Courier New" w:cs="Courier New"/>
+        <w:rFonts w:ascii="Courier New" w:hAnsi="Courier New" w:cs="Courier New" w:hint="default"/>
       </w:rPr>
     </w:lvl>
     <w:lvl w:ilvl="5" w:tplc="FFFFFFFF" w:tentative="1">
@@ -9409,7 +9670,7 @@
         <w:ind w:left="4320" w:hanging="360"/>
       </w:pPr>
       <w:rPr>
-        <w:rFonts w:hint="default" w:ascii="Wingdings" w:hAnsi="Wingdings"/>
+        <w:rFonts w:ascii="Wingdings" w:hAnsi="Wingdings" w:hint="default"/>
       </w:rPr>
     </w:lvl>
     <w:lvl w:ilvl="6" w:tplc="FFFFFFFF" w:tentative="1">
@@ -9421,7 +9682,7 @@
         <w:ind w:left="5040" w:hanging="360"/>
       </w:pPr>
       <w:rPr>
-        <w:rFonts w:hint="default" w:ascii="Symbol" w:hAnsi="Symbol"/>
+        <w:rFonts w:ascii="Symbol" w:hAnsi="Symbol" w:hint="default"/>
       </w:rPr>
     </w:lvl>
     <w:lvl w:ilvl="7" w:tplc="FFFFFFFF" w:tentative="1">
@@ -9433,7 +9694,7 @@
         <w:ind w:left="5760" w:hanging="360"/>
       </w:pPr>
       <w:rPr>
-        <w:rFonts w:hint="default" w:ascii="Courier New" w:hAnsi="Courier New" w:cs="Courier New"/>
+        <w:rFonts w:ascii="Courier New" w:hAnsi="Courier New" w:cs="Courier New" w:hint="default"/>
       </w:rPr>
     </w:lvl>
     <w:lvl w:ilvl="8" w:tplc="FFFFFFFF" w:tentative="1">
@@ -9445,7 +9706,7 @@
         <w:ind w:left="6480" w:hanging="360"/>
       </w:pPr>
       <w:rPr>
-        <w:rFonts w:hint="default" w:ascii="Wingdings" w:hAnsi="Wingdings"/>
+        <w:rFonts w:ascii="Wingdings" w:hAnsi="Wingdings" w:hint="default"/>
       </w:rPr>
     </w:lvl>
   </w:abstractNum>
@@ -9462,7 +9723,7 @@
         <w:ind w:left="720" w:hanging="360"/>
       </w:pPr>
       <w:rPr>
-        <w:rFonts w:hint="default" w:ascii="Wingdings" w:hAnsi="Wingdings" w:eastAsia="Calibri" w:cs="Calibri"/>
+        <w:rFonts w:ascii="Wingdings" w:eastAsia="Calibri" w:hAnsi="Wingdings" w:cs="Calibri" w:hint="default"/>
       </w:rPr>
     </w:lvl>
     <w:lvl w:ilvl="1" w:tplc="04090003" w:tentative="1">
@@ -9474,7 +9735,7 @@
         <w:ind w:left="1440" w:hanging="360"/>
       </w:pPr>
       <w:rPr>
-        <w:rFonts w:hint="default" w:ascii="Courier New" w:hAnsi="Courier New" w:cs="Courier New"/>
+        <w:rFonts w:ascii="Courier New" w:hAnsi="Courier New" w:cs="Courier New" w:hint="default"/>
       </w:rPr>
     </w:lvl>
     <w:lvl w:ilvl="2" w:tplc="04090005" w:tentative="1">
@@ -9486,7 +9747,7 @@
         <w:ind w:left="2160" w:hanging="360"/>
       </w:pPr>
       <w:rPr>
-        <w:rFonts w:hint="default" w:ascii="Wingdings" w:hAnsi="Wingdings"/>
+        <w:rFonts w:ascii="Wingdings" w:hAnsi="Wingdings" w:hint="default"/>
       </w:rPr>
     </w:lvl>
     <w:lvl w:ilvl="3" w:tplc="04090001" w:tentative="1">
@@ -9498,7 +9759,7 @@
         <w:ind w:left="2880" w:hanging="360"/>
       </w:pPr>
       <w:rPr>
-        <w:rFonts w:hint="default" w:ascii="Symbol" w:hAnsi="Symbol"/>
+        <w:rFonts w:ascii="Symbol" w:hAnsi="Symbol" w:hint="default"/>
       </w:rPr>
     </w:lvl>
     <w:lvl w:ilvl="4" w:tplc="04090003" w:tentative="1">
@@ -9510,7 +9771,7 @@
         <w:ind w:left="3600" w:hanging="360"/>
       </w:pPr>
       <w:rPr>
-        <w:rFonts w:hint="default" w:ascii="Courier New" w:hAnsi="Courier New" w:cs="Courier New"/>
+        <w:rFonts w:ascii="Courier New" w:hAnsi="Courier New" w:cs="Courier New" w:hint="default"/>
       </w:rPr>
     </w:lvl>
     <w:lvl w:ilvl="5" w:tplc="04090005" w:tentative="1">
@@ -9522,7 +9783,7 @@
         <w:ind w:left="4320" w:hanging="360"/>
       </w:pPr>
       <w:rPr>
-        <w:rFonts w:hint="default" w:ascii="Wingdings" w:hAnsi="Wingdings"/>
+        <w:rFonts w:ascii="Wingdings" w:hAnsi="Wingdings" w:hint="default"/>
       </w:rPr>
     </w:lvl>
     <w:lvl w:ilvl="6" w:tplc="04090001" w:tentative="1">
@@ -9534,7 +9795,7 @@
         <w:ind w:left="5040" w:hanging="360"/>
       </w:pPr>
       <w:rPr>
-        <w:rFonts w:hint="default" w:ascii="Symbol" w:hAnsi="Symbol"/>
+        <w:rFonts w:ascii="Symbol" w:hAnsi="Symbol" w:hint="default"/>
       </w:rPr>
     </w:lvl>
     <w:lvl w:ilvl="7" w:tplc="04090003" w:tentative="1">
@@ -9546,7 +9807,7 @@
         <w:ind w:left="5760" w:hanging="360"/>
       </w:pPr>
       <w:rPr>
-        <w:rFonts w:hint="default" w:ascii="Courier New" w:hAnsi="Courier New" w:cs="Courier New"/>
+        <w:rFonts w:ascii="Courier New" w:hAnsi="Courier New" w:cs="Courier New" w:hint="default"/>
       </w:rPr>
     </w:lvl>
     <w:lvl w:ilvl="8" w:tplc="04090005" w:tentative="1">
@@ -9558,7 +9819,7 @@
         <w:ind w:left="6480" w:hanging="360"/>
       </w:pPr>
       <w:rPr>
-        <w:rFonts w:hint="default" w:ascii="Wingdings" w:hAnsi="Wingdings"/>
+        <w:rFonts w:ascii="Wingdings" w:hAnsi="Wingdings" w:hint="default"/>
       </w:rPr>
     </w:lvl>
   </w:abstractNum>
@@ -9578,7 +9839,7 @@
         <w:ind w:left="720" w:hanging="360"/>
       </w:pPr>
       <w:rPr>
-        <w:rFonts w:hint="default" w:ascii="Symbol" w:hAnsi="Symbol"/>
+        <w:rFonts w:ascii="Symbol" w:hAnsi="Symbol" w:hint="default"/>
         <w:sz w:val="20"/>
       </w:rPr>
     </w:lvl>
@@ -9594,7 +9855,7 @@
         <w:ind w:left="1440" w:hanging="360"/>
       </w:pPr>
       <w:rPr>
-        <w:rFonts w:hint="default" w:ascii="Courier New" w:hAnsi="Courier New"/>
+        <w:rFonts w:ascii="Courier New" w:hAnsi="Courier New" w:hint="default"/>
         <w:sz w:val="20"/>
       </w:rPr>
     </w:lvl>
@@ -9610,7 +9871,7 @@
         <w:ind w:left="2160" w:hanging="360"/>
       </w:pPr>
       <w:rPr>
-        <w:rFonts w:hint="default" w:ascii="Wingdings" w:hAnsi="Wingdings"/>
+        <w:rFonts w:ascii="Wingdings" w:hAnsi="Wingdings" w:hint="default"/>
         <w:sz w:val="20"/>
       </w:rPr>
     </w:lvl>
@@ -9626,7 +9887,7 @@
         <w:ind w:left="2880" w:hanging="360"/>
       </w:pPr>
       <w:rPr>
-        <w:rFonts w:hint="default" w:ascii="Wingdings" w:hAnsi="Wingdings"/>
+        <w:rFonts w:ascii="Wingdings" w:hAnsi="Wingdings" w:hint="default"/>
         <w:sz w:val="20"/>
       </w:rPr>
     </w:lvl>
@@ -9642,7 +9903,7 @@
         <w:ind w:left="3600" w:hanging="360"/>
       </w:pPr>
       <w:rPr>
-        <w:rFonts w:hint="default" w:ascii="Wingdings" w:hAnsi="Wingdings"/>
+        <w:rFonts w:ascii="Wingdings" w:hAnsi="Wingdings" w:hint="default"/>
         <w:sz w:val="20"/>
       </w:rPr>
     </w:lvl>
@@ -9658,7 +9919,7 @@
         <w:ind w:left="4320" w:hanging="360"/>
       </w:pPr>
       <w:rPr>
-        <w:rFonts w:hint="default" w:ascii="Wingdings" w:hAnsi="Wingdings"/>
+        <w:rFonts w:ascii="Wingdings" w:hAnsi="Wingdings" w:hint="default"/>
         <w:sz w:val="20"/>
       </w:rPr>
     </w:lvl>
@@ -9674,7 +9935,7 @@
         <w:ind w:left="5040" w:hanging="360"/>
       </w:pPr>
       <w:rPr>
-        <w:rFonts w:hint="default" w:ascii="Wingdings" w:hAnsi="Wingdings"/>
+        <w:rFonts w:ascii="Wingdings" w:hAnsi="Wingdings" w:hint="default"/>
         <w:sz w:val="20"/>
       </w:rPr>
     </w:lvl>
@@ -9690,7 +9951,7 @@
         <w:ind w:left="5760" w:hanging="360"/>
       </w:pPr>
       <w:rPr>
-        <w:rFonts w:hint="default" w:ascii="Wingdings" w:hAnsi="Wingdings"/>
+        <w:rFonts w:ascii="Wingdings" w:hAnsi="Wingdings" w:hint="default"/>
         <w:sz w:val="20"/>
       </w:rPr>
     </w:lvl>
@@ -9706,7 +9967,7 @@
         <w:ind w:left="6480" w:hanging="360"/>
       </w:pPr>
       <w:rPr>
-        <w:rFonts w:hint="default" w:ascii="Wingdings" w:hAnsi="Wingdings"/>
+        <w:rFonts w:ascii="Wingdings" w:hAnsi="Wingdings" w:hint="default"/>
         <w:sz w:val="20"/>
       </w:rPr>
     </w:lvl>
@@ -9857,7 +10118,7 @@
   <w:docDefaults>
     <w:rPrDefault>
       <w:rPr>
-        <w:rFonts w:ascii="Calibri" w:hAnsi="Calibri" w:eastAsia="Calibri" w:cs="Calibri"/>
+        <w:rFonts w:ascii="Calibri" w:eastAsia="Calibri" w:hAnsi="Calibri" w:cs="Calibri"/>
         <w:sz w:val="22"/>
         <w:szCs w:val="22"/>
         <w:lang w:val="en" w:eastAsia="en-US" w:bidi="ar-SA"/>
@@ -9872,14 +10133,14 @@
   <w:latentStyles w:defLockedState="0" w:defUIPriority="99" w:defSemiHidden="0" w:defUnhideWhenUsed="0" w:defQFormat="0" w:count="376">
     <w:lsdException w:name="Normal" w:uiPriority="0" w:qFormat="1"/>
     <w:lsdException w:name="heading 1" w:uiPriority="9" w:qFormat="1"/>
-    <w:lsdException w:name="heading 2" w:uiPriority="9" w:semiHidden="1" w:unhideWhenUsed="1" w:qFormat="1"/>
-    <w:lsdException w:name="heading 3" w:uiPriority="9" w:semiHidden="1" w:unhideWhenUsed="1" w:qFormat="1"/>
-    <w:lsdException w:name="heading 4" w:uiPriority="9" w:semiHidden="1" w:unhideWhenUsed="1" w:qFormat="1"/>
-    <w:lsdException w:name="heading 5" w:uiPriority="9" w:semiHidden="1" w:unhideWhenUsed="1" w:qFormat="1"/>
-    <w:lsdException w:name="heading 6" w:uiPriority="9" w:semiHidden="1" w:unhideWhenUsed="1" w:qFormat="1"/>
-    <w:lsdException w:name="heading 7" w:uiPriority="9" w:semiHidden="1" w:unhideWhenUsed="1" w:qFormat="1"/>
-    <w:lsdException w:name="heading 8" w:uiPriority="9" w:semiHidden="1" w:unhideWhenUsed="1" w:qFormat="1"/>
-    <w:lsdException w:name="heading 9" w:uiPriority="9" w:semiHidden="1" w:unhideWhenUsed="1" w:qFormat="1"/>
+    <w:lsdException w:name="heading 2" w:semiHidden="1" w:uiPriority="9" w:unhideWhenUsed="1" w:qFormat="1"/>
+    <w:lsdException w:name="heading 3" w:semiHidden="1" w:uiPriority="9" w:unhideWhenUsed="1" w:qFormat="1"/>
+    <w:lsdException w:name="heading 4" w:semiHidden="1" w:uiPriority="9" w:unhideWhenUsed="1" w:qFormat="1"/>
+    <w:lsdException w:name="heading 5" w:semiHidden="1" w:uiPriority="9" w:unhideWhenUsed="1" w:qFormat="1"/>
+    <w:lsdException w:name="heading 6" w:semiHidden="1" w:uiPriority="9" w:unhideWhenUsed="1" w:qFormat="1"/>
+    <w:lsdException w:name="heading 7" w:semiHidden="1" w:uiPriority="9" w:unhideWhenUsed="1" w:qFormat="1"/>
+    <w:lsdException w:name="heading 8" w:semiHidden="1" w:uiPriority="9" w:unhideWhenUsed="1" w:qFormat="1"/>
+    <w:lsdException w:name="heading 9" w:semiHidden="1" w:uiPriority="9" w:unhideWhenUsed="1" w:qFormat="1"/>
     <w:lsdException w:name="index 1" w:semiHidden="1" w:unhideWhenUsed="1"/>
     <w:lsdException w:name="index 2" w:semiHidden="1" w:unhideWhenUsed="1"/>
     <w:lsdException w:name="index 3" w:semiHidden="1" w:unhideWhenUsed="1"/>
@@ -9889,22 +10150,22 @@
     <w:lsdException w:name="index 7" w:semiHidden="1" w:unhideWhenUsed="1"/>
     <w:lsdException w:name="index 8" w:semiHidden="1" w:unhideWhenUsed="1"/>
     <w:lsdException w:name="index 9" w:semiHidden="1" w:unhideWhenUsed="1"/>
-    <w:lsdException w:name="toc 1" w:uiPriority="39" w:semiHidden="1" w:unhideWhenUsed="1"/>
-    <w:lsdException w:name="toc 2" w:uiPriority="39" w:semiHidden="1" w:unhideWhenUsed="1"/>
-    <w:lsdException w:name="toc 3" w:uiPriority="39" w:semiHidden="1" w:unhideWhenUsed="1"/>
-    <w:lsdException w:name="toc 4" w:uiPriority="39" w:semiHidden="1" w:unhideWhenUsed="1"/>
-    <w:lsdException w:name="toc 5" w:uiPriority="39" w:semiHidden="1" w:unhideWhenUsed="1"/>
-    <w:lsdException w:name="toc 6" w:uiPriority="39" w:semiHidden="1" w:unhideWhenUsed="1"/>
-    <w:lsdException w:name="toc 7" w:uiPriority="39" w:semiHidden="1" w:unhideWhenUsed="1"/>
-    <w:lsdException w:name="toc 8" w:uiPriority="39" w:semiHidden="1" w:unhideWhenUsed="1"/>
-    <w:lsdException w:name="toc 9" w:uiPriority="39" w:semiHidden="1" w:unhideWhenUsed="1"/>
+    <w:lsdException w:name="toc 1" w:semiHidden="1" w:uiPriority="39" w:unhideWhenUsed="1"/>
+    <w:lsdException w:name="toc 2" w:semiHidden="1" w:uiPriority="39" w:unhideWhenUsed="1"/>
+    <w:lsdException w:name="toc 3" w:semiHidden="1" w:uiPriority="39" w:unhideWhenUsed="1"/>
+    <w:lsdException w:name="toc 4" w:semiHidden="1" w:uiPriority="39" w:unhideWhenUsed="1"/>
+    <w:lsdException w:name="toc 5" w:semiHidden="1" w:uiPriority="39" w:unhideWhenUsed="1"/>
+    <w:lsdException w:name="toc 6" w:semiHidden="1" w:uiPriority="39" w:unhideWhenUsed="1"/>
+    <w:lsdException w:name="toc 7" w:semiHidden="1" w:uiPriority="39" w:unhideWhenUsed="1"/>
+    <w:lsdException w:name="toc 8" w:semiHidden="1" w:uiPriority="39" w:unhideWhenUsed="1"/>
+    <w:lsdException w:name="toc 9" w:semiHidden="1" w:uiPriority="39" w:unhideWhenUsed="1"/>
     <w:lsdException w:name="Normal Indent" w:semiHidden="1" w:unhideWhenUsed="1"/>
     <w:lsdException w:name="footnote text" w:semiHidden="1" w:unhideWhenUsed="1"/>
     <w:lsdException w:name="annotation text" w:semiHidden="1" w:unhideWhenUsed="1"/>
     <w:lsdException w:name="header" w:semiHidden="1" w:unhideWhenUsed="1"/>
     <w:lsdException w:name="footer" w:semiHidden="1" w:unhideWhenUsed="1"/>
     <w:lsdException w:name="index heading" w:semiHidden="1" w:unhideWhenUsed="1"/>
-    <w:lsdException w:name="caption" w:uiPriority="35" w:semiHidden="1" w:unhideWhenUsed="1" w:qFormat="1"/>
+    <w:lsdException w:name="caption" w:semiHidden="1" w:uiPriority="35" w:unhideWhenUsed="1" w:qFormat="1"/>
     <w:lsdException w:name="table of figures" w:semiHidden="1" w:unhideWhenUsed="1"/>
     <w:lsdException w:name="envelope address" w:semiHidden="1" w:unhideWhenUsed="1"/>
     <w:lsdException w:name="envelope return" w:semiHidden="1" w:unhideWhenUsed="1"/>
@@ -9935,7 +10196,7 @@
     <w:lsdException w:name="Title" w:uiPriority="10" w:qFormat="1"/>
     <w:lsdException w:name="Closing" w:semiHidden="1" w:unhideWhenUsed="1"/>
     <w:lsdException w:name="Signature" w:semiHidden="1" w:unhideWhenUsed="1"/>
-    <w:lsdException w:name="Default Paragraph Font" w:uiPriority="1" w:semiHidden="1" w:unhideWhenUsed="1"/>
+    <w:lsdException w:name="Default Paragraph Font" w:semiHidden="1" w:uiPriority="1" w:unhideWhenUsed="1"/>
     <w:lsdException w:name="Body Text" w:semiHidden="1" w:unhideWhenUsed="1"/>
     <w:lsdException w:name="Body Text Indent" w:semiHidden="1" w:unhideWhenUsed="1"/>
     <w:lsdException w:name="List Continue" w:semiHidden="1" w:unhideWhenUsed="1"/>
@@ -10135,8 +10396,8 @@
     <w:lsdException w:name="Subtle Reference" w:uiPriority="31" w:qFormat="1"/>
     <w:lsdException w:name="Intense Reference" w:uiPriority="32" w:qFormat="1"/>
     <w:lsdException w:name="Book Title" w:uiPriority="33" w:qFormat="1"/>
-    <w:lsdException w:name="Bibliography" w:uiPriority="37" w:semiHidden="1" w:unhideWhenUsed="1"/>
-    <w:lsdException w:name="TOC Heading" w:uiPriority="39" w:semiHidden="1" w:unhideWhenUsed="1" w:qFormat="1"/>
+    <w:lsdException w:name="Bibliography" w:semiHidden="1" w:uiPriority="37" w:unhideWhenUsed="1"/>
+    <w:lsdException w:name="TOC Heading" w:semiHidden="1" w:uiPriority="39" w:unhideWhenUsed="1" w:qFormat="1"/>
     <w:lsdException w:name="Plain Table 1" w:uiPriority="41"/>
     <w:lsdException w:name="Plain Table 2" w:uiPriority="42"/>
     <w:lsdException w:name="Plain Table 3" w:uiPriority="43"/>
@@ -10247,7 +10508,7 @@
     <w:lsdException w:name="Unresolved Mention" w:semiHidden="1" w:unhideWhenUsed="1"/>
     <w:lsdException w:name="Smart Link" w:semiHidden="1" w:unhideWhenUsed="1"/>
   </w:latentStyles>
-  <w:style w:type="paragraph" w:styleId="Normal" w:default="1">
+  <w:style w:type="paragraph" w:default="1" w:styleId="Normal">
     <w:name w:val="Normal"/>
     <w:qFormat/>
   </w:style>
@@ -10366,13 +10627,12 @@
       <w:color w:val="666666"/>
     </w:rPr>
   </w:style>
-  <w:style w:type="character" w:styleId="DefaultParagraphFont" w:default="1">
+  <w:style w:type="character" w:default="1" w:styleId="DefaultParagraphFont">
     <w:name w:val="Default Paragraph Font"/>
     <w:uiPriority w:val="1"/>
-    <w:semiHidden/>
     <w:unhideWhenUsed/>
   </w:style>
-  <w:style w:type="table" w:styleId="TableNormal" w:default="1">
+  <w:style w:type="table" w:default="1" w:styleId="TableNormal">
     <w:name w:val="Normal Table"/>
     <w:uiPriority w:val="99"/>
     <w:semiHidden/>
@@ -10387,7 +10647,7 @@
       </w:tblCellMar>
     </w:tblPr>
   </w:style>
-  <w:style w:type="numbering" w:styleId="NoList" w:default="1">
+  <w:style w:type="numbering" w:default="1" w:styleId="NoList">
     <w:name w:val="No List"/>
     <w:uiPriority w:val="99"/>
     <w:semiHidden/>
@@ -10468,7 +10728,7 @@
       <w:spacing w:line="240" w:lineRule="auto"/>
     </w:pPr>
   </w:style>
-  <w:style w:type="character" w:styleId="HeaderChar" w:customStyle="1">
+  <w:style w:type="character" w:customStyle="1" w:styleId="HeaderChar">
     <w:name w:val="Header Char"/>
     <w:basedOn w:val="DefaultParagraphFont"/>
     <w:link w:val="Header"/>
@@ -10490,7 +10750,7 @@
       <w:spacing w:line="240" w:lineRule="auto"/>
     </w:pPr>
   </w:style>
-  <w:style w:type="character" w:styleId="FooterChar" w:customStyle="1">
+  <w:style w:type="character" w:customStyle="1" w:styleId="FooterChar">
     <w:name w:val="Footer Char"/>
     <w:basedOn w:val="DefaultParagraphFont"/>
     <w:link w:val="Footer"/>
@@ -10517,17 +10777,17 @@
       <w:spacing w:line="240" w:lineRule="auto"/>
     </w:pPr>
   </w:style>
-  <w:style w:type="paragraph" w:styleId="CODE" w:customStyle="1">
+  <w:style w:type="paragraph" w:customStyle="1" w:styleId="CODE">
     <w:name w:val="CODE"/>
     <w:basedOn w:val="Normal"/>
     <w:qFormat/>
     <w:rsid w:val="00157F63"/>
     <w:pPr>
       <w:pBdr>
-        <w:top w:val="single" w:color="auto" w:sz="4" w:space="1"/>
-        <w:left w:val="single" w:color="auto" w:sz="4" w:space="1"/>
-        <w:bottom w:val="single" w:color="auto" w:sz="4" w:space="1"/>
-        <w:right w:val="single" w:color="auto" w:sz="4" w:space="1"/>
+        <w:top w:val="single" w:sz="4" w:space="1" w:color="auto"/>
+        <w:left w:val="single" w:sz="4" w:space="1" w:color="auto"/>
+        <w:bottom w:val="single" w:sz="4" w:space="1" w:color="auto"/>
+        <w:right w:val="single" w:sz="4" w:space="1" w:color="auto"/>
         <w:between w:val="nil"/>
       </w:pBdr>
     </w:pPr>
@@ -10558,12 +10818,12 @@
     </w:pPr>
     <w:tblPr>
       <w:tblBorders>
-        <w:top w:val="single" w:color="auto" w:sz="4" w:space="0"/>
-        <w:left w:val="single" w:color="auto" w:sz="4" w:space="0"/>
-        <w:bottom w:val="single" w:color="auto" w:sz="4" w:space="0"/>
-        <w:right w:val="single" w:color="auto" w:sz="4" w:space="0"/>
-        <w:insideH w:val="single" w:color="auto" w:sz="4" w:space="0"/>
-        <w:insideV w:val="single" w:color="auto" w:sz="4" w:space="0"/>
+        <w:top w:val="single" w:sz="4" w:space="0" w:color="auto"/>
+        <w:left w:val="single" w:sz="4" w:space="0" w:color="auto"/>
+        <w:bottom w:val="single" w:sz="4" w:space="0" w:color="auto"/>
+        <w:right w:val="single" w:sz="4" w:space="0" w:color="auto"/>
+        <w:insideH w:val="single" w:sz="4" w:space="0" w:color="auto"/>
+        <w:insideV w:val="single" w:sz="4" w:space="0" w:color="auto"/>
       </w:tblBorders>
     </w:tblPr>
   </w:style>
@@ -10904,28 +11164,28 @@
 </file>
 
 <file path=customXml/item1.xml><?xml version="1.0" encoding="utf-8"?>
-<b:Sources xmlns:b="http://schemas.openxmlformats.org/officeDocument/2006/bibliography" xmlns="http://schemas.openxmlformats.org/officeDocument/2006/bibliography" SelectedStyle="\APASixthEditionOfficeOnline.xsl" StyleName="APA" Version="6"/>
-</file>
-
-<file path=customXml/item2.xml><?xml version="1.0" encoding="utf-8"?>
 <go:gDocsCustomXmlDataStorage xmlns:go="http://customooxmlschemas.google.com/" xmlns:r="http://schemas.openxmlformats.org/officeDocument/2006/relationships" uri="GoogleDocsCustomDataVersion2">
   <go:docsCustomData xmlns:go="http://customooxmlschemas.google.com/" roundtripDataSignature="AMtx7mgkp2sjlA9fPeund3Tslx9DwTmgqQ==">CgMxLjAyCWguM3pueXNoNzIJaC4zMGowemxsOAByITExNTcwVml0VlJsbFFod1JqYVJMZ1dBX0MxVm8yYnhrTQ==</go:docsCustomData>
 </go:gDocsCustomXmlDataStorage>
 </file>
 
-<file path=customXml/itemProps1.xml><?xml version="1.0" encoding="utf-8"?>
-<ds:datastoreItem xmlns:ds="http://schemas.openxmlformats.org/officeDocument/2006/customXml" ds:itemID="{50A4A93B-D8E2-495C-B8F1-D127342F1312}">
-  <ds:schemaRefs>
-    <ds:schemaRef ds:uri="http://schemas.openxmlformats.org/officeDocument/2006/bibliography"/>
-  </ds:schemaRefs>
-</ds:datastoreItem>
+<file path=customXml/item2.xml><?xml version="1.0" encoding="utf-8"?>
+<b:Sources xmlns:b="http://schemas.openxmlformats.org/officeDocument/2006/bibliography" xmlns="http://schemas.openxmlformats.org/officeDocument/2006/bibliography" SelectedStyle="\APASixthEditionOfficeOnline.xsl" StyleName="APA" Version="6"/>
 </file>
 
-<file path=customXml/itemProps2.xml><?xml version="1.0" encoding="utf-8"?>
+<file path=customXml/itemProps1.xml><?xml version="1.0" encoding="utf-8"?>
 <ds:datastoreItem xmlns:ds="http://schemas.openxmlformats.org/officeDocument/2006/customXml" ds:itemID="{11111111-1234-1234-1234-123412341234}">
   <ds:schemaRefs>
     <ds:schemaRef ds:uri="http://customooxmlschemas.google.com/"/>
     <ds:schemaRef ds:uri="http://schemas.openxmlformats.org/officeDocument/2006/relationships"/>
   </ds:schemaRefs>
 </ds:datastoreItem>
+</file>
+
+<file path=customXml/itemProps2.xml><?xml version="1.0" encoding="utf-8"?>
+<ds:datastoreItem xmlns:ds="http://schemas.openxmlformats.org/officeDocument/2006/customXml" ds:itemID="{50A4A93B-D8E2-495C-B8F1-D127342F1312}">
+  <ds:schemaRefs>
+    <ds:schemaRef ds:uri="http://schemas.openxmlformats.org/officeDocument/2006/bibliography"/>
+  </ds:schemaRefs>
+</ds:datastoreItem>
 </file>